--- a/Release Payment Holds/F167030 – RX - Release Payment Holds v4.docx
+++ b/Release Payment Holds/F167030 – RX - Release Payment Holds v4.docx
@@ -26,7 +26,7 @@
           <w:szCs w:val="48"/>
           <w14:ligatures w14:val="none"/>
         </w:rPr>
-        <w:t>Aetna Member Services — Final Solution Architecture (PBM Payment Hold Release, REST-only)</w:t>
+        <w:t>F167030 – RX Release Payment Holds</w:t>
       </w:r>
     </w:p>
     <w:p>
@@ -95,11 +95,11 @@
       <w:r>
         <w:rPr>
           <w:rFonts w:ascii="Times New Roman" w:eastAsia="Times New Roman" w:hAnsi="Times New Roman" w:cs="Times New Roman"/>
-          <w:kern w:val="0"/>
-          <w14:ligatures w14:val="none"/>
+          <w:noProof/>
+          <w:kern w:val="0"/>
         </w:rPr>
         <w:pict w14:anchorId="2E1681A3">
-          <v:rect id="_x0000_i1025" style="width:0;height:1.5pt" o:hralign="center" o:hrstd="t" o:hr="t" fillcolor="#a0a0a0" stroked="f"/>
+          <v:rect id="_x0000_i1035" alt="" style="width:468pt;height:.05pt;mso-width-percent:0;mso-height-percent:0;mso-width-percent:0;mso-height-percent:0" o:hralign="center" o:hrstd="t" o:hr="t" fillcolor="#a0a0a0" stroked="f"/>
         </w:pict>
       </w:r>
     </w:p>
@@ -488,11 +488,11 @@
       <w:r>
         <w:rPr>
           <w:rFonts w:ascii="Times New Roman" w:eastAsia="Times New Roman" w:hAnsi="Times New Roman" w:cs="Times New Roman"/>
-          <w:kern w:val="0"/>
-          <w14:ligatures w14:val="none"/>
+          <w:noProof/>
+          <w:kern w:val="0"/>
         </w:rPr>
         <w:pict w14:anchorId="307804CF">
-          <v:rect id="_x0000_i1026" style="width:0;height:1.5pt" o:hralign="center" o:hrstd="t" o:hr="t" fillcolor="#a0a0a0" stroked="f"/>
+          <v:rect id="_x0000_i1034" alt="" style="width:468pt;height:.05pt;mso-width-percent:0;mso-height-percent:0;mso-width-percent:0;mso-height-percent:0" o:hralign="center" o:hrstd="t" o:hr="t" fillcolor="#a0a0a0" stroked="f"/>
         </w:pict>
       </w:r>
     </w:p>
@@ -695,11 +695,11 @@
       <w:r>
         <w:rPr>
           <w:rFonts w:ascii="Times New Roman" w:eastAsia="Times New Roman" w:hAnsi="Times New Roman" w:cs="Times New Roman"/>
-          <w:kern w:val="0"/>
-          <w14:ligatures w14:val="none"/>
+          <w:noProof/>
+          <w:kern w:val="0"/>
         </w:rPr>
         <w:pict w14:anchorId="075D54B1">
-          <v:rect id="_x0000_i1027" style="width:0;height:1.5pt" o:hralign="center" o:hrstd="t" o:hr="t" fillcolor="#a0a0a0" stroked="f"/>
+          <v:rect id="_x0000_i1033" alt="" style="width:468pt;height:.05pt;mso-width-percent:0;mso-height-percent:0;mso-width-percent:0;mso-height-percent:0" o:hralign="center" o:hrstd="t" o:hr="t" fillcolor="#a0a0a0" stroked="f"/>
         </w:pict>
       </w:r>
     </w:p>
@@ -798,7 +798,6 @@
           <w:kern w:val="0"/>
           <w14:ligatures w14:val="none"/>
         </w:rPr>
-        <w:lastRenderedPageBreak/>
         <w:t xml:space="preserve">Portal calls </w:t>
       </w:r>
       <w:r>
@@ -809,7 +808,95 @@
           <w:szCs w:val="20"/>
           <w14:ligatures w14:val="none"/>
         </w:rPr>
-        <w:t>GET /experience/high-cost-hold?rxId={rxId}&amp;memberId={memberId}</w:t>
+        <w:t>GET /experience/</w:t>
+      </w:r>
+      <w:proofErr w:type="spellStart"/>
+      <w:r>
+        <w:rPr>
+          <w:rFonts w:ascii="Courier New" w:eastAsia="Times New Roman" w:hAnsi="Courier New" w:cs="Courier New"/>
+          <w:kern w:val="0"/>
+          <w:sz w:val="20"/>
+          <w:szCs w:val="20"/>
+          <w14:ligatures w14:val="none"/>
+        </w:rPr>
+        <w:t>high-cost-hold?rxId</w:t>
+      </w:r>
+      <w:proofErr w:type="spellEnd"/>
+      <w:r>
+        <w:rPr>
+          <w:rFonts w:ascii="Courier New" w:eastAsia="Times New Roman" w:hAnsi="Courier New" w:cs="Courier New"/>
+          <w:kern w:val="0"/>
+          <w:sz w:val="20"/>
+          <w:szCs w:val="20"/>
+          <w14:ligatures w14:val="none"/>
+        </w:rPr>
+        <w:t>={</w:t>
+      </w:r>
+      <w:proofErr w:type="spellStart"/>
+      <w:r>
+        <w:rPr>
+          <w:rFonts w:ascii="Courier New" w:eastAsia="Times New Roman" w:hAnsi="Courier New" w:cs="Courier New"/>
+          <w:kern w:val="0"/>
+          <w:sz w:val="20"/>
+          <w:szCs w:val="20"/>
+          <w14:ligatures w14:val="none"/>
+        </w:rPr>
+        <w:t>rxId</w:t>
+      </w:r>
+      <w:proofErr w:type="spellEnd"/>
+      <w:r>
+        <w:rPr>
+          <w:rFonts w:ascii="Courier New" w:eastAsia="Times New Roman" w:hAnsi="Courier New" w:cs="Courier New"/>
+          <w:kern w:val="0"/>
+          <w:sz w:val="20"/>
+          <w:szCs w:val="20"/>
+          <w14:ligatures w14:val="none"/>
+        </w:rPr>
+        <w:t>}&amp;</w:t>
+      </w:r>
+      <w:proofErr w:type="spellStart"/>
+      <w:r>
+        <w:rPr>
+          <w:rFonts w:ascii="Courier New" w:eastAsia="Times New Roman" w:hAnsi="Courier New" w:cs="Courier New"/>
+          <w:kern w:val="0"/>
+          <w:sz w:val="20"/>
+          <w:szCs w:val="20"/>
+          <w14:ligatures w14:val="none"/>
+        </w:rPr>
+        <w:t>memberId</w:t>
+      </w:r>
+      <w:proofErr w:type="spellEnd"/>
+      <w:r>
+        <w:rPr>
+          <w:rFonts w:ascii="Courier New" w:eastAsia="Times New Roman" w:hAnsi="Courier New" w:cs="Courier New"/>
+          <w:kern w:val="0"/>
+          <w:sz w:val="20"/>
+          <w:szCs w:val="20"/>
+          <w14:ligatures w14:val="none"/>
+        </w:rPr>
+        <w:t>={</w:t>
+      </w:r>
+      <w:proofErr w:type="spellStart"/>
+      <w:r>
+        <w:rPr>
+          <w:rFonts w:ascii="Courier New" w:eastAsia="Times New Roman" w:hAnsi="Courier New" w:cs="Courier New"/>
+          <w:kern w:val="0"/>
+          <w:sz w:val="20"/>
+          <w:szCs w:val="20"/>
+          <w14:ligatures w14:val="none"/>
+        </w:rPr>
+        <w:t>memberId</w:t>
+      </w:r>
+      <w:proofErr w:type="spellEnd"/>
+      <w:r>
+        <w:rPr>
+          <w:rFonts w:ascii="Courier New" w:eastAsia="Times New Roman" w:hAnsi="Courier New" w:cs="Courier New"/>
+          <w:kern w:val="0"/>
+          <w:sz w:val="20"/>
+          <w:szCs w:val="20"/>
+          <w14:ligatures w14:val="none"/>
+        </w:rPr>
+        <w:t>}</w:t>
       </w:r>
       <w:r>
         <w:rPr>
@@ -859,15 +946,27 @@
         </w:rPr>
         <w:t xml:space="preserve">, </w:t>
       </w:r>
-      <w:r>
-        <w:rPr>
-          <w:rFonts w:ascii="Courier New" w:eastAsia="Times New Roman" w:hAnsi="Courier New" w:cs="Courier New"/>
-          <w:kern w:val="0"/>
-          <w:sz w:val="20"/>
-          <w:szCs w:val="20"/>
-          <w14:ligatures w14:val="none"/>
-        </w:rPr>
-        <w:t>selfServeOption="PAYMENT_HOLD"</w:t>
+      <w:proofErr w:type="spellStart"/>
+      <w:r>
+        <w:rPr>
+          <w:rFonts w:ascii="Courier New" w:eastAsia="Times New Roman" w:hAnsi="Courier New" w:cs="Courier New"/>
+          <w:kern w:val="0"/>
+          <w:sz w:val="20"/>
+          <w:szCs w:val="20"/>
+          <w14:ligatures w14:val="none"/>
+        </w:rPr>
+        <w:t>selfServeOption</w:t>
+      </w:r>
+      <w:proofErr w:type="spellEnd"/>
+      <w:r>
+        <w:rPr>
+          <w:rFonts w:ascii="Courier New" w:eastAsia="Times New Roman" w:hAnsi="Courier New" w:cs="Courier New"/>
+          <w:kern w:val="0"/>
+          <w:sz w:val="20"/>
+          <w:szCs w:val="20"/>
+          <w14:ligatures w14:val="none"/>
+        </w:rPr>
+        <w:t>="PAYMENT_HOLD"</w:t>
       </w:r>
       <w:r>
         <w:rPr>
@@ -877,15 +976,27 @@
         </w:rPr>
         <w:t xml:space="preserve">, and </w:t>
       </w:r>
-      <w:r>
-        <w:rPr>
-          <w:rFonts w:ascii="Courier New" w:eastAsia="Times New Roman" w:hAnsi="Courier New" w:cs="Courier New"/>
-          <w:kern w:val="0"/>
-          <w:sz w:val="20"/>
-          <w:szCs w:val="20"/>
-          <w14:ligatures w14:val="none"/>
-        </w:rPr>
-        <w:t>filters.fillStatusReasonCode=54</w:t>
+      <w:proofErr w:type="spellStart"/>
+      <w:r>
+        <w:rPr>
+          <w:rFonts w:ascii="Courier New" w:eastAsia="Times New Roman" w:hAnsi="Courier New" w:cs="Courier New"/>
+          <w:kern w:val="0"/>
+          <w:sz w:val="20"/>
+          <w:szCs w:val="20"/>
+          <w14:ligatures w14:val="none"/>
+        </w:rPr>
+        <w:t>filters.fillStatusReasonCode</w:t>
+      </w:r>
+      <w:proofErr w:type="spellEnd"/>
+      <w:r>
+        <w:rPr>
+          <w:rFonts w:ascii="Courier New" w:eastAsia="Times New Roman" w:hAnsi="Courier New" w:cs="Courier New"/>
+          <w:kern w:val="0"/>
+          <w:sz w:val="20"/>
+          <w:szCs w:val="20"/>
+          <w14:ligatures w14:val="none"/>
+        </w:rPr>
+        <w:t>=54</w:t>
       </w:r>
       <w:r>
         <w:rPr>
@@ -931,6 +1042,7 @@
           <w:kern w:val="0"/>
           <w14:ligatures w14:val="none"/>
         </w:rPr>
+        <w:lastRenderedPageBreak/>
         <w:t>Response excerpt</w:t>
       </w:r>
     </w:p>
@@ -1051,7 +1163,29 @@
           <w:szCs w:val="20"/>
           <w14:ligatures w14:val="none"/>
         </w:rPr>
-        <w:t xml:space="preserve">  "selfServeOption": "PAYMENT_HOLD",</w:t>
+        <w:t xml:space="preserve">  "</w:t>
+      </w:r>
+      <w:proofErr w:type="spellStart"/>
+      <w:r>
+        <w:rPr>
+          <w:rFonts w:ascii="Courier New" w:eastAsia="Times New Roman" w:hAnsi="Courier New" w:cs="Courier New"/>
+          <w:kern w:val="0"/>
+          <w:sz w:val="20"/>
+          <w:szCs w:val="20"/>
+          <w14:ligatures w14:val="none"/>
+        </w:rPr>
+        <w:t>selfServeOption</w:t>
+      </w:r>
+      <w:proofErr w:type="spellEnd"/>
+      <w:r>
+        <w:rPr>
+          <w:rFonts w:ascii="Courier New" w:eastAsia="Times New Roman" w:hAnsi="Courier New" w:cs="Courier New"/>
+          <w:kern w:val="0"/>
+          <w:sz w:val="20"/>
+          <w:szCs w:val="20"/>
+          <w14:ligatures w14:val="none"/>
+        </w:rPr>
+        <w:t>": "PAYMENT_HOLD",</w:t>
       </w:r>
     </w:p>
     <w:p>
@@ -1091,7 +1225,29 @@
           <w:szCs w:val="20"/>
           <w14:ligatures w14:val="none"/>
         </w:rPr>
-        <w:t xml:space="preserve">  "filters": { "fillStatusReasonCode": 54 },</w:t>
+        <w:t xml:space="preserve">  "filters": { "</w:t>
+      </w:r>
+      <w:proofErr w:type="spellStart"/>
+      <w:r>
+        <w:rPr>
+          <w:rFonts w:ascii="Courier New" w:eastAsia="Times New Roman" w:hAnsi="Courier New" w:cs="Courier New"/>
+          <w:kern w:val="0"/>
+          <w:sz w:val="20"/>
+          <w:szCs w:val="20"/>
+          <w14:ligatures w14:val="none"/>
+        </w:rPr>
+        <w:t>fillStatusReasonCode</w:t>
+      </w:r>
+      <w:proofErr w:type="spellEnd"/>
+      <w:r>
+        <w:rPr>
+          <w:rFonts w:ascii="Courier New" w:eastAsia="Times New Roman" w:hAnsi="Courier New" w:cs="Courier New"/>
+          <w:kern w:val="0"/>
+          <w:sz w:val="20"/>
+          <w:szCs w:val="20"/>
+          <w14:ligatures w14:val="none"/>
+        </w:rPr>
+        <w:t>": 54 },</w:t>
       </w:r>
     </w:p>
     <w:p>
@@ -1131,7 +1287,29 @@
           <w:szCs w:val="20"/>
           <w14:ligatures w14:val="none"/>
         </w:rPr>
-        <w:t xml:space="preserve">  "displayValue": "Change Payment Method"</w:t>
+        <w:t xml:space="preserve">  "</w:t>
+      </w:r>
+      <w:proofErr w:type="spellStart"/>
+      <w:r>
+        <w:rPr>
+          <w:rFonts w:ascii="Courier New" w:eastAsia="Times New Roman" w:hAnsi="Courier New" w:cs="Courier New"/>
+          <w:kern w:val="0"/>
+          <w:sz w:val="20"/>
+          <w:szCs w:val="20"/>
+          <w14:ligatures w14:val="none"/>
+        </w:rPr>
+        <w:t>displayValue</w:t>
+      </w:r>
+      <w:proofErr w:type="spellEnd"/>
+      <w:r>
+        <w:rPr>
+          <w:rFonts w:ascii="Courier New" w:eastAsia="Times New Roman" w:hAnsi="Courier New" w:cs="Courier New"/>
+          <w:kern w:val="0"/>
+          <w:sz w:val="20"/>
+          <w:szCs w:val="20"/>
+          <w14:ligatures w14:val="none"/>
+        </w:rPr>
+        <w:t>": "Change Payment Method"</w:t>
       </w:r>
     </w:p>
     <w:p>
@@ -1340,7 +1518,51 @@
           <w:szCs w:val="20"/>
           <w14:ligatures w14:val="none"/>
         </w:rPr>
-        <w:t>Headers: Idempotency-Key: &lt;uuid&gt;, X-Trace-Id: &lt;traceId&gt;</w:t>
+        <w:t>Headers: Idempotency-Key: &lt;</w:t>
+      </w:r>
+      <w:proofErr w:type="spellStart"/>
+      <w:r>
+        <w:rPr>
+          <w:rFonts w:ascii="Courier New" w:eastAsia="Times New Roman" w:hAnsi="Courier New" w:cs="Courier New"/>
+          <w:kern w:val="0"/>
+          <w:sz w:val="20"/>
+          <w:szCs w:val="20"/>
+          <w14:ligatures w14:val="none"/>
+        </w:rPr>
+        <w:t>uuid</w:t>
+      </w:r>
+      <w:proofErr w:type="spellEnd"/>
+      <w:r>
+        <w:rPr>
+          <w:rFonts w:ascii="Courier New" w:eastAsia="Times New Roman" w:hAnsi="Courier New" w:cs="Courier New"/>
+          <w:kern w:val="0"/>
+          <w:sz w:val="20"/>
+          <w:szCs w:val="20"/>
+          <w14:ligatures w14:val="none"/>
+        </w:rPr>
+        <w:t>&gt;, X-Trace-Id: &lt;</w:t>
+      </w:r>
+      <w:proofErr w:type="spellStart"/>
+      <w:r>
+        <w:rPr>
+          <w:rFonts w:ascii="Courier New" w:eastAsia="Times New Roman" w:hAnsi="Courier New" w:cs="Courier New"/>
+          <w:kern w:val="0"/>
+          <w:sz w:val="20"/>
+          <w:szCs w:val="20"/>
+          <w14:ligatures w14:val="none"/>
+        </w:rPr>
+        <w:t>traceId</w:t>
+      </w:r>
+      <w:proofErr w:type="spellEnd"/>
+      <w:r>
+        <w:rPr>
+          <w:rFonts w:ascii="Courier New" w:eastAsia="Times New Roman" w:hAnsi="Courier New" w:cs="Courier New"/>
+          <w:kern w:val="0"/>
+          <w:sz w:val="20"/>
+          <w:szCs w:val="20"/>
+          <w14:ligatures w14:val="none"/>
+        </w:rPr>
+        <w:t>&gt;</w:t>
       </w:r>
     </w:p>
     <w:p>
@@ -1460,7 +1682,29 @@
           <w:szCs w:val="20"/>
           <w14:ligatures w14:val="none"/>
         </w:rPr>
-        <w:t xml:space="preserve">  "orderId": "ORD-10001",</w:t>
+        <w:t xml:space="preserve">  "</w:t>
+      </w:r>
+      <w:proofErr w:type="spellStart"/>
+      <w:r>
+        <w:rPr>
+          <w:rFonts w:ascii="Courier New" w:eastAsia="Times New Roman" w:hAnsi="Courier New" w:cs="Courier New"/>
+          <w:kern w:val="0"/>
+          <w:sz w:val="20"/>
+          <w:szCs w:val="20"/>
+          <w14:ligatures w14:val="none"/>
+        </w:rPr>
+        <w:t>orderId</w:t>
+      </w:r>
+      <w:proofErr w:type="spellEnd"/>
+      <w:r>
+        <w:rPr>
+          <w:rFonts w:ascii="Courier New" w:eastAsia="Times New Roman" w:hAnsi="Courier New" w:cs="Courier New"/>
+          <w:kern w:val="0"/>
+          <w:sz w:val="20"/>
+          <w:szCs w:val="20"/>
+          <w14:ligatures w14:val="none"/>
+        </w:rPr>
+        <w:t>": "ORD-10001",</w:t>
       </w:r>
     </w:p>
     <w:p>
@@ -1500,7 +1744,73 @@
           <w:szCs w:val="20"/>
           <w14:ligatures w14:val="none"/>
         </w:rPr>
-        <w:t xml:space="preserve">  "rx": [{"rxNumber": "1234567", "consentResponse": "Y"}],</w:t>
+        <w:t xml:space="preserve">  "</w:t>
+      </w:r>
+      <w:proofErr w:type="spellStart"/>
+      <w:r>
+        <w:rPr>
+          <w:rFonts w:ascii="Courier New" w:eastAsia="Times New Roman" w:hAnsi="Courier New" w:cs="Courier New"/>
+          <w:kern w:val="0"/>
+          <w:sz w:val="20"/>
+          <w:szCs w:val="20"/>
+          <w14:ligatures w14:val="none"/>
+        </w:rPr>
+        <w:t>rx</w:t>
+      </w:r>
+      <w:proofErr w:type="spellEnd"/>
+      <w:r>
+        <w:rPr>
+          <w:rFonts w:ascii="Courier New" w:eastAsia="Times New Roman" w:hAnsi="Courier New" w:cs="Courier New"/>
+          <w:kern w:val="0"/>
+          <w:sz w:val="20"/>
+          <w:szCs w:val="20"/>
+          <w14:ligatures w14:val="none"/>
+        </w:rPr>
+        <w:t>": [{"</w:t>
+      </w:r>
+      <w:proofErr w:type="spellStart"/>
+      <w:r>
+        <w:rPr>
+          <w:rFonts w:ascii="Courier New" w:eastAsia="Times New Roman" w:hAnsi="Courier New" w:cs="Courier New"/>
+          <w:kern w:val="0"/>
+          <w:sz w:val="20"/>
+          <w:szCs w:val="20"/>
+          <w14:ligatures w14:val="none"/>
+        </w:rPr>
+        <w:t>rxNumber</w:t>
+      </w:r>
+      <w:proofErr w:type="spellEnd"/>
+      <w:r>
+        <w:rPr>
+          <w:rFonts w:ascii="Courier New" w:eastAsia="Times New Roman" w:hAnsi="Courier New" w:cs="Courier New"/>
+          <w:kern w:val="0"/>
+          <w:sz w:val="20"/>
+          <w:szCs w:val="20"/>
+          <w14:ligatures w14:val="none"/>
+        </w:rPr>
+        <w:t>": "1234567", "</w:t>
+      </w:r>
+      <w:proofErr w:type="spellStart"/>
+      <w:r>
+        <w:rPr>
+          <w:rFonts w:ascii="Courier New" w:eastAsia="Times New Roman" w:hAnsi="Courier New" w:cs="Courier New"/>
+          <w:kern w:val="0"/>
+          <w:sz w:val="20"/>
+          <w:szCs w:val="20"/>
+          <w14:ligatures w14:val="none"/>
+        </w:rPr>
+        <w:t>consentResponse</w:t>
+      </w:r>
+      <w:proofErr w:type="spellEnd"/>
+      <w:r>
+        <w:rPr>
+          <w:rFonts w:ascii="Courier New" w:eastAsia="Times New Roman" w:hAnsi="Courier New" w:cs="Courier New"/>
+          <w:kern w:val="0"/>
+          <w:sz w:val="20"/>
+          <w:szCs w:val="20"/>
+          <w14:ligatures w14:val="none"/>
+        </w:rPr>
+        <w:t>": "Y"}],</w:t>
       </w:r>
     </w:p>
     <w:p>
@@ -1540,7 +1850,29 @@
           <w:szCs w:val="20"/>
           <w14:ligatures w14:val="none"/>
         </w:rPr>
-        <w:t xml:space="preserve">  "paymentInstrument": { "token": "pm_..." },</w:t>
+        <w:t xml:space="preserve">  "</w:t>
+      </w:r>
+      <w:proofErr w:type="spellStart"/>
+      <w:r>
+        <w:rPr>
+          <w:rFonts w:ascii="Courier New" w:eastAsia="Times New Roman" w:hAnsi="Courier New" w:cs="Courier New"/>
+          <w:kern w:val="0"/>
+          <w:sz w:val="20"/>
+          <w:szCs w:val="20"/>
+          <w14:ligatures w14:val="none"/>
+        </w:rPr>
+        <w:t>paymentInstrument</w:t>
+      </w:r>
+      <w:proofErr w:type="spellEnd"/>
+      <w:r>
+        <w:rPr>
+          <w:rFonts w:ascii="Courier New" w:eastAsia="Times New Roman" w:hAnsi="Courier New" w:cs="Courier New"/>
+          <w:kern w:val="0"/>
+          <w:sz w:val="20"/>
+          <w:szCs w:val="20"/>
+          <w14:ligatures w14:val="none"/>
+        </w:rPr>
+        <w:t>": { "token": "pm_..." },</w:t>
       </w:r>
     </w:p>
     <w:p>
@@ -1580,7 +1912,29 @@
           <w:szCs w:val="20"/>
           <w14:ligatures w14:val="none"/>
         </w:rPr>
-        <w:t xml:space="preserve">  "memberId": "M-12345",</w:t>
+        <w:t xml:space="preserve">  "</w:t>
+      </w:r>
+      <w:proofErr w:type="spellStart"/>
+      <w:r>
+        <w:rPr>
+          <w:rFonts w:ascii="Courier New" w:eastAsia="Times New Roman" w:hAnsi="Courier New" w:cs="Courier New"/>
+          <w:kern w:val="0"/>
+          <w:sz w:val="20"/>
+          <w:szCs w:val="20"/>
+          <w14:ligatures w14:val="none"/>
+        </w:rPr>
+        <w:t>memberId</w:t>
+      </w:r>
+      <w:proofErr w:type="spellEnd"/>
+      <w:r>
+        <w:rPr>
+          <w:rFonts w:ascii="Courier New" w:eastAsia="Times New Roman" w:hAnsi="Courier New" w:cs="Courier New"/>
+          <w:kern w:val="0"/>
+          <w:sz w:val="20"/>
+          <w:szCs w:val="20"/>
+          <w14:ligatures w14:val="none"/>
+        </w:rPr>
+        <w:t>": "M-12345",</w:t>
       </w:r>
     </w:p>
     <w:p>
@@ -1620,7 +1974,51 @@
           <w:szCs w:val="20"/>
           <w14:ligatures w14:val="none"/>
         </w:rPr>
-        <w:t xml:space="preserve">  "traceId": "&lt;traceId&gt;"</w:t>
+        <w:t xml:space="preserve">  "</w:t>
+      </w:r>
+      <w:proofErr w:type="spellStart"/>
+      <w:r>
+        <w:rPr>
+          <w:rFonts w:ascii="Courier New" w:eastAsia="Times New Roman" w:hAnsi="Courier New" w:cs="Courier New"/>
+          <w:kern w:val="0"/>
+          <w:sz w:val="20"/>
+          <w:szCs w:val="20"/>
+          <w14:ligatures w14:val="none"/>
+        </w:rPr>
+        <w:t>traceId</w:t>
+      </w:r>
+      <w:proofErr w:type="spellEnd"/>
+      <w:r>
+        <w:rPr>
+          <w:rFonts w:ascii="Courier New" w:eastAsia="Times New Roman" w:hAnsi="Courier New" w:cs="Courier New"/>
+          <w:kern w:val="0"/>
+          <w:sz w:val="20"/>
+          <w:szCs w:val="20"/>
+          <w14:ligatures w14:val="none"/>
+        </w:rPr>
+        <w:t>": "&lt;</w:t>
+      </w:r>
+      <w:proofErr w:type="spellStart"/>
+      <w:r>
+        <w:rPr>
+          <w:rFonts w:ascii="Courier New" w:eastAsia="Times New Roman" w:hAnsi="Courier New" w:cs="Courier New"/>
+          <w:kern w:val="0"/>
+          <w:sz w:val="20"/>
+          <w:szCs w:val="20"/>
+          <w14:ligatures w14:val="none"/>
+        </w:rPr>
+        <w:t>traceId</w:t>
+      </w:r>
+      <w:proofErr w:type="spellEnd"/>
+      <w:r>
+        <w:rPr>
+          <w:rFonts w:ascii="Courier New" w:eastAsia="Times New Roman" w:hAnsi="Courier New" w:cs="Courier New"/>
+          <w:kern w:val="0"/>
+          <w:sz w:val="20"/>
+          <w:szCs w:val="20"/>
+          <w14:ligatures w14:val="none"/>
+        </w:rPr>
+        <w:t>&gt;"</w:t>
       </w:r>
     </w:p>
     <w:p>
@@ -1692,7 +2090,29 @@
           <w:szCs w:val="20"/>
           <w14:ligatures w14:val="none"/>
         </w:rPr>
-        <w:t>{ "status": "accepted", "consentReference": "CONS-9f2c3" }</w:t>
+        <w:t>{ "status": "accepted", "</w:t>
+      </w:r>
+      <w:proofErr w:type="spellStart"/>
+      <w:r>
+        <w:rPr>
+          <w:rFonts w:ascii="Courier New" w:eastAsia="Times New Roman" w:hAnsi="Courier New" w:cs="Courier New"/>
+          <w:kern w:val="0"/>
+          <w:sz w:val="20"/>
+          <w:szCs w:val="20"/>
+          <w14:ligatures w14:val="none"/>
+        </w:rPr>
+        <w:t>consentReference</w:t>
+      </w:r>
+      <w:proofErr w:type="spellEnd"/>
+      <w:r>
+        <w:rPr>
+          <w:rFonts w:ascii="Courier New" w:eastAsia="Times New Roman" w:hAnsi="Courier New" w:cs="Courier New"/>
+          <w:kern w:val="0"/>
+          <w:sz w:val="20"/>
+          <w:szCs w:val="20"/>
+          <w14:ligatures w14:val="none"/>
+        </w:rPr>
+        <w:t>": "CONS-9f2c3" }</w:t>
       </w:r>
       <w:r>
         <w:rPr>
@@ -1789,7 +2209,29 @@
           <w:szCs w:val="20"/>
           <w14:ligatures w14:val="none"/>
         </w:rPr>
-        <w:t>POST /experience/orders/{orderId}/resolve-payment-hold</w:t>
+        <w:t>POST /experience/orders/{</w:t>
+      </w:r>
+      <w:proofErr w:type="spellStart"/>
+      <w:r>
+        <w:rPr>
+          <w:rFonts w:ascii="Courier New" w:eastAsia="Times New Roman" w:hAnsi="Courier New" w:cs="Courier New"/>
+          <w:kern w:val="0"/>
+          <w:sz w:val="20"/>
+          <w:szCs w:val="20"/>
+          <w14:ligatures w14:val="none"/>
+        </w:rPr>
+        <w:t>orderId</w:t>
+      </w:r>
+      <w:proofErr w:type="spellEnd"/>
+      <w:r>
+        <w:rPr>
+          <w:rFonts w:ascii="Courier New" w:eastAsia="Times New Roman" w:hAnsi="Courier New" w:cs="Courier New"/>
+          <w:kern w:val="0"/>
+          <w:sz w:val="20"/>
+          <w:szCs w:val="20"/>
+          <w14:ligatures w14:val="none"/>
+        </w:rPr>
+        <w:t>}/resolve-payment-hold</w:t>
       </w:r>
     </w:p>
     <w:p>
@@ -1829,7 +2271,51 @@
           <w:szCs w:val="20"/>
           <w14:ligatures w14:val="none"/>
         </w:rPr>
-        <w:t>Headers: Idempotency-Key: &lt;uuid&gt;, X-Trace-Id: &lt;traceId&gt;</w:t>
+        <w:t>Headers: Idempotency-Key: &lt;</w:t>
+      </w:r>
+      <w:proofErr w:type="spellStart"/>
+      <w:r>
+        <w:rPr>
+          <w:rFonts w:ascii="Courier New" w:eastAsia="Times New Roman" w:hAnsi="Courier New" w:cs="Courier New"/>
+          <w:kern w:val="0"/>
+          <w:sz w:val="20"/>
+          <w:szCs w:val="20"/>
+          <w14:ligatures w14:val="none"/>
+        </w:rPr>
+        <w:t>uuid</w:t>
+      </w:r>
+      <w:proofErr w:type="spellEnd"/>
+      <w:r>
+        <w:rPr>
+          <w:rFonts w:ascii="Courier New" w:eastAsia="Times New Roman" w:hAnsi="Courier New" w:cs="Courier New"/>
+          <w:kern w:val="0"/>
+          <w:sz w:val="20"/>
+          <w:szCs w:val="20"/>
+          <w14:ligatures w14:val="none"/>
+        </w:rPr>
+        <w:t>&gt;, X-Trace-Id: &lt;</w:t>
+      </w:r>
+      <w:proofErr w:type="spellStart"/>
+      <w:r>
+        <w:rPr>
+          <w:rFonts w:ascii="Courier New" w:eastAsia="Times New Roman" w:hAnsi="Courier New" w:cs="Courier New"/>
+          <w:kern w:val="0"/>
+          <w:sz w:val="20"/>
+          <w:szCs w:val="20"/>
+          <w14:ligatures w14:val="none"/>
+        </w:rPr>
+        <w:t>traceId</w:t>
+      </w:r>
+      <w:proofErr w:type="spellEnd"/>
+      <w:r>
+        <w:rPr>
+          <w:rFonts w:ascii="Courier New" w:eastAsia="Times New Roman" w:hAnsi="Courier New" w:cs="Courier New"/>
+          <w:kern w:val="0"/>
+          <w:sz w:val="20"/>
+          <w:szCs w:val="20"/>
+          <w14:ligatures w14:val="none"/>
+        </w:rPr>
+        <w:t>&gt;</w:t>
       </w:r>
     </w:p>
     <w:p>
@@ -1949,7 +2435,51 @@
           <w:szCs w:val="20"/>
           <w14:ligatures w14:val="none"/>
         </w:rPr>
-        <w:t xml:space="preserve">  "rx": [{"rxNumber": "1234567"}],</w:t>
+        <w:t xml:space="preserve">  "</w:t>
+      </w:r>
+      <w:proofErr w:type="spellStart"/>
+      <w:r>
+        <w:rPr>
+          <w:rFonts w:ascii="Courier New" w:eastAsia="Times New Roman" w:hAnsi="Courier New" w:cs="Courier New"/>
+          <w:kern w:val="0"/>
+          <w:sz w:val="20"/>
+          <w:szCs w:val="20"/>
+          <w14:ligatures w14:val="none"/>
+        </w:rPr>
+        <w:t>rx</w:t>
+      </w:r>
+      <w:proofErr w:type="spellEnd"/>
+      <w:r>
+        <w:rPr>
+          <w:rFonts w:ascii="Courier New" w:eastAsia="Times New Roman" w:hAnsi="Courier New" w:cs="Courier New"/>
+          <w:kern w:val="0"/>
+          <w:sz w:val="20"/>
+          <w:szCs w:val="20"/>
+          <w14:ligatures w14:val="none"/>
+        </w:rPr>
+        <w:t>": [{"</w:t>
+      </w:r>
+      <w:proofErr w:type="spellStart"/>
+      <w:r>
+        <w:rPr>
+          <w:rFonts w:ascii="Courier New" w:eastAsia="Times New Roman" w:hAnsi="Courier New" w:cs="Courier New"/>
+          <w:kern w:val="0"/>
+          <w:sz w:val="20"/>
+          <w:szCs w:val="20"/>
+          <w14:ligatures w14:val="none"/>
+        </w:rPr>
+        <w:t>rxNumber</w:t>
+      </w:r>
+      <w:proofErr w:type="spellEnd"/>
+      <w:r>
+        <w:rPr>
+          <w:rFonts w:ascii="Courier New" w:eastAsia="Times New Roman" w:hAnsi="Courier New" w:cs="Courier New"/>
+          <w:kern w:val="0"/>
+          <w:sz w:val="20"/>
+          <w:szCs w:val="20"/>
+          <w14:ligatures w14:val="none"/>
+        </w:rPr>
+        <w:t>": "1234567"}],</w:t>
       </w:r>
     </w:p>
     <w:p>
@@ -1989,7 +2519,29 @@
           <w:szCs w:val="20"/>
           <w14:ligatures w14:val="none"/>
         </w:rPr>
-        <w:t xml:space="preserve">  "memberId": "M-12345",</w:t>
+        <w:t xml:space="preserve">  "</w:t>
+      </w:r>
+      <w:proofErr w:type="spellStart"/>
+      <w:r>
+        <w:rPr>
+          <w:rFonts w:ascii="Courier New" w:eastAsia="Times New Roman" w:hAnsi="Courier New" w:cs="Courier New"/>
+          <w:kern w:val="0"/>
+          <w:sz w:val="20"/>
+          <w:szCs w:val="20"/>
+          <w14:ligatures w14:val="none"/>
+        </w:rPr>
+        <w:t>memberId</w:t>
+      </w:r>
+      <w:proofErr w:type="spellEnd"/>
+      <w:r>
+        <w:rPr>
+          <w:rFonts w:ascii="Courier New" w:eastAsia="Times New Roman" w:hAnsi="Courier New" w:cs="Courier New"/>
+          <w:kern w:val="0"/>
+          <w:sz w:val="20"/>
+          <w:szCs w:val="20"/>
+          <w14:ligatures w14:val="none"/>
+        </w:rPr>
+        <w:t>": "M-12345",</w:t>
       </w:r>
     </w:p>
     <w:p>
@@ -2029,7 +2581,29 @@
           <w:szCs w:val="20"/>
           <w14:ligatures w14:val="none"/>
         </w:rPr>
-        <w:t xml:space="preserve">  "consentReference": "CONS-9f2c3",</w:t>
+        <w:t xml:space="preserve">  "</w:t>
+      </w:r>
+      <w:proofErr w:type="spellStart"/>
+      <w:r>
+        <w:rPr>
+          <w:rFonts w:ascii="Courier New" w:eastAsia="Times New Roman" w:hAnsi="Courier New" w:cs="Courier New"/>
+          <w:kern w:val="0"/>
+          <w:sz w:val="20"/>
+          <w:szCs w:val="20"/>
+          <w14:ligatures w14:val="none"/>
+        </w:rPr>
+        <w:t>consentReference</w:t>
+      </w:r>
+      <w:proofErr w:type="spellEnd"/>
+      <w:r>
+        <w:rPr>
+          <w:rFonts w:ascii="Courier New" w:eastAsia="Times New Roman" w:hAnsi="Courier New" w:cs="Courier New"/>
+          <w:kern w:val="0"/>
+          <w:sz w:val="20"/>
+          <w:szCs w:val="20"/>
+          <w14:ligatures w14:val="none"/>
+        </w:rPr>
+        <w:t>": "CONS-9f2c3",</w:t>
       </w:r>
     </w:p>
     <w:p>
@@ -2069,7 +2643,51 @@
           <w:szCs w:val="20"/>
           <w14:ligatures w14:val="none"/>
         </w:rPr>
-        <w:t xml:space="preserve">  "traceId": "&lt;traceId&gt;"</w:t>
+        <w:t xml:space="preserve">  "</w:t>
+      </w:r>
+      <w:proofErr w:type="spellStart"/>
+      <w:r>
+        <w:rPr>
+          <w:rFonts w:ascii="Courier New" w:eastAsia="Times New Roman" w:hAnsi="Courier New" w:cs="Courier New"/>
+          <w:kern w:val="0"/>
+          <w:sz w:val="20"/>
+          <w:szCs w:val="20"/>
+          <w14:ligatures w14:val="none"/>
+        </w:rPr>
+        <w:t>traceId</w:t>
+      </w:r>
+      <w:proofErr w:type="spellEnd"/>
+      <w:r>
+        <w:rPr>
+          <w:rFonts w:ascii="Courier New" w:eastAsia="Times New Roman" w:hAnsi="Courier New" w:cs="Courier New"/>
+          <w:kern w:val="0"/>
+          <w:sz w:val="20"/>
+          <w:szCs w:val="20"/>
+          <w14:ligatures w14:val="none"/>
+        </w:rPr>
+        <w:t>": "&lt;</w:t>
+      </w:r>
+      <w:proofErr w:type="spellStart"/>
+      <w:r>
+        <w:rPr>
+          <w:rFonts w:ascii="Courier New" w:eastAsia="Times New Roman" w:hAnsi="Courier New" w:cs="Courier New"/>
+          <w:kern w:val="0"/>
+          <w:sz w:val="20"/>
+          <w:szCs w:val="20"/>
+          <w14:ligatures w14:val="none"/>
+        </w:rPr>
+        <w:t>traceId</w:t>
+      </w:r>
+      <w:proofErr w:type="spellEnd"/>
+      <w:r>
+        <w:rPr>
+          <w:rFonts w:ascii="Courier New" w:eastAsia="Times New Roman" w:hAnsi="Courier New" w:cs="Courier New"/>
+          <w:kern w:val="0"/>
+          <w:sz w:val="20"/>
+          <w:szCs w:val="20"/>
+          <w14:ligatures w14:val="none"/>
+        </w:rPr>
+        <w:t>&gt;"</w:t>
       </w:r>
     </w:p>
     <w:p>
@@ -2141,7 +2759,29 @@
           <w:szCs w:val="20"/>
           <w14:ligatures w14:val="none"/>
         </w:rPr>
-        <w:t>{ "result": "released", "auditId": "AUD-20251010-001" }</w:t>
+        <w:t>{ "result": "released", "</w:t>
+      </w:r>
+      <w:proofErr w:type="spellStart"/>
+      <w:r>
+        <w:rPr>
+          <w:rFonts w:ascii="Courier New" w:eastAsia="Times New Roman" w:hAnsi="Courier New" w:cs="Courier New"/>
+          <w:kern w:val="0"/>
+          <w:sz w:val="20"/>
+          <w:szCs w:val="20"/>
+          <w14:ligatures w14:val="none"/>
+        </w:rPr>
+        <w:t>auditId</w:t>
+      </w:r>
+      <w:proofErr w:type="spellEnd"/>
+      <w:r>
+        <w:rPr>
+          <w:rFonts w:ascii="Courier New" w:eastAsia="Times New Roman" w:hAnsi="Courier New" w:cs="Courier New"/>
+          <w:kern w:val="0"/>
+          <w:sz w:val="20"/>
+          <w:szCs w:val="20"/>
+          <w14:ligatures w14:val="none"/>
+        </w:rPr>
+        <w:t>": "AUD-20251010-001" }</w:t>
       </w:r>
       <w:r>
         <w:rPr>
@@ -2243,9 +2883,42 @@
           <w:szCs w:val="20"/>
           <w14:ligatures w14:val="none"/>
         </w:rPr>
-        <w:lastRenderedPageBreak/>
-        <w:t>POST /experience/orders/{orderId}/payment-hold:resolve</w:t>
-      </w:r>
+        <w:t>POST /experience/orders/{</w:t>
+      </w:r>
+      <w:proofErr w:type="spellStart"/>
+      <w:r>
+        <w:rPr>
+          <w:rFonts w:ascii="Courier New" w:eastAsia="Times New Roman" w:hAnsi="Courier New" w:cs="Courier New"/>
+          <w:kern w:val="0"/>
+          <w:sz w:val="20"/>
+          <w:szCs w:val="20"/>
+          <w14:ligatures w14:val="none"/>
+        </w:rPr>
+        <w:t>orderId</w:t>
+      </w:r>
+      <w:proofErr w:type="spellEnd"/>
+      <w:r>
+        <w:rPr>
+          <w:rFonts w:ascii="Courier New" w:eastAsia="Times New Roman" w:hAnsi="Courier New" w:cs="Courier New"/>
+          <w:kern w:val="0"/>
+          <w:sz w:val="20"/>
+          <w:szCs w:val="20"/>
+          <w14:ligatures w14:val="none"/>
+        </w:rPr>
+        <w:t>}/</w:t>
+      </w:r>
+      <w:proofErr w:type="spellStart"/>
+      <w:r>
+        <w:rPr>
+          <w:rFonts w:ascii="Courier New" w:eastAsia="Times New Roman" w:hAnsi="Courier New" w:cs="Courier New"/>
+          <w:kern w:val="0"/>
+          <w:sz w:val="20"/>
+          <w:szCs w:val="20"/>
+          <w14:ligatures w14:val="none"/>
+        </w:rPr>
+        <w:t>payment-hold:resolve</w:t>
+      </w:r>
+      <w:proofErr w:type="spellEnd"/>
     </w:p>
     <w:p>
       <w:pPr>
@@ -2284,7 +2957,51 @@
           <w:szCs w:val="20"/>
           <w14:ligatures w14:val="none"/>
         </w:rPr>
-        <w:t>Headers: Idempotency-Key: &lt;uuid&gt;, X-Trace-Id: &lt;traceId&gt;</w:t>
+        <w:t>Headers: Idempotency-Key: &lt;</w:t>
+      </w:r>
+      <w:proofErr w:type="spellStart"/>
+      <w:r>
+        <w:rPr>
+          <w:rFonts w:ascii="Courier New" w:eastAsia="Times New Roman" w:hAnsi="Courier New" w:cs="Courier New"/>
+          <w:kern w:val="0"/>
+          <w:sz w:val="20"/>
+          <w:szCs w:val="20"/>
+          <w14:ligatures w14:val="none"/>
+        </w:rPr>
+        <w:t>uuid</w:t>
+      </w:r>
+      <w:proofErr w:type="spellEnd"/>
+      <w:r>
+        <w:rPr>
+          <w:rFonts w:ascii="Courier New" w:eastAsia="Times New Roman" w:hAnsi="Courier New" w:cs="Courier New"/>
+          <w:kern w:val="0"/>
+          <w:sz w:val="20"/>
+          <w:szCs w:val="20"/>
+          <w14:ligatures w14:val="none"/>
+        </w:rPr>
+        <w:t>&gt;, X-Trace-Id: &lt;</w:t>
+      </w:r>
+      <w:proofErr w:type="spellStart"/>
+      <w:r>
+        <w:rPr>
+          <w:rFonts w:ascii="Courier New" w:eastAsia="Times New Roman" w:hAnsi="Courier New" w:cs="Courier New"/>
+          <w:kern w:val="0"/>
+          <w:sz w:val="20"/>
+          <w:szCs w:val="20"/>
+          <w14:ligatures w14:val="none"/>
+        </w:rPr>
+        <w:t>traceId</w:t>
+      </w:r>
+      <w:proofErr w:type="spellEnd"/>
+      <w:r>
+        <w:rPr>
+          <w:rFonts w:ascii="Courier New" w:eastAsia="Times New Roman" w:hAnsi="Courier New" w:cs="Courier New"/>
+          <w:kern w:val="0"/>
+          <w:sz w:val="20"/>
+          <w:szCs w:val="20"/>
+          <w14:ligatures w14:val="none"/>
+        </w:rPr>
+        <w:t>&gt;</w:t>
       </w:r>
     </w:p>
     <w:p>
@@ -2324,7 +3041,139 @@
           <w:szCs w:val="20"/>
           <w14:ligatures w14:val="none"/>
         </w:rPr>
-        <w:t>Body: { orderId, rx[], paymentInstrument, consentResponse, memberId, traceId }</w:t>
+        <w:t xml:space="preserve">Body: { </w:t>
+      </w:r>
+      <w:proofErr w:type="spellStart"/>
+      <w:r>
+        <w:rPr>
+          <w:rFonts w:ascii="Courier New" w:eastAsia="Times New Roman" w:hAnsi="Courier New" w:cs="Courier New"/>
+          <w:kern w:val="0"/>
+          <w:sz w:val="20"/>
+          <w:szCs w:val="20"/>
+          <w14:ligatures w14:val="none"/>
+        </w:rPr>
+        <w:t>orderId</w:t>
+      </w:r>
+      <w:proofErr w:type="spellEnd"/>
+      <w:r>
+        <w:rPr>
+          <w:rFonts w:ascii="Courier New" w:eastAsia="Times New Roman" w:hAnsi="Courier New" w:cs="Courier New"/>
+          <w:kern w:val="0"/>
+          <w:sz w:val="20"/>
+          <w:szCs w:val="20"/>
+          <w14:ligatures w14:val="none"/>
+        </w:rPr>
+        <w:t xml:space="preserve">, </w:t>
+      </w:r>
+      <w:proofErr w:type="spellStart"/>
+      <w:r>
+        <w:rPr>
+          <w:rFonts w:ascii="Courier New" w:eastAsia="Times New Roman" w:hAnsi="Courier New" w:cs="Courier New"/>
+          <w:kern w:val="0"/>
+          <w:sz w:val="20"/>
+          <w:szCs w:val="20"/>
+          <w14:ligatures w14:val="none"/>
+        </w:rPr>
+        <w:t>rx</w:t>
+      </w:r>
+      <w:proofErr w:type="spellEnd"/>
+      <w:r>
+        <w:rPr>
+          <w:rFonts w:ascii="Courier New" w:eastAsia="Times New Roman" w:hAnsi="Courier New" w:cs="Courier New"/>
+          <w:kern w:val="0"/>
+          <w:sz w:val="20"/>
+          <w:szCs w:val="20"/>
+          <w14:ligatures w14:val="none"/>
+        </w:rPr>
+        <w:t xml:space="preserve">[], </w:t>
+      </w:r>
+      <w:proofErr w:type="spellStart"/>
+      <w:r>
+        <w:rPr>
+          <w:rFonts w:ascii="Courier New" w:eastAsia="Times New Roman" w:hAnsi="Courier New" w:cs="Courier New"/>
+          <w:kern w:val="0"/>
+          <w:sz w:val="20"/>
+          <w:szCs w:val="20"/>
+          <w14:ligatures w14:val="none"/>
+        </w:rPr>
+        <w:t>paymentInstrument</w:t>
+      </w:r>
+      <w:proofErr w:type="spellEnd"/>
+      <w:r>
+        <w:rPr>
+          <w:rFonts w:ascii="Courier New" w:eastAsia="Times New Roman" w:hAnsi="Courier New" w:cs="Courier New"/>
+          <w:kern w:val="0"/>
+          <w:sz w:val="20"/>
+          <w:szCs w:val="20"/>
+          <w14:ligatures w14:val="none"/>
+        </w:rPr>
+        <w:t xml:space="preserve">, </w:t>
+      </w:r>
+      <w:proofErr w:type="spellStart"/>
+      <w:r>
+        <w:rPr>
+          <w:rFonts w:ascii="Courier New" w:eastAsia="Times New Roman" w:hAnsi="Courier New" w:cs="Courier New"/>
+          <w:kern w:val="0"/>
+          <w:sz w:val="20"/>
+          <w:szCs w:val="20"/>
+          <w14:ligatures w14:val="none"/>
+        </w:rPr>
+        <w:t>consentResponse</w:t>
+      </w:r>
+      <w:proofErr w:type="spellEnd"/>
+      <w:r>
+        <w:rPr>
+          <w:rFonts w:ascii="Courier New" w:eastAsia="Times New Roman" w:hAnsi="Courier New" w:cs="Courier New"/>
+          <w:kern w:val="0"/>
+          <w:sz w:val="20"/>
+          <w:szCs w:val="20"/>
+          <w14:ligatures w14:val="none"/>
+        </w:rPr>
+        <w:t xml:space="preserve">, </w:t>
+      </w:r>
+      <w:proofErr w:type="spellStart"/>
+      <w:r>
+        <w:rPr>
+          <w:rFonts w:ascii="Courier New" w:eastAsia="Times New Roman" w:hAnsi="Courier New" w:cs="Courier New"/>
+          <w:kern w:val="0"/>
+          <w:sz w:val="20"/>
+          <w:szCs w:val="20"/>
+          <w14:ligatures w14:val="none"/>
+        </w:rPr>
+        <w:t>memberId</w:t>
+      </w:r>
+      <w:proofErr w:type="spellEnd"/>
+      <w:r>
+        <w:rPr>
+          <w:rFonts w:ascii="Courier New" w:eastAsia="Times New Roman" w:hAnsi="Courier New" w:cs="Courier New"/>
+          <w:kern w:val="0"/>
+          <w:sz w:val="20"/>
+          <w:szCs w:val="20"/>
+          <w14:ligatures w14:val="none"/>
+        </w:rPr>
+        <w:t xml:space="preserve">, </w:t>
+      </w:r>
+      <w:proofErr w:type="spellStart"/>
+      <w:r>
+        <w:rPr>
+          <w:rFonts w:ascii="Courier New" w:eastAsia="Times New Roman" w:hAnsi="Courier New" w:cs="Courier New"/>
+          <w:kern w:val="0"/>
+          <w:sz w:val="20"/>
+          <w:szCs w:val="20"/>
+          <w14:ligatures w14:val="none"/>
+        </w:rPr>
+        <w:t>traceId</w:t>
+      </w:r>
+      <w:proofErr w:type="spellEnd"/>
+      <w:r>
+        <w:rPr>
+          <w:rFonts w:ascii="Courier New" w:eastAsia="Times New Roman" w:hAnsi="Courier New" w:cs="Courier New"/>
+          <w:kern w:val="0"/>
+          <w:sz w:val="20"/>
+          <w:szCs w:val="20"/>
+          <w14:ligatures w14:val="none"/>
+        </w:rPr>
+        <w:t xml:space="preserve"> }</w:t>
       </w:r>
     </w:p>
     <w:p>
@@ -2351,6 +3200,7 @@
           <w:szCs w:val="27"/>
           <w14:ligatures w14:val="none"/>
         </w:rPr>
+        <w:lastRenderedPageBreak/>
         <w:t>Step 4 — Hygiene &amp; confirmation</w:t>
       </w:r>
     </w:p>
@@ -2431,8 +3281,27 @@
           <w:kern w:val="0"/>
           <w14:ligatures w14:val="none"/>
         </w:rPr>
-        <w:t xml:space="preserve"> entry with actor, IDs, traceId, and the provider-returned </w:t>
-      </w:r>
+        <w:t xml:space="preserve"> entry with actor, IDs, </w:t>
+      </w:r>
+      <w:proofErr w:type="spellStart"/>
+      <w:r>
+        <w:rPr>
+          <w:rFonts w:ascii="Times New Roman" w:eastAsia="Times New Roman" w:hAnsi="Times New Roman" w:cs="Times New Roman"/>
+          <w:kern w:val="0"/>
+          <w14:ligatures w14:val="none"/>
+        </w:rPr>
+        <w:t>traceId</w:t>
+      </w:r>
+      <w:proofErr w:type="spellEnd"/>
+      <w:r>
+        <w:rPr>
+          <w:rFonts w:ascii="Times New Roman" w:eastAsia="Times New Roman" w:hAnsi="Times New Roman" w:cs="Times New Roman"/>
+          <w:kern w:val="0"/>
+          <w14:ligatures w14:val="none"/>
+        </w:rPr>
+        <w:t xml:space="preserve">, and the provider-returned </w:t>
+      </w:r>
+      <w:proofErr w:type="spellStart"/>
       <w:r>
         <w:rPr>
           <w:rFonts w:ascii="Courier New" w:eastAsia="Times New Roman" w:hAnsi="Courier New" w:cs="Courier New"/>
@@ -2443,6 +3312,7 @@
         </w:rPr>
         <w:t>auditId</w:t>
       </w:r>
+      <w:proofErr w:type="spellEnd"/>
       <w:r>
         <w:rPr>
           <w:rFonts w:ascii="Times New Roman" w:eastAsia="Times New Roman" w:hAnsi="Times New Roman" w:cs="Times New Roman"/>
@@ -2481,7 +3351,29 @@
           <w:szCs w:val="20"/>
           <w14:ligatures w14:val="none"/>
         </w:rPr>
-        <w:t>GET /experience/orders/{orderId}</w:t>
+        <w:t>GET /experience/orders/{</w:t>
+      </w:r>
+      <w:proofErr w:type="spellStart"/>
+      <w:r>
+        <w:rPr>
+          <w:rFonts w:ascii="Courier New" w:eastAsia="Times New Roman" w:hAnsi="Courier New" w:cs="Courier New"/>
+          <w:kern w:val="0"/>
+          <w:sz w:val="20"/>
+          <w:szCs w:val="20"/>
+          <w14:ligatures w14:val="none"/>
+        </w:rPr>
+        <w:t>orderId</w:t>
+      </w:r>
+      <w:proofErr w:type="spellEnd"/>
+      <w:r>
+        <w:rPr>
+          <w:rFonts w:ascii="Courier New" w:eastAsia="Times New Roman" w:hAnsi="Courier New" w:cs="Courier New"/>
+          <w:kern w:val="0"/>
+          <w:sz w:val="20"/>
+          <w:szCs w:val="20"/>
+          <w14:ligatures w14:val="none"/>
+        </w:rPr>
+        <w:t>}</w:t>
       </w:r>
       <w:r>
         <w:rPr>
@@ -2558,11 +3450,11 @@
       <w:r>
         <w:rPr>
           <w:rFonts w:ascii="Times New Roman" w:eastAsia="Times New Roman" w:hAnsi="Times New Roman" w:cs="Times New Roman"/>
-          <w:kern w:val="0"/>
-          <w14:ligatures w14:val="none"/>
+          <w:noProof/>
+          <w:kern w:val="0"/>
         </w:rPr>
         <w:pict w14:anchorId="2286B576">
-          <v:rect id="_x0000_i1028" style="width:0;height:1.5pt" o:hralign="center" o:hrstd="t" o:hr="t" fillcolor="#a0a0a0" stroked="f"/>
+          <v:rect id="_x0000_i1032" alt="" style="width:468pt;height:.05pt;mso-width-percent:0;mso-height-percent:0;mso-width-percent:0;mso-height-percent:0" o:hralign="center" o:hrstd="t" o:hr="t" fillcolor="#a0a0a0" stroked="f"/>
         </w:pict>
       </w:r>
     </w:p>
@@ -2590,7 +3482,7 @@
           <w:szCs w:val="36"/>
           <w14:ligatures w14:val="none"/>
         </w:rPr>
-        <w:t>4) PUML — Flows (paste into your repo)</w:t>
+        <w:t>4) Flows</w:t>
       </w:r>
     </w:p>
     <w:p>
@@ -2623,33 +3515,444 @@
     <w:p>
       <w:pPr>
         <w:spacing w:before="100" w:beforeAutospacing="1" w:after="100" w:afterAutospacing="1" w:line="240" w:lineRule="auto"/>
-        <w:rPr>
-          <w:rFonts w:ascii="Times New Roman" w:eastAsia="Times New Roman" w:hAnsi="Times New Roman" w:cs="Times New Roman"/>
-          <w:kern w:val="0"/>
-          <w14:ligatures w14:val="none"/>
-        </w:rPr>
-      </w:pPr>
-      <w:r>
-        <w:rPr>
-          <w:rFonts w:ascii="Times New Roman" w:eastAsia="Times New Roman" w:hAnsi="Times New Roman" w:cs="Times New Roman"/>
-          <w:i/>
-          <w:iCs/>
-          <w:kern w:val="0"/>
-          <w14:ligatures w14:val="none"/>
-        </w:rPr>
-        <w:t xml:space="preserve">Save as </w:t>
-      </w:r>
-      <w:r>
-        <w:rPr>
-          <w:rFonts w:ascii="Courier New" w:eastAsia="Times New Roman" w:hAnsi="Courier New" w:cs="Courier New"/>
-          <w:i/>
-          <w:iCs/>
-          <w:kern w:val="0"/>
-          <w:sz w:val="20"/>
-          <w:szCs w:val="20"/>
-          <w14:ligatures w14:val="none"/>
-        </w:rPr>
-        <w:t>puml/pbm_release_sequence_rest_only.puml</w:t>
+        <w:outlineLvl w:val="2"/>
+        <w:rPr>
+          <w:rFonts w:ascii="Times New Roman" w:eastAsia="Times New Roman" w:hAnsi="Times New Roman" w:cs="Times New Roman"/>
+          <w:b/>
+          <w:bCs/>
+          <w:kern w:val="0"/>
+          <w:sz w:val="27"/>
+          <w:szCs w:val="27"/>
+          <w14:ligatures w14:val="none"/>
+        </w:rPr>
+      </w:pPr>
+      <w:r>
+        <w:fldChar w:fldCharType="begin"/>
+      </w:r>
+      <w:r>
+        <w:instrText xml:space="preserve"> INCLUDEPICTURE "https://cdn-0.plantuml.com/plantuml/png/ZPJXRjis4CU_woaE-b3Oc1JRQVjXnDpLTRJ6g1qRbjSrI0g1bYus0OhKI2g9OGZOG-m9zoGZ9TkpqopjDucyF-_-l-FnlJPKcJBdCFimIUPVaXdTv2XCSYbvbioH8zMOnFXdYIB5P1x5YsGg-2QvxtcUOOQZ4yBy2-o4u8Im4y8_V_qDUp6qd3gKLWttZ4BqMA1YzSvWDcfx7asDL331V8aAg8Q9LzZQMCeAAWpu0pI2mamgGpcq_i1bPoANZ6FRTy7D-gdYDCEjQBbINKcka4PcG-oMbr53bwvWVw6eqCmP6T9qZLPKvwsZcwMZu46PCGEnBVj9OBtXUVq-zDfmWGPJ0n5dAsOBPcPZKI3Dsj3lUnC8t-sA9_2PuODZcQ6XZ6klMNSHJPq4FaOBwE31LsVDLkimbTg4QylzL_KuolfdPsUlyffYy-CrOWYFCcsreQRK1ABnwEFempWAG2E_Yr7TuxGmJ0e2iy7r9BfQ99VJyKLmA-uODwWqsTeF7jTowq9BCPGPahTlgW0ofWjEDvyfBv7umpKLApnSZ0cQjSpywiZLX42ybWymN0pWVyAXzHEaKcYtL2YP5wPTSprlGrmkSsOEWbSmtCMr1gbpy2tVI5W7dLHQBog7OYVyBq7h6gI2g_Opu6VJ-9JyJXtkjBTYb65UI6CtD-4dt13ufInPzkvMRANAN2y2K8_aPgiUhqhNd62VTewwS5_Lrs1VqqXeeqht5S2-bG4OHLCSPTLB3VLfcc9XCFEFphz3vMgsBPbUnU7FT-VfQx-gCRvkWqql-JsU3l0nmX-0KJlKdRtJggEQGyCz9NSxNq9qGiQ1sBl-riLtEDZC9JV4LyqJv3XGDusZZFY3to_2y-xvsrwtrmsxtTuEmfisN6vMrWcwIzJS3khidxglfvz0KQeLsYbjJ8CMjD1hQOu2w-adyA2OGTZMpnff_0HmT1Tkh4rQOoPknEpZEeu6SNHnC7YelFg1b-2q1S_3QJR9uQvCFrawhZMQt7ojdavccQQeDG5_VpDS9Eovdi6rB5NZ1nuOvwvHXeaItPmw9HEhCxy672ab5SoeMMkBzDdAq8MGRIep378hfYkigfUOFiMM_3OOZHsy-WZOdN5W-TopK-Uquw_Gg4r7bqLXGpplFOgipBdtBm00" \* MERGEFORMATINET </w:instrText>
+      </w:r>
+      <w:r>
+        <w:fldChar w:fldCharType="separate"/>
+      </w:r>
+      <w:r>
+        <w:rPr>
+          <w:noProof/>
+        </w:rPr>
+        <w:drawing>
+          <wp:inline distT="0" distB="0" distL="0" distR="0" wp14:anchorId="3BE2A632" wp14:editId="1A66A8B5">
+            <wp:extent cx="5943600" cy="4292600"/>
+            <wp:effectExtent l="0" t="0" r="0" b="0"/>
+            <wp:docPr id="366760994" name="Picture 1" descr="PlantUML diagram"/>
+            <wp:cNvGraphicFramePr>
+              <a:graphicFrameLocks xmlns:a="http://schemas.openxmlformats.org/drawingml/2006/main" noChangeAspect="1"/>
+            </wp:cNvGraphicFramePr>
+            <a:graphic xmlns:a="http://schemas.openxmlformats.org/drawingml/2006/main">
+              <a:graphicData uri="http://schemas.openxmlformats.org/drawingml/2006/picture">
+                <pic:pic xmlns:pic="http://schemas.openxmlformats.org/drawingml/2006/picture">
+                  <pic:nvPicPr>
+                    <pic:cNvPr id="0" name="Picture 12" descr="PlantUML diagram"/>
+                    <pic:cNvPicPr>
+                      <a:picLocks noChangeAspect="1" noChangeArrowheads="1"/>
+                    </pic:cNvPicPr>
+                  </pic:nvPicPr>
+                  <pic:blipFill>
+                    <a:blip r:embed="rId5">
+                      <a:extLst>
+                        <a:ext uri="{28A0092B-C50C-407E-A947-70E740481C1C}">
+                          <a14:useLocalDpi xmlns:a14="http://schemas.microsoft.com/office/drawing/2010/main" val="0"/>
+                        </a:ext>
+                      </a:extLst>
+                    </a:blip>
+                    <a:srcRect/>
+                    <a:stretch>
+                      <a:fillRect/>
+                    </a:stretch>
+                  </pic:blipFill>
+                  <pic:spPr bwMode="auto">
+                    <a:xfrm>
+                      <a:off x="0" y="0"/>
+                      <a:ext cx="5943600" cy="4292600"/>
+                    </a:xfrm>
+                    <a:prstGeom prst="rect">
+                      <a:avLst/>
+                    </a:prstGeom>
+                    <a:noFill/>
+                    <a:ln>
+                      <a:noFill/>
+                    </a:ln>
+                  </pic:spPr>
+                </pic:pic>
+              </a:graphicData>
+            </a:graphic>
+          </wp:inline>
+        </w:drawing>
+      </w:r>
+      <w:r>
+        <w:fldChar w:fldCharType="end"/>
+      </w:r>
+    </w:p>
+    <w:p>
+      <w:pPr>
+        <w:spacing w:before="100" w:beforeAutospacing="1" w:after="100" w:afterAutospacing="1" w:line="240" w:lineRule="auto"/>
+        <w:outlineLvl w:val="2"/>
+        <w:rPr>
+          <w:rFonts w:ascii="Times New Roman" w:eastAsia="Times New Roman" w:hAnsi="Times New Roman" w:cs="Times New Roman"/>
+          <w:b/>
+          <w:bCs/>
+          <w:kern w:val="0"/>
+          <w:sz w:val="27"/>
+          <w:szCs w:val="27"/>
+          <w14:ligatures w14:val="none"/>
+        </w:rPr>
+      </w:pPr>
+      <w:r>
+        <w:rPr>
+          <w:rFonts w:ascii="Times New Roman" w:eastAsia="Times New Roman" w:hAnsi="Times New Roman" w:cs="Times New Roman"/>
+          <w:b/>
+          <w:bCs/>
+          <w:kern w:val="0"/>
+          <w:sz w:val="27"/>
+          <w:szCs w:val="27"/>
+          <w14:ligatures w14:val="none"/>
+        </w:rPr>
+        <w:t>4.2 Activity</w:t>
+      </w:r>
+    </w:p>
+    <w:p>
+      <w:pPr>
+        <w:spacing w:after="0" w:line="240" w:lineRule="auto"/>
+        <w:rPr>
+          <w:rFonts w:ascii="Times New Roman" w:eastAsia="Times New Roman" w:hAnsi="Times New Roman" w:cs="Times New Roman"/>
+          <w:kern w:val="0"/>
+          <w14:ligatures w14:val="none"/>
+        </w:rPr>
+      </w:pPr>
+      <w:r>
+        <w:lastRenderedPageBreak/>
+        <w:fldChar w:fldCharType="begin"/>
+      </w:r>
+      <w:r>
+        <w:instrText xml:space="preserve"> INCLUDEPICTURE "https://cdn-0.plantuml.com/plantuml/png/VPFVQjim5CRlzHI7NZcq8GoscvYofftNcZM9SJBMNXb5Eea5icIEvAnX3FOGUy8zoIB_ITa8lJASStxVTpvBkd6Uasyg3TdjlCYVYemVAZI-UB1Q5Zbgv0wBcV1gh_oXo9FLkbWQVIZsxvXNNcFW87-2deF0GS_1dr-_OM0X2l3O7k4HOwqjcsQMFDUWBPSkg4ZqNEcOJU-JDIGlDP928n1cMGeHQhLJ6wMFOgEOCRM5A7bCxzFRnmIuaU1GRrT8UxpEPi_pPB4k7fQFdzeM8NVMN7zu_t44laG3qJEw4GEOvcWa4bpSbTpiy1HZZhwqyWBkrZEu166D2zMQR5NxE71ph3P8u9fDfRo3kkU6sMueMwxMCC5JZaa_DXu4erHYLLj_R1x6Np3a0WZ1k11OUvJ_xtjEr994SfCVxJULFoU4pkezZWUtqcfvtgepe-wuNitolj0v1i-6TWYUk74gx2suA34Ukjz8UGJUIEKXgjeVSmMMPFZGorNW1ARogXj9vUX4tYTlHmcxRGbT-OgiIliTN2C4EWTH6qrev8I3B6g747tcIXzBPrVSThr_9P784bm2eQV3n3LrRSdtYaQgBHkKxxgpwu3Eu6s5dk_eXGt8T67RXnEkxDWXxPL0uC8hQ-9mWxmo3OAnL74TtiNND6QT2dFUrkm6ZMmgpVu2" \* MERGEFORMATINET </w:instrText>
+      </w:r>
+      <w:r>
+        <w:fldChar w:fldCharType="separate"/>
+      </w:r>
+      <w:r>
+        <w:rPr>
+          <w:noProof/>
+        </w:rPr>
+        <w:drawing>
+          <wp:inline distT="0" distB="0" distL="0" distR="0" wp14:anchorId="577E174F" wp14:editId="3DCB6187">
+            <wp:extent cx="5943600" cy="4571365"/>
+            <wp:effectExtent l="0" t="0" r="0" b="635"/>
+            <wp:docPr id="1065867851" name="Picture 2" descr="PlantUML diagram"/>
+            <wp:cNvGraphicFramePr>
+              <a:graphicFrameLocks xmlns:a="http://schemas.openxmlformats.org/drawingml/2006/main" noChangeAspect="1"/>
+            </wp:cNvGraphicFramePr>
+            <a:graphic xmlns:a="http://schemas.openxmlformats.org/drawingml/2006/main">
+              <a:graphicData uri="http://schemas.openxmlformats.org/drawingml/2006/picture">
+                <pic:pic xmlns:pic="http://schemas.openxmlformats.org/drawingml/2006/picture">
+                  <pic:nvPicPr>
+                    <pic:cNvPr id="0" name="Picture 14" descr="PlantUML diagram"/>
+                    <pic:cNvPicPr>
+                      <a:picLocks noChangeAspect="1" noChangeArrowheads="1"/>
+                    </pic:cNvPicPr>
+                  </pic:nvPicPr>
+                  <pic:blipFill>
+                    <a:blip r:embed="rId6">
+                      <a:extLst>
+                        <a:ext uri="{28A0092B-C50C-407E-A947-70E740481C1C}">
+                          <a14:useLocalDpi xmlns:a14="http://schemas.microsoft.com/office/drawing/2010/main" val="0"/>
+                        </a:ext>
+                      </a:extLst>
+                    </a:blip>
+                    <a:srcRect/>
+                    <a:stretch>
+                      <a:fillRect/>
+                    </a:stretch>
+                  </pic:blipFill>
+                  <pic:spPr bwMode="auto">
+                    <a:xfrm>
+                      <a:off x="0" y="0"/>
+                      <a:ext cx="5943600" cy="4571365"/>
+                    </a:xfrm>
+                    <a:prstGeom prst="rect">
+                      <a:avLst/>
+                    </a:prstGeom>
+                    <a:noFill/>
+                    <a:ln>
+                      <a:noFill/>
+                    </a:ln>
+                  </pic:spPr>
+                </pic:pic>
+              </a:graphicData>
+            </a:graphic>
+          </wp:inline>
+        </w:drawing>
+      </w:r>
+      <w:r>
+        <w:fldChar w:fldCharType="end"/>
+      </w:r>
+      <w:r>
+        <w:rPr>
+          <w:rFonts w:ascii="Times New Roman" w:eastAsia="Times New Roman" w:hAnsi="Times New Roman" w:cs="Times New Roman"/>
+          <w:noProof/>
+          <w:kern w:val="0"/>
+        </w:rPr>
+        <w:pict w14:anchorId="24EC3B52">
+          <v:rect id="_x0000_i1031" alt="" style="width:468pt;height:.05pt;mso-width-percent:0;mso-height-percent:0;mso-width-percent:0;mso-height-percent:0" o:hralign="center" o:hrstd="t" o:hr="t" fillcolor="#a0a0a0" stroked="f"/>
+        </w:pict>
+      </w:r>
+    </w:p>
+    <w:p>
+      <w:pPr>
+        <w:spacing w:before="100" w:beforeAutospacing="1" w:after="100" w:afterAutospacing="1" w:line="240" w:lineRule="auto"/>
+        <w:outlineLvl w:val="1"/>
+        <w:rPr>
+          <w:rFonts w:ascii="Times New Roman" w:eastAsia="Times New Roman" w:hAnsi="Times New Roman" w:cs="Times New Roman"/>
+          <w:b/>
+          <w:bCs/>
+          <w:kern w:val="0"/>
+          <w:sz w:val="36"/>
+          <w:szCs w:val="36"/>
+          <w14:ligatures w14:val="none"/>
+        </w:rPr>
+      </w:pPr>
+      <w:r>
+        <w:rPr>
+          <w:rFonts w:ascii="Times New Roman" w:eastAsia="Times New Roman" w:hAnsi="Times New Roman" w:cs="Times New Roman"/>
+          <w:b/>
+          <w:bCs/>
+          <w:kern w:val="0"/>
+          <w:sz w:val="36"/>
+          <w:szCs w:val="36"/>
+          <w14:ligatures w14:val="none"/>
+        </w:rPr>
+        <w:t>5) API Contracts (Experience API — REST)</w:t>
+      </w:r>
+    </w:p>
+    <w:p>
+      <w:pPr>
+        <w:spacing w:before="100" w:beforeAutospacing="1" w:after="100" w:afterAutospacing="1" w:line="240" w:lineRule="auto"/>
+        <w:rPr>
+          <w:rFonts w:ascii="Times New Roman" w:eastAsia="Times New Roman" w:hAnsi="Times New Roman" w:cs="Times New Roman"/>
+          <w:kern w:val="0"/>
+          <w14:ligatures w14:val="none"/>
+        </w:rPr>
+      </w:pPr>
+      <w:r>
+        <w:rPr>
+          <w:rFonts w:ascii="Times New Roman" w:eastAsia="Times New Roman" w:hAnsi="Times New Roman" w:cs="Times New Roman"/>
+          <w:kern w:val="0"/>
+          <w14:ligatures w14:val="none"/>
+        </w:rPr>
+        <w:t xml:space="preserve">Replace placeholders with the exact provider paths/fields </w:t>
+      </w:r>
+      <w:r>
+        <w:rPr>
+          <w:rFonts w:ascii="Times New Roman" w:eastAsia="Times New Roman" w:hAnsi="Times New Roman" w:cs="Times New Roman"/>
+          <w:kern w:val="0"/>
+          <w14:ligatures w14:val="none"/>
+        </w:rPr>
+        <w:t xml:space="preserve">from </w:t>
+      </w:r>
+      <w:r>
+        <w:rPr>
+          <w:rFonts w:ascii="Times New Roman" w:eastAsia="Times New Roman" w:hAnsi="Times New Roman" w:cs="Times New Roman"/>
+          <w:kern w:val="0"/>
+          <w14:ligatures w14:val="none"/>
+        </w:rPr>
+        <w:t xml:space="preserve">PBM team exposes. </w:t>
+      </w:r>
+    </w:p>
+    <w:p>
+      <w:pPr>
+        <w:spacing w:before="100" w:beforeAutospacing="1" w:after="100" w:afterAutospacing="1" w:line="240" w:lineRule="auto"/>
+        <w:outlineLvl w:val="2"/>
+        <w:rPr>
+          <w:rFonts w:ascii="Times New Roman" w:eastAsia="Times New Roman" w:hAnsi="Times New Roman" w:cs="Times New Roman"/>
+          <w:b/>
+          <w:bCs/>
+          <w:kern w:val="0"/>
+          <w:sz w:val="27"/>
+          <w:szCs w:val="27"/>
+          <w14:ligatures w14:val="none"/>
+        </w:rPr>
+      </w:pPr>
+      <w:r>
+        <w:rPr>
+          <w:rFonts w:ascii="Times New Roman" w:eastAsia="Times New Roman" w:hAnsi="Times New Roman" w:cs="Times New Roman"/>
+          <w:b/>
+          <w:bCs/>
+          <w:kern w:val="0"/>
+          <w:sz w:val="27"/>
+          <w:szCs w:val="27"/>
+          <w14:ligatures w14:val="none"/>
+        </w:rPr>
+        <w:t>5.1 Eligibility (read)</w:t>
+      </w:r>
+    </w:p>
+    <w:p>
+      <w:pPr>
+        <w:numPr>
+          <w:ilvl w:val="0"/>
+          <w:numId w:val="9"/>
+        </w:numPr>
+        <w:spacing w:before="100" w:beforeAutospacing="1" w:after="100" w:afterAutospacing="1" w:line="240" w:lineRule="auto"/>
+        <w:rPr>
+          <w:rFonts w:ascii="Times New Roman" w:eastAsia="Times New Roman" w:hAnsi="Times New Roman" w:cs="Times New Roman"/>
+          <w:kern w:val="0"/>
+          <w14:ligatures w14:val="none"/>
+        </w:rPr>
+      </w:pPr>
+      <w:r>
+        <w:rPr>
+          <w:rFonts w:ascii="Times New Roman" w:eastAsia="Times New Roman" w:hAnsi="Times New Roman" w:cs="Times New Roman"/>
+          <w:b/>
+          <w:bCs/>
+          <w:kern w:val="0"/>
+          <w14:ligatures w14:val="none"/>
+        </w:rPr>
+        <w:t>GET</w:t>
+      </w:r>
+      <w:r>
+        <w:rPr>
+          <w:rFonts w:ascii="Times New Roman" w:eastAsia="Times New Roman" w:hAnsi="Times New Roman" w:cs="Times New Roman"/>
+          <w:kern w:val="0"/>
+          <w14:ligatures w14:val="none"/>
+        </w:rPr>
+        <w:t xml:space="preserve"> </w:t>
+      </w:r>
+      <w:r>
+        <w:rPr>
+          <w:rFonts w:ascii="Courier New" w:eastAsia="Times New Roman" w:hAnsi="Courier New" w:cs="Courier New"/>
+          <w:kern w:val="0"/>
+          <w:sz w:val="20"/>
+          <w:szCs w:val="20"/>
+          <w14:ligatures w14:val="none"/>
+        </w:rPr>
+        <w:t>/experience/</w:t>
+      </w:r>
+      <w:proofErr w:type="spellStart"/>
+      <w:r>
+        <w:rPr>
+          <w:rFonts w:ascii="Courier New" w:eastAsia="Times New Roman" w:hAnsi="Courier New" w:cs="Courier New"/>
+          <w:kern w:val="0"/>
+          <w:sz w:val="20"/>
+          <w:szCs w:val="20"/>
+          <w14:ligatures w14:val="none"/>
+        </w:rPr>
+        <w:t>high-cost-hold?rxId</w:t>
+      </w:r>
+      <w:proofErr w:type="spellEnd"/>
+      <w:r>
+        <w:rPr>
+          <w:rFonts w:ascii="Courier New" w:eastAsia="Times New Roman" w:hAnsi="Courier New" w:cs="Courier New"/>
+          <w:kern w:val="0"/>
+          <w:sz w:val="20"/>
+          <w:szCs w:val="20"/>
+          <w14:ligatures w14:val="none"/>
+        </w:rPr>
+        <w:t>={</w:t>
+      </w:r>
+      <w:proofErr w:type="spellStart"/>
+      <w:r>
+        <w:rPr>
+          <w:rFonts w:ascii="Courier New" w:eastAsia="Times New Roman" w:hAnsi="Courier New" w:cs="Courier New"/>
+          <w:kern w:val="0"/>
+          <w:sz w:val="20"/>
+          <w:szCs w:val="20"/>
+          <w14:ligatures w14:val="none"/>
+        </w:rPr>
+        <w:t>rxId</w:t>
+      </w:r>
+      <w:proofErr w:type="spellEnd"/>
+      <w:r>
+        <w:rPr>
+          <w:rFonts w:ascii="Courier New" w:eastAsia="Times New Roman" w:hAnsi="Courier New" w:cs="Courier New"/>
+          <w:kern w:val="0"/>
+          <w:sz w:val="20"/>
+          <w:szCs w:val="20"/>
+          <w14:ligatures w14:val="none"/>
+        </w:rPr>
+        <w:t>}&amp;</w:t>
+      </w:r>
+      <w:proofErr w:type="spellStart"/>
+      <w:r>
+        <w:rPr>
+          <w:rFonts w:ascii="Courier New" w:eastAsia="Times New Roman" w:hAnsi="Courier New" w:cs="Courier New"/>
+          <w:kern w:val="0"/>
+          <w:sz w:val="20"/>
+          <w:szCs w:val="20"/>
+          <w14:ligatures w14:val="none"/>
+        </w:rPr>
+        <w:t>memberId</w:t>
+      </w:r>
+      <w:proofErr w:type="spellEnd"/>
+      <w:r>
+        <w:rPr>
+          <w:rFonts w:ascii="Courier New" w:eastAsia="Times New Roman" w:hAnsi="Courier New" w:cs="Courier New"/>
+          <w:kern w:val="0"/>
+          <w:sz w:val="20"/>
+          <w:szCs w:val="20"/>
+          <w14:ligatures w14:val="none"/>
+        </w:rPr>
+        <w:t>={</w:t>
+      </w:r>
+      <w:proofErr w:type="spellStart"/>
+      <w:r>
+        <w:rPr>
+          <w:rFonts w:ascii="Courier New" w:eastAsia="Times New Roman" w:hAnsi="Courier New" w:cs="Courier New"/>
+          <w:kern w:val="0"/>
+          <w:sz w:val="20"/>
+          <w:szCs w:val="20"/>
+          <w14:ligatures w14:val="none"/>
+        </w:rPr>
+        <w:t>memberId</w:t>
+      </w:r>
+      <w:proofErr w:type="spellEnd"/>
+      <w:r>
+        <w:rPr>
+          <w:rFonts w:ascii="Courier New" w:eastAsia="Times New Roman" w:hAnsi="Courier New" w:cs="Courier New"/>
+          <w:kern w:val="0"/>
+          <w:sz w:val="20"/>
+          <w:szCs w:val="20"/>
+          <w14:ligatures w14:val="none"/>
+        </w:rPr>
+        <w:t>}</w:t>
+      </w:r>
+    </w:p>
+    <w:p>
+      <w:pPr>
+        <w:numPr>
+          <w:ilvl w:val="0"/>
+          <w:numId w:val="9"/>
+        </w:numPr>
+        <w:spacing w:before="100" w:beforeAutospacing="1" w:after="100" w:afterAutospacing="1" w:line="240" w:lineRule="auto"/>
+        <w:rPr>
+          <w:rFonts w:ascii="Times New Roman" w:eastAsia="Times New Roman" w:hAnsi="Times New Roman" w:cs="Times New Roman"/>
+          <w:kern w:val="0"/>
+          <w14:ligatures w14:val="none"/>
+        </w:rPr>
+      </w:pPr>
+      <w:r>
+        <w:rPr>
+          <w:rFonts w:ascii="Times New Roman" w:eastAsia="Times New Roman" w:hAnsi="Times New Roman" w:cs="Times New Roman"/>
+          <w:b/>
+          <w:bCs/>
+          <w:kern w:val="0"/>
+          <w14:ligatures w14:val="none"/>
+        </w:rPr>
+        <w:t>200</w:t>
+      </w:r>
+      <w:r>
+        <w:rPr>
+          <w:rFonts w:ascii="Times New Roman" w:eastAsia="Times New Roman" w:hAnsi="Times New Roman" w:cs="Times New Roman"/>
+          <w:kern w:val="0"/>
+          <w14:ligatures w14:val="none"/>
+        </w:rPr>
+        <w:t>:</w:t>
       </w:r>
     </w:p>
     <w:p>
@@ -2689,7 +3992,7 @@
           <w:szCs w:val="20"/>
           <w14:ligatures w14:val="none"/>
         </w:rPr>
-        <w:t>@startuml PBM_RX_Payment_Hold_Release_Sequence_REST_Only_v1</w:t>
+        <w:t>{</w:t>
       </w:r>
     </w:p>
     <w:p>
@@ -2721,6 +4024,16 @@
           <w14:ligatures w14:val="none"/>
         </w:rPr>
       </w:pPr>
+      <w:r>
+        <w:rPr>
+          <w:rFonts w:ascii="Courier New" w:eastAsia="Times New Roman" w:hAnsi="Courier New" w:cs="Courier New"/>
+          <w:kern w:val="0"/>
+          <w:sz w:val="20"/>
+          <w:szCs w:val="20"/>
+          <w14:ligatures w14:val="none"/>
+        </w:rPr>
+        <w:t xml:space="preserve">  "status": "ELIGIBLE",</w:t>
+      </w:r>
     </w:p>
     <w:p>
       <w:pPr>
@@ -2759,7 +4072,29 @@
           <w:szCs w:val="20"/>
           <w14:ligatures w14:val="none"/>
         </w:rPr>
-        <w:t>title PBM RX Payment Hold Release — Sequence (REST-only via Experience API)</w:t>
+        <w:t xml:space="preserve">  "</w:t>
+      </w:r>
+      <w:proofErr w:type="spellStart"/>
+      <w:r>
+        <w:rPr>
+          <w:rFonts w:ascii="Courier New" w:eastAsia="Times New Roman" w:hAnsi="Courier New" w:cs="Courier New"/>
+          <w:kern w:val="0"/>
+          <w:sz w:val="20"/>
+          <w:szCs w:val="20"/>
+          <w14:ligatures w14:val="none"/>
+        </w:rPr>
+        <w:t>selfServeOption</w:t>
+      </w:r>
+      <w:proofErr w:type="spellEnd"/>
+      <w:r>
+        <w:rPr>
+          <w:rFonts w:ascii="Courier New" w:eastAsia="Times New Roman" w:hAnsi="Courier New" w:cs="Courier New"/>
+          <w:kern w:val="0"/>
+          <w:sz w:val="20"/>
+          <w:szCs w:val="20"/>
+          <w14:ligatures w14:val="none"/>
+        </w:rPr>
+        <w:t>": "PAYMENT_HOLD",</w:t>
       </w:r>
     </w:p>
     <w:p>
@@ -2791,6 +4126,38 @@
           <w14:ligatures w14:val="none"/>
         </w:rPr>
       </w:pPr>
+      <w:r>
+        <w:rPr>
+          <w:rFonts w:ascii="Courier New" w:eastAsia="Times New Roman" w:hAnsi="Courier New" w:cs="Courier New"/>
+          <w:kern w:val="0"/>
+          <w:sz w:val="20"/>
+          <w:szCs w:val="20"/>
+          <w14:ligatures w14:val="none"/>
+        </w:rPr>
+        <w:t xml:space="preserve">  "filters": { "</w:t>
+      </w:r>
+      <w:proofErr w:type="spellStart"/>
+      <w:r>
+        <w:rPr>
+          <w:rFonts w:ascii="Courier New" w:eastAsia="Times New Roman" w:hAnsi="Courier New" w:cs="Courier New"/>
+          <w:kern w:val="0"/>
+          <w:sz w:val="20"/>
+          <w:szCs w:val="20"/>
+          <w14:ligatures w14:val="none"/>
+        </w:rPr>
+        <w:t>fillStatusReasonCode</w:t>
+      </w:r>
+      <w:proofErr w:type="spellEnd"/>
+      <w:r>
+        <w:rPr>
+          <w:rFonts w:ascii="Courier New" w:eastAsia="Times New Roman" w:hAnsi="Courier New" w:cs="Courier New"/>
+          <w:kern w:val="0"/>
+          <w:sz w:val="20"/>
+          <w:szCs w:val="20"/>
+          <w14:ligatures w14:val="none"/>
+        </w:rPr>
+        <w:t>": 54 },</w:t>
+      </w:r>
     </w:p>
     <w:p>
       <w:pPr>
@@ -2829,7 +4196,29 @@
           <w:szCs w:val="20"/>
           <w14:ligatures w14:val="none"/>
         </w:rPr>
-        <w:t>actor Member as M</w:t>
+        <w:t xml:space="preserve">  "</w:t>
+      </w:r>
+      <w:proofErr w:type="spellStart"/>
+      <w:r>
+        <w:rPr>
+          <w:rFonts w:ascii="Courier New" w:eastAsia="Times New Roman" w:hAnsi="Courier New" w:cs="Courier New"/>
+          <w:kern w:val="0"/>
+          <w:sz w:val="20"/>
+          <w:szCs w:val="20"/>
+          <w14:ligatures w14:val="none"/>
+        </w:rPr>
+        <w:t>displayValue</w:t>
+      </w:r>
+      <w:proofErr w:type="spellEnd"/>
+      <w:r>
+        <w:rPr>
+          <w:rFonts w:ascii="Courier New" w:eastAsia="Times New Roman" w:hAnsi="Courier New" w:cs="Courier New"/>
+          <w:kern w:val="0"/>
+          <w:sz w:val="20"/>
+          <w:szCs w:val="20"/>
+          <w14:ligatures w14:val="none"/>
+        </w:rPr>
+        <w:t>": "Change Payment Method"</w:t>
       </w:r>
     </w:p>
     <w:p>
@@ -2869,7 +4258,169 @@
           <w:szCs w:val="20"/>
           <w14:ligatures w14:val="none"/>
         </w:rPr>
-        <w:t>participant "Aetna Portal (Web/Mobile)" as Portal</w:t>
+        <w:t>}</w:t>
+      </w:r>
+    </w:p>
+    <w:p>
+      <w:pPr>
+        <w:spacing w:before="100" w:beforeAutospacing="1" w:after="100" w:afterAutospacing="1" w:line="240" w:lineRule="auto"/>
+        <w:outlineLvl w:val="2"/>
+        <w:rPr>
+          <w:rFonts w:ascii="Times New Roman" w:eastAsia="Times New Roman" w:hAnsi="Times New Roman" w:cs="Times New Roman"/>
+          <w:b/>
+          <w:bCs/>
+          <w:kern w:val="0"/>
+          <w:sz w:val="27"/>
+          <w:szCs w:val="27"/>
+          <w14:ligatures w14:val="none"/>
+        </w:rPr>
+      </w:pPr>
+      <w:r>
+        <w:rPr>
+          <w:rFonts w:ascii="Times New Roman" w:eastAsia="Times New Roman" w:hAnsi="Times New Roman" w:cs="Times New Roman"/>
+          <w:b/>
+          <w:bCs/>
+          <w:kern w:val="0"/>
+          <w:sz w:val="27"/>
+          <w:szCs w:val="27"/>
+          <w14:ligatures w14:val="none"/>
+        </w:rPr>
+        <w:t>5.2 Submit payment + consent (action)</w:t>
+      </w:r>
+    </w:p>
+    <w:p>
+      <w:pPr>
+        <w:numPr>
+          <w:ilvl w:val="0"/>
+          <w:numId w:val="10"/>
+        </w:numPr>
+        <w:spacing w:before="100" w:beforeAutospacing="1" w:after="100" w:afterAutospacing="1" w:line="240" w:lineRule="auto"/>
+        <w:rPr>
+          <w:rFonts w:ascii="Times New Roman" w:eastAsia="Times New Roman" w:hAnsi="Times New Roman" w:cs="Times New Roman"/>
+          <w:kern w:val="0"/>
+          <w14:ligatures w14:val="none"/>
+        </w:rPr>
+      </w:pPr>
+      <w:r>
+        <w:rPr>
+          <w:rFonts w:ascii="Times New Roman" w:eastAsia="Times New Roman" w:hAnsi="Times New Roman" w:cs="Times New Roman"/>
+          <w:b/>
+          <w:bCs/>
+          <w:kern w:val="0"/>
+          <w14:ligatures w14:val="none"/>
+        </w:rPr>
+        <w:t>POST</w:t>
+      </w:r>
+      <w:r>
+        <w:rPr>
+          <w:rFonts w:ascii="Times New Roman" w:eastAsia="Times New Roman" w:hAnsi="Times New Roman" w:cs="Times New Roman"/>
+          <w:kern w:val="0"/>
+          <w14:ligatures w14:val="none"/>
+        </w:rPr>
+        <w:t xml:space="preserve"> </w:t>
+      </w:r>
+      <w:r>
+        <w:rPr>
+          <w:rFonts w:ascii="Courier New" w:eastAsia="Times New Roman" w:hAnsi="Courier New" w:cs="Courier New"/>
+          <w:kern w:val="0"/>
+          <w:sz w:val="20"/>
+          <w:szCs w:val="20"/>
+          <w14:ligatures w14:val="none"/>
+        </w:rPr>
+        <w:t>/experience/payment-consent</w:t>
+      </w:r>
+    </w:p>
+    <w:p>
+      <w:pPr>
+        <w:numPr>
+          <w:ilvl w:val="0"/>
+          <w:numId w:val="10"/>
+        </w:numPr>
+        <w:spacing w:before="100" w:beforeAutospacing="1" w:after="100" w:afterAutospacing="1" w:line="240" w:lineRule="auto"/>
+        <w:rPr>
+          <w:rFonts w:ascii="Times New Roman" w:eastAsia="Times New Roman" w:hAnsi="Times New Roman" w:cs="Times New Roman"/>
+          <w:kern w:val="0"/>
+          <w14:ligatures w14:val="none"/>
+        </w:rPr>
+      </w:pPr>
+      <w:r>
+        <w:rPr>
+          <w:rFonts w:ascii="Times New Roman" w:eastAsia="Times New Roman" w:hAnsi="Times New Roman" w:cs="Times New Roman"/>
+          <w:b/>
+          <w:bCs/>
+          <w:kern w:val="0"/>
+          <w14:ligatures w14:val="none"/>
+        </w:rPr>
+        <w:lastRenderedPageBreak/>
+        <w:t>Headers</w:t>
+      </w:r>
+      <w:r>
+        <w:rPr>
+          <w:rFonts w:ascii="Times New Roman" w:eastAsia="Times New Roman" w:hAnsi="Times New Roman" w:cs="Times New Roman"/>
+          <w:kern w:val="0"/>
+          <w14:ligatures w14:val="none"/>
+        </w:rPr>
+        <w:t xml:space="preserve">: </w:t>
+      </w:r>
+      <w:r>
+        <w:rPr>
+          <w:rFonts w:ascii="Courier New" w:eastAsia="Times New Roman" w:hAnsi="Courier New" w:cs="Courier New"/>
+          <w:kern w:val="0"/>
+          <w:sz w:val="20"/>
+          <w:szCs w:val="20"/>
+          <w14:ligatures w14:val="none"/>
+        </w:rPr>
+        <w:t>Idempotency-Key</w:t>
+      </w:r>
+      <w:r>
+        <w:rPr>
+          <w:rFonts w:ascii="Times New Roman" w:eastAsia="Times New Roman" w:hAnsi="Times New Roman" w:cs="Times New Roman"/>
+          <w:kern w:val="0"/>
+          <w14:ligatures w14:val="none"/>
+        </w:rPr>
+        <w:t xml:space="preserve">, </w:t>
+      </w:r>
+      <w:r>
+        <w:rPr>
+          <w:rFonts w:ascii="Courier New" w:eastAsia="Times New Roman" w:hAnsi="Courier New" w:cs="Courier New"/>
+          <w:kern w:val="0"/>
+          <w:sz w:val="20"/>
+          <w:szCs w:val="20"/>
+          <w14:ligatures w14:val="none"/>
+        </w:rPr>
+        <w:t>X-Trace-Id</w:t>
+      </w:r>
+    </w:p>
+    <w:p>
+      <w:pPr>
+        <w:numPr>
+          <w:ilvl w:val="0"/>
+          <w:numId w:val="10"/>
+        </w:numPr>
+        <w:spacing w:before="100" w:beforeAutospacing="1" w:after="100" w:afterAutospacing="1" w:line="240" w:lineRule="auto"/>
+        <w:rPr>
+          <w:rFonts w:ascii="Times New Roman" w:eastAsia="Times New Roman" w:hAnsi="Times New Roman" w:cs="Times New Roman"/>
+          <w:kern w:val="0"/>
+          <w14:ligatures w14:val="none"/>
+        </w:rPr>
+      </w:pPr>
+      <w:r>
+        <w:rPr>
+          <w:rFonts w:ascii="Times New Roman" w:eastAsia="Times New Roman" w:hAnsi="Times New Roman" w:cs="Times New Roman"/>
+          <w:b/>
+          <w:bCs/>
+          <w:kern w:val="0"/>
+          <w14:ligatures w14:val="none"/>
+        </w:rPr>
+        <w:t>Body</w:t>
+      </w:r>
+      <w:r>
+        <w:rPr>
+          <w:rFonts w:ascii="Times New Roman" w:eastAsia="Times New Roman" w:hAnsi="Times New Roman" w:cs="Times New Roman"/>
+          <w:kern w:val="0"/>
+          <w14:ligatures w14:val="none"/>
+        </w:rPr>
+        <w:t>:</w:t>
       </w:r>
     </w:p>
     <w:p>
@@ -2909,7 +4460,7 @@
           <w:szCs w:val="20"/>
           <w14:ligatures w14:val="none"/>
         </w:rPr>
-        <w:t>participant "Experience API\n(PBM — REST)" as ExpAPI</w:t>
+        <w:t>{</w:t>
       </w:r>
     </w:p>
     <w:p>
@@ -2949,7 +4500,29 @@
           <w:szCs w:val="20"/>
           <w14:ligatures w14:val="none"/>
         </w:rPr>
-        <w:t>database "Transient Cache\n(Aetna)" as Cache</w:t>
+        <w:t xml:space="preserve">  "</w:t>
+      </w:r>
+      <w:proofErr w:type="spellStart"/>
+      <w:r>
+        <w:rPr>
+          <w:rFonts w:ascii="Courier New" w:eastAsia="Times New Roman" w:hAnsi="Courier New" w:cs="Courier New"/>
+          <w:kern w:val="0"/>
+          <w:sz w:val="20"/>
+          <w:szCs w:val="20"/>
+          <w14:ligatures w14:val="none"/>
+        </w:rPr>
+        <w:t>orderId</w:t>
+      </w:r>
+      <w:proofErr w:type="spellEnd"/>
+      <w:r>
+        <w:rPr>
+          <w:rFonts w:ascii="Courier New" w:eastAsia="Times New Roman" w:hAnsi="Courier New" w:cs="Courier New"/>
+          <w:kern w:val="0"/>
+          <w:sz w:val="20"/>
+          <w:szCs w:val="20"/>
+          <w14:ligatures w14:val="none"/>
+        </w:rPr>
+        <w:t>": "ORD-10001",</w:t>
       </w:r>
     </w:p>
     <w:p>
@@ -2989,7 +4562,29 @@
           <w:szCs w:val="20"/>
           <w14:ligatures w14:val="none"/>
         </w:rPr>
-        <w:t>database "Audit Store\n(Aetna)" as Audit</w:t>
+        <w:t xml:space="preserve">  "</w:t>
+      </w:r>
+      <w:proofErr w:type="spellStart"/>
+      <w:r>
+        <w:rPr>
+          <w:rFonts w:ascii="Courier New" w:eastAsia="Times New Roman" w:hAnsi="Courier New" w:cs="Courier New"/>
+          <w:kern w:val="0"/>
+          <w:sz w:val="20"/>
+          <w:szCs w:val="20"/>
+          <w14:ligatures w14:val="none"/>
+        </w:rPr>
+        <w:t>rx</w:t>
+      </w:r>
+      <w:proofErr w:type="spellEnd"/>
+      <w:r>
+        <w:rPr>
+          <w:rFonts w:ascii="Courier New" w:eastAsia="Times New Roman" w:hAnsi="Courier New" w:cs="Courier New"/>
+          <w:kern w:val="0"/>
+          <w:sz w:val="20"/>
+          <w:szCs w:val="20"/>
+          <w14:ligatures w14:val="none"/>
+        </w:rPr>
+        <w:t>": [</w:t>
       </w:r>
     </w:p>
     <w:p>
@@ -3021,6 +4616,60 @@
           <w14:ligatures w14:val="none"/>
         </w:rPr>
       </w:pPr>
+      <w:r>
+        <w:rPr>
+          <w:rFonts w:ascii="Courier New" w:eastAsia="Times New Roman" w:hAnsi="Courier New" w:cs="Courier New"/>
+          <w:kern w:val="0"/>
+          <w:sz w:val="20"/>
+          <w:szCs w:val="20"/>
+          <w14:ligatures w14:val="none"/>
+        </w:rPr>
+        <w:t xml:space="preserve">    { "</w:t>
+      </w:r>
+      <w:proofErr w:type="spellStart"/>
+      <w:r>
+        <w:rPr>
+          <w:rFonts w:ascii="Courier New" w:eastAsia="Times New Roman" w:hAnsi="Courier New" w:cs="Courier New"/>
+          <w:kern w:val="0"/>
+          <w:sz w:val="20"/>
+          <w:szCs w:val="20"/>
+          <w14:ligatures w14:val="none"/>
+        </w:rPr>
+        <w:t>rxNumber</w:t>
+      </w:r>
+      <w:proofErr w:type="spellEnd"/>
+      <w:r>
+        <w:rPr>
+          <w:rFonts w:ascii="Courier New" w:eastAsia="Times New Roman" w:hAnsi="Courier New" w:cs="Courier New"/>
+          <w:kern w:val="0"/>
+          <w:sz w:val="20"/>
+          <w:szCs w:val="20"/>
+          <w14:ligatures w14:val="none"/>
+        </w:rPr>
+        <w:t>": "1234567", "</w:t>
+      </w:r>
+      <w:proofErr w:type="spellStart"/>
+      <w:r>
+        <w:rPr>
+          <w:rFonts w:ascii="Courier New" w:eastAsia="Times New Roman" w:hAnsi="Courier New" w:cs="Courier New"/>
+          <w:kern w:val="0"/>
+          <w:sz w:val="20"/>
+          <w:szCs w:val="20"/>
+          <w14:ligatures w14:val="none"/>
+        </w:rPr>
+        <w:t>consentResponse</w:t>
+      </w:r>
+      <w:proofErr w:type="spellEnd"/>
+      <w:r>
+        <w:rPr>
+          <w:rFonts w:ascii="Courier New" w:eastAsia="Times New Roman" w:hAnsi="Courier New" w:cs="Courier New"/>
+          <w:kern w:val="0"/>
+          <w:sz w:val="20"/>
+          <w:szCs w:val="20"/>
+          <w14:ligatures w14:val="none"/>
+        </w:rPr>
+        <w:t>": "Y" }</w:t>
+      </w:r>
     </w:p>
     <w:p>
       <w:pPr>
@@ -3059,7 +4708,7 @@
           <w:szCs w:val="20"/>
           <w14:ligatures w14:val="none"/>
         </w:rPr>
-        <w:t>== 1) Detect Eligibility (Read) ==</w:t>
+        <w:t xml:space="preserve">  ],</w:t>
       </w:r>
     </w:p>
     <w:p>
@@ -3099,7 +4748,29 @@
           <w:szCs w:val="20"/>
           <w14:ligatures w14:val="none"/>
         </w:rPr>
-        <w:t>M -&gt; Portal: View RX details</w:t>
+        <w:t xml:space="preserve">  "</w:t>
+      </w:r>
+      <w:proofErr w:type="spellStart"/>
+      <w:r>
+        <w:rPr>
+          <w:rFonts w:ascii="Courier New" w:eastAsia="Times New Roman" w:hAnsi="Courier New" w:cs="Courier New"/>
+          <w:kern w:val="0"/>
+          <w:sz w:val="20"/>
+          <w:szCs w:val="20"/>
+          <w14:ligatures w14:val="none"/>
+        </w:rPr>
+        <w:t>paymentInstrument</w:t>
+      </w:r>
+      <w:proofErr w:type="spellEnd"/>
+      <w:r>
+        <w:rPr>
+          <w:rFonts w:ascii="Courier New" w:eastAsia="Times New Roman" w:hAnsi="Courier New" w:cs="Courier New"/>
+          <w:kern w:val="0"/>
+          <w:sz w:val="20"/>
+          <w:szCs w:val="20"/>
+          <w14:ligatures w14:val="none"/>
+        </w:rPr>
+        <w:t>": {</w:t>
       </w:r>
     </w:p>
     <w:p>
@@ -3139,7 +4810,7 @@
           <w:szCs w:val="20"/>
           <w14:ligatures w14:val="none"/>
         </w:rPr>
-        <w:t>Portal -&gt; ExpAPI: GET /experience/high-cost-hold?rxId=...&amp;memberId=...</w:t>
+        <w:t xml:space="preserve">    "token": "pm_..."</w:t>
       </w:r>
     </w:p>
     <w:p>
@@ -3179,7 +4850,7 @@
           <w:szCs w:val="20"/>
           <w14:ligatures w14:val="none"/>
         </w:rPr>
-        <w:t>ExpAPI --&gt; Portal: {status: ELIGIBLE, selfServeOption: PAYMENT_HOLD,\nfilters:{fillStatusReasonCode:54}, displayValue:"Change Payment Method"}</w:t>
+        <w:t xml:space="preserve">  },</w:t>
       </w:r>
     </w:p>
     <w:p>
@@ -3219,7 +4890,29 @@
           <w:szCs w:val="20"/>
           <w14:ligatures w14:val="none"/>
         </w:rPr>
-        <w:t>Portal -&gt; M: Show CTA "Change Payment Method" (+ consent prompt)</w:t>
+        <w:t xml:space="preserve">  "</w:t>
+      </w:r>
+      <w:proofErr w:type="spellStart"/>
+      <w:r>
+        <w:rPr>
+          <w:rFonts w:ascii="Courier New" w:eastAsia="Times New Roman" w:hAnsi="Courier New" w:cs="Courier New"/>
+          <w:kern w:val="0"/>
+          <w:sz w:val="20"/>
+          <w:szCs w:val="20"/>
+          <w14:ligatures w14:val="none"/>
+        </w:rPr>
+        <w:t>memberId</w:t>
+      </w:r>
+      <w:proofErr w:type="spellEnd"/>
+      <w:r>
+        <w:rPr>
+          <w:rFonts w:ascii="Courier New" w:eastAsia="Times New Roman" w:hAnsi="Courier New" w:cs="Courier New"/>
+          <w:kern w:val="0"/>
+          <w:sz w:val="20"/>
+          <w:szCs w:val="20"/>
+          <w14:ligatures w14:val="none"/>
+        </w:rPr>
+        <w:t>": "M-12345",</w:t>
       </w:r>
     </w:p>
     <w:p>
@@ -3251,6 +4944,38 @@
           <w14:ligatures w14:val="none"/>
         </w:rPr>
       </w:pPr>
+      <w:r>
+        <w:rPr>
+          <w:rFonts w:ascii="Courier New" w:eastAsia="Times New Roman" w:hAnsi="Courier New" w:cs="Courier New"/>
+          <w:kern w:val="0"/>
+          <w:sz w:val="20"/>
+          <w:szCs w:val="20"/>
+          <w14:ligatures w14:val="none"/>
+        </w:rPr>
+        <w:t xml:space="preserve">  "</w:t>
+      </w:r>
+      <w:proofErr w:type="spellStart"/>
+      <w:r>
+        <w:rPr>
+          <w:rFonts w:ascii="Courier New" w:eastAsia="Times New Roman" w:hAnsi="Courier New" w:cs="Courier New"/>
+          <w:kern w:val="0"/>
+          <w:sz w:val="20"/>
+          <w:szCs w:val="20"/>
+          <w14:ligatures w14:val="none"/>
+        </w:rPr>
+        <w:t>traceId</w:t>
+      </w:r>
+      <w:proofErr w:type="spellEnd"/>
+      <w:r>
+        <w:rPr>
+          <w:rFonts w:ascii="Courier New" w:eastAsia="Times New Roman" w:hAnsi="Courier New" w:cs="Courier New"/>
+          <w:kern w:val="0"/>
+          <w:sz w:val="20"/>
+          <w:szCs w:val="20"/>
+          <w14:ligatures w14:val="none"/>
+        </w:rPr>
+        <w:t>": "..."</w:t>
+      </w:r>
     </w:p>
     <w:p>
       <w:pPr>
@@ -3289,7 +5014,39 @@
           <w:szCs w:val="20"/>
           <w14:ligatures w14:val="none"/>
         </w:rPr>
-        <w:t>== 2) Submit Payment &amp; Consent (Action) ==</w:t>
+        <w:t>}</w:t>
+      </w:r>
+    </w:p>
+    <w:p>
+      <w:pPr>
+        <w:numPr>
+          <w:ilvl w:val="0"/>
+          <w:numId w:val="11"/>
+        </w:numPr>
+        <w:spacing w:before="100" w:beforeAutospacing="1" w:after="100" w:afterAutospacing="1" w:line="240" w:lineRule="auto"/>
+        <w:rPr>
+          <w:rFonts w:ascii="Times New Roman" w:eastAsia="Times New Roman" w:hAnsi="Times New Roman" w:cs="Times New Roman"/>
+          <w:kern w:val="0"/>
+          <w14:ligatures w14:val="none"/>
+        </w:rPr>
+      </w:pPr>
+      <w:r>
+        <w:rPr>
+          <w:rFonts w:ascii="Times New Roman" w:eastAsia="Times New Roman" w:hAnsi="Times New Roman" w:cs="Times New Roman"/>
+          <w:b/>
+          <w:bCs/>
+          <w:kern w:val="0"/>
+          <w14:ligatures w14:val="none"/>
+        </w:rPr>
+        <w:t>202/200</w:t>
+      </w:r>
+      <w:r>
+        <w:rPr>
+          <w:rFonts w:ascii="Times New Roman" w:eastAsia="Times New Roman" w:hAnsi="Times New Roman" w:cs="Times New Roman"/>
+          <w:kern w:val="0"/>
+          <w14:ligatures w14:val="none"/>
+        </w:rPr>
+        <w:t>:</w:t>
       </w:r>
     </w:p>
     <w:p>
@@ -3329,7 +5086,212 @@
           <w:szCs w:val="20"/>
           <w14:ligatures w14:val="none"/>
         </w:rPr>
-        <w:t>M -&gt; Portal: Enter/confirm payment + consent (Y or N)</w:t>
+        <w:t>{ "status": "accepted", "</w:t>
+      </w:r>
+      <w:proofErr w:type="spellStart"/>
+      <w:r>
+        <w:rPr>
+          <w:rFonts w:ascii="Courier New" w:eastAsia="Times New Roman" w:hAnsi="Courier New" w:cs="Courier New"/>
+          <w:kern w:val="0"/>
+          <w:sz w:val="20"/>
+          <w:szCs w:val="20"/>
+          <w14:ligatures w14:val="none"/>
+        </w:rPr>
+        <w:t>consentReference</w:t>
+      </w:r>
+      <w:proofErr w:type="spellEnd"/>
+      <w:r>
+        <w:rPr>
+          <w:rFonts w:ascii="Courier New" w:eastAsia="Times New Roman" w:hAnsi="Courier New" w:cs="Courier New"/>
+          <w:kern w:val="0"/>
+          <w:sz w:val="20"/>
+          <w:szCs w:val="20"/>
+          <w14:ligatures w14:val="none"/>
+        </w:rPr>
+        <w:t>": "CONS-9f2c3" }</w:t>
+      </w:r>
+    </w:p>
+    <w:p>
+      <w:pPr>
+        <w:spacing w:before="100" w:beforeAutospacing="1" w:after="100" w:afterAutospacing="1" w:line="240" w:lineRule="auto"/>
+        <w:outlineLvl w:val="2"/>
+        <w:rPr>
+          <w:rFonts w:ascii="Times New Roman" w:eastAsia="Times New Roman" w:hAnsi="Times New Roman" w:cs="Times New Roman"/>
+          <w:b/>
+          <w:bCs/>
+          <w:kern w:val="0"/>
+          <w:sz w:val="27"/>
+          <w:szCs w:val="27"/>
+          <w14:ligatures w14:val="none"/>
+        </w:rPr>
+      </w:pPr>
+      <w:r>
+        <w:rPr>
+          <w:rFonts w:ascii="Times New Roman" w:eastAsia="Times New Roman" w:hAnsi="Times New Roman" w:cs="Times New Roman"/>
+          <w:b/>
+          <w:bCs/>
+          <w:kern w:val="0"/>
+          <w:sz w:val="27"/>
+          <w:szCs w:val="27"/>
+          <w14:ligatures w14:val="none"/>
+        </w:rPr>
+        <w:t>5.3 Resolve payment hold (action)</w:t>
+      </w:r>
+    </w:p>
+    <w:p>
+      <w:pPr>
+        <w:numPr>
+          <w:ilvl w:val="0"/>
+          <w:numId w:val="12"/>
+        </w:numPr>
+        <w:spacing w:before="100" w:beforeAutospacing="1" w:after="100" w:afterAutospacing="1" w:line="240" w:lineRule="auto"/>
+        <w:rPr>
+          <w:rFonts w:ascii="Times New Roman" w:eastAsia="Times New Roman" w:hAnsi="Times New Roman" w:cs="Times New Roman"/>
+          <w:kern w:val="0"/>
+          <w14:ligatures w14:val="none"/>
+        </w:rPr>
+      </w:pPr>
+      <w:r>
+        <w:rPr>
+          <w:rFonts w:ascii="Times New Roman" w:eastAsia="Times New Roman" w:hAnsi="Times New Roman" w:cs="Times New Roman"/>
+          <w:b/>
+          <w:bCs/>
+          <w:kern w:val="0"/>
+          <w14:ligatures w14:val="none"/>
+        </w:rPr>
+        <w:t>POST</w:t>
+      </w:r>
+      <w:r>
+        <w:rPr>
+          <w:rFonts w:ascii="Times New Roman" w:eastAsia="Times New Roman" w:hAnsi="Times New Roman" w:cs="Times New Roman"/>
+          <w:kern w:val="0"/>
+          <w14:ligatures w14:val="none"/>
+        </w:rPr>
+        <w:t xml:space="preserve"> </w:t>
+      </w:r>
+      <w:r>
+        <w:rPr>
+          <w:rFonts w:ascii="Courier New" w:eastAsia="Times New Roman" w:hAnsi="Courier New" w:cs="Courier New"/>
+          <w:kern w:val="0"/>
+          <w:sz w:val="20"/>
+          <w:szCs w:val="20"/>
+          <w14:ligatures w14:val="none"/>
+        </w:rPr>
+        <w:t>/experience/orders/{</w:t>
+      </w:r>
+      <w:proofErr w:type="spellStart"/>
+      <w:r>
+        <w:rPr>
+          <w:rFonts w:ascii="Courier New" w:eastAsia="Times New Roman" w:hAnsi="Courier New" w:cs="Courier New"/>
+          <w:kern w:val="0"/>
+          <w:sz w:val="20"/>
+          <w:szCs w:val="20"/>
+          <w14:ligatures w14:val="none"/>
+        </w:rPr>
+        <w:t>orderId</w:t>
+      </w:r>
+      <w:proofErr w:type="spellEnd"/>
+      <w:r>
+        <w:rPr>
+          <w:rFonts w:ascii="Courier New" w:eastAsia="Times New Roman" w:hAnsi="Courier New" w:cs="Courier New"/>
+          <w:kern w:val="0"/>
+          <w:sz w:val="20"/>
+          <w:szCs w:val="20"/>
+          <w14:ligatures w14:val="none"/>
+        </w:rPr>
+        <w:t>}/resolve-payment-hold</w:t>
+      </w:r>
+    </w:p>
+    <w:p>
+      <w:pPr>
+        <w:numPr>
+          <w:ilvl w:val="0"/>
+          <w:numId w:val="12"/>
+        </w:numPr>
+        <w:spacing w:before="100" w:beforeAutospacing="1" w:after="100" w:afterAutospacing="1" w:line="240" w:lineRule="auto"/>
+        <w:rPr>
+          <w:rFonts w:ascii="Times New Roman" w:eastAsia="Times New Roman" w:hAnsi="Times New Roman" w:cs="Times New Roman"/>
+          <w:kern w:val="0"/>
+          <w14:ligatures w14:val="none"/>
+        </w:rPr>
+      </w:pPr>
+      <w:r>
+        <w:rPr>
+          <w:rFonts w:ascii="Times New Roman" w:eastAsia="Times New Roman" w:hAnsi="Times New Roman" w:cs="Times New Roman"/>
+          <w:b/>
+          <w:bCs/>
+          <w:kern w:val="0"/>
+          <w14:ligatures w14:val="none"/>
+        </w:rPr>
+        <w:t>Headers</w:t>
+      </w:r>
+      <w:r>
+        <w:rPr>
+          <w:rFonts w:ascii="Times New Roman" w:eastAsia="Times New Roman" w:hAnsi="Times New Roman" w:cs="Times New Roman"/>
+          <w:kern w:val="0"/>
+          <w14:ligatures w14:val="none"/>
+        </w:rPr>
+        <w:t xml:space="preserve">: </w:t>
+      </w:r>
+      <w:r>
+        <w:rPr>
+          <w:rFonts w:ascii="Courier New" w:eastAsia="Times New Roman" w:hAnsi="Courier New" w:cs="Courier New"/>
+          <w:kern w:val="0"/>
+          <w:sz w:val="20"/>
+          <w:szCs w:val="20"/>
+          <w14:ligatures w14:val="none"/>
+        </w:rPr>
+        <w:t>Idempotency-Key</w:t>
+      </w:r>
+      <w:r>
+        <w:rPr>
+          <w:rFonts w:ascii="Times New Roman" w:eastAsia="Times New Roman" w:hAnsi="Times New Roman" w:cs="Times New Roman"/>
+          <w:kern w:val="0"/>
+          <w14:ligatures w14:val="none"/>
+        </w:rPr>
+        <w:t xml:space="preserve">, </w:t>
+      </w:r>
+      <w:r>
+        <w:rPr>
+          <w:rFonts w:ascii="Courier New" w:eastAsia="Times New Roman" w:hAnsi="Courier New" w:cs="Courier New"/>
+          <w:kern w:val="0"/>
+          <w:sz w:val="20"/>
+          <w:szCs w:val="20"/>
+          <w14:ligatures w14:val="none"/>
+        </w:rPr>
+        <w:t>X-Trace-Id</w:t>
+      </w:r>
+    </w:p>
+    <w:p>
+      <w:pPr>
+        <w:numPr>
+          <w:ilvl w:val="0"/>
+          <w:numId w:val="12"/>
+        </w:numPr>
+        <w:spacing w:before="100" w:beforeAutospacing="1" w:after="100" w:afterAutospacing="1" w:line="240" w:lineRule="auto"/>
+        <w:rPr>
+          <w:rFonts w:ascii="Times New Roman" w:eastAsia="Times New Roman" w:hAnsi="Times New Roman" w:cs="Times New Roman"/>
+          <w:kern w:val="0"/>
+          <w14:ligatures w14:val="none"/>
+        </w:rPr>
+      </w:pPr>
+      <w:r>
+        <w:rPr>
+          <w:rFonts w:ascii="Times New Roman" w:eastAsia="Times New Roman" w:hAnsi="Times New Roman" w:cs="Times New Roman"/>
+          <w:b/>
+          <w:bCs/>
+          <w:kern w:val="0"/>
+          <w14:ligatures w14:val="none"/>
+        </w:rPr>
+        <w:t>Body</w:t>
+      </w:r>
+      <w:r>
+        <w:rPr>
+          <w:rFonts w:ascii="Times New Roman" w:eastAsia="Times New Roman" w:hAnsi="Times New Roman" w:cs="Times New Roman"/>
+          <w:kern w:val="0"/>
+          <w14:ligatures w14:val="none"/>
+        </w:rPr>
+        <w:t>:</w:t>
       </w:r>
     </w:p>
     <w:p>
@@ -3369,7 +5331,7 @@
           <w:szCs w:val="20"/>
           <w14:ligatures w14:val="none"/>
         </w:rPr>
-        <w:t>Portal -&gt; ExpAPI: POST /experience/payment-consent\nIdempotency-Key: &lt;uuid&gt;\n{orderId, rx:[{rxNumber, consentResponse}], paymentInstrument, memberId, traceId}</w:t>
+        <w:t>{</w:t>
       </w:r>
     </w:p>
     <w:p>
@@ -3409,7 +5371,51 @@
           <w:szCs w:val="20"/>
           <w14:ligatures w14:val="none"/>
         </w:rPr>
-        <w:t>ExpAPI --&gt; Portal: {status:"accepted", consentReference:"CONS-9f2c3"}</w:t>
+        <w:t xml:space="preserve">  "</w:t>
+      </w:r>
+      <w:proofErr w:type="spellStart"/>
+      <w:r>
+        <w:rPr>
+          <w:rFonts w:ascii="Courier New" w:eastAsia="Times New Roman" w:hAnsi="Courier New" w:cs="Courier New"/>
+          <w:kern w:val="0"/>
+          <w:sz w:val="20"/>
+          <w:szCs w:val="20"/>
+          <w14:ligatures w14:val="none"/>
+        </w:rPr>
+        <w:t>rx</w:t>
+      </w:r>
+      <w:proofErr w:type="spellEnd"/>
+      <w:r>
+        <w:rPr>
+          <w:rFonts w:ascii="Courier New" w:eastAsia="Times New Roman" w:hAnsi="Courier New" w:cs="Courier New"/>
+          <w:kern w:val="0"/>
+          <w:sz w:val="20"/>
+          <w:szCs w:val="20"/>
+          <w14:ligatures w14:val="none"/>
+        </w:rPr>
+        <w:t>": [{ "</w:t>
+      </w:r>
+      <w:proofErr w:type="spellStart"/>
+      <w:r>
+        <w:rPr>
+          <w:rFonts w:ascii="Courier New" w:eastAsia="Times New Roman" w:hAnsi="Courier New" w:cs="Courier New"/>
+          <w:kern w:val="0"/>
+          <w:sz w:val="20"/>
+          <w:szCs w:val="20"/>
+          <w14:ligatures w14:val="none"/>
+        </w:rPr>
+        <w:t>rxNumber</w:t>
+      </w:r>
+      <w:proofErr w:type="spellEnd"/>
+      <w:r>
+        <w:rPr>
+          <w:rFonts w:ascii="Courier New" w:eastAsia="Times New Roman" w:hAnsi="Courier New" w:cs="Courier New"/>
+          <w:kern w:val="0"/>
+          <w:sz w:val="20"/>
+          <w:szCs w:val="20"/>
+          <w14:ligatures w14:val="none"/>
+        </w:rPr>
+        <w:t>": "1234567" }],</w:t>
       </w:r>
     </w:p>
     <w:p>
@@ -3441,6 +5447,38 @@
           <w14:ligatures w14:val="none"/>
         </w:rPr>
       </w:pPr>
+      <w:r>
+        <w:rPr>
+          <w:rFonts w:ascii="Courier New" w:eastAsia="Times New Roman" w:hAnsi="Courier New" w:cs="Courier New"/>
+          <w:kern w:val="0"/>
+          <w:sz w:val="20"/>
+          <w:szCs w:val="20"/>
+          <w14:ligatures w14:val="none"/>
+        </w:rPr>
+        <w:t xml:space="preserve">  "</w:t>
+      </w:r>
+      <w:proofErr w:type="spellStart"/>
+      <w:r>
+        <w:rPr>
+          <w:rFonts w:ascii="Courier New" w:eastAsia="Times New Roman" w:hAnsi="Courier New" w:cs="Courier New"/>
+          <w:kern w:val="0"/>
+          <w:sz w:val="20"/>
+          <w:szCs w:val="20"/>
+          <w14:ligatures w14:val="none"/>
+        </w:rPr>
+        <w:t>memberId</w:t>
+      </w:r>
+      <w:proofErr w:type="spellEnd"/>
+      <w:r>
+        <w:rPr>
+          <w:rFonts w:ascii="Courier New" w:eastAsia="Times New Roman" w:hAnsi="Courier New" w:cs="Courier New"/>
+          <w:kern w:val="0"/>
+          <w:sz w:val="20"/>
+          <w:szCs w:val="20"/>
+          <w14:ligatures w14:val="none"/>
+        </w:rPr>
+        <w:t>": "M-12345",</w:t>
+      </w:r>
     </w:p>
     <w:p>
       <w:pPr>
@@ -3479,7 +5517,29 @@
           <w:szCs w:val="20"/>
           <w14:ligatures w14:val="none"/>
         </w:rPr>
-        <w:t>== 3) Resolve Payment Hold (Action) ==</w:t>
+        <w:t xml:space="preserve">  "</w:t>
+      </w:r>
+      <w:proofErr w:type="spellStart"/>
+      <w:r>
+        <w:rPr>
+          <w:rFonts w:ascii="Courier New" w:eastAsia="Times New Roman" w:hAnsi="Courier New" w:cs="Courier New"/>
+          <w:kern w:val="0"/>
+          <w:sz w:val="20"/>
+          <w:szCs w:val="20"/>
+          <w14:ligatures w14:val="none"/>
+        </w:rPr>
+        <w:t>consentReference</w:t>
+      </w:r>
+      <w:proofErr w:type="spellEnd"/>
+      <w:r>
+        <w:rPr>
+          <w:rFonts w:ascii="Courier New" w:eastAsia="Times New Roman" w:hAnsi="Courier New" w:cs="Courier New"/>
+          <w:kern w:val="0"/>
+          <w:sz w:val="20"/>
+          <w:szCs w:val="20"/>
+          <w14:ligatures w14:val="none"/>
+        </w:rPr>
+        <w:t>": "CONS-9f2c3",</w:t>
       </w:r>
     </w:p>
     <w:p>
@@ -3519,7 +5579,29 @@
           <w:szCs w:val="20"/>
           <w14:ligatures w14:val="none"/>
         </w:rPr>
-        <w:t>Portal -&gt; ExpAPI: POST /experience/orders/{orderId}/resolve-payment-hold\nIdempotency-Key: &lt;uuid&gt;\n{rx:[{rxNumber}], memberId, consentReference, traceId}</w:t>
+        <w:t xml:space="preserve">  "</w:t>
+      </w:r>
+      <w:proofErr w:type="spellStart"/>
+      <w:r>
+        <w:rPr>
+          <w:rFonts w:ascii="Courier New" w:eastAsia="Times New Roman" w:hAnsi="Courier New" w:cs="Courier New"/>
+          <w:kern w:val="0"/>
+          <w:sz w:val="20"/>
+          <w:szCs w:val="20"/>
+          <w14:ligatures w14:val="none"/>
+        </w:rPr>
+        <w:t>traceId</w:t>
+      </w:r>
+      <w:proofErr w:type="spellEnd"/>
+      <w:r>
+        <w:rPr>
+          <w:rFonts w:ascii="Courier New" w:eastAsia="Times New Roman" w:hAnsi="Courier New" w:cs="Courier New"/>
+          <w:kern w:val="0"/>
+          <w:sz w:val="20"/>
+          <w:szCs w:val="20"/>
+          <w14:ligatures w14:val="none"/>
+        </w:rPr>
+        <w:t>": "..."</w:t>
       </w:r>
     </w:p>
     <w:p>
@@ -3559,7 +5641,39 @@
           <w:szCs w:val="20"/>
           <w14:ligatures w14:val="none"/>
         </w:rPr>
-        <w:t>ExpAPI --&gt; Portal: {result:"released", auditId:"AUD-20251010-001"}</w:t>
+        <w:t>}</w:t>
+      </w:r>
+    </w:p>
+    <w:p>
+      <w:pPr>
+        <w:numPr>
+          <w:ilvl w:val="0"/>
+          <w:numId w:val="13"/>
+        </w:numPr>
+        <w:spacing w:before="100" w:beforeAutospacing="1" w:after="100" w:afterAutospacing="1" w:line="240" w:lineRule="auto"/>
+        <w:rPr>
+          <w:rFonts w:ascii="Times New Roman" w:eastAsia="Times New Roman" w:hAnsi="Times New Roman" w:cs="Times New Roman"/>
+          <w:kern w:val="0"/>
+          <w14:ligatures w14:val="none"/>
+        </w:rPr>
+      </w:pPr>
+      <w:r>
+        <w:rPr>
+          <w:rFonts w:ascii="Times New Roman" w:eastAsia="Times New Roman" w:hAnsi="Times New Roman" w:cs="Times New Roman"/>
+          <w:b/>
+          <w:bCs/>
+          <w:kern w:val="0"/>
+          <w14:ligatures w14:val="none"/>
+        </w:rPr>
+        <w:t>200</w:t>
+      </w:r>
+      <w:r>
+        <w:rPr>
+          <w:rFonts w:ascii="Times New Roman" w:eastAsia="Times New Roman" w:hAnsi="Times New Roman" w:cs="Times New Roman"/>
+          <w:kern w:val="0"/>
+          <w14:ligatures w14:val="none"/>
+        </w:rPr>
+        <w:t>:</w:t>
       </w:r>
     </w:p>
     <w:p>
@@ -3591,6 +5705,161 @@
           <w14:ligatures w14:val="none"/>
         </w:rPr>
       </w:pPr>
+      <w:r>
+        <w:rPr>
+          <w:rFonts w:ascii="Courier New" w:eastAsia="Times New Roman" w:hAnsi="Courier New" w:cs="Courier New"/>
+          <w:kern w:val="0"/>
+          <w:sz w:val="20"/>
+          <w:szCs w:val="20"/>
+          <w14:ligatures w14:val="none"/>
+        </w:rPr>
+        <w:t>{ "result": "released", "</w:t>
+      </w:r>
+      <w:proofErr w:type="spellStart"/>
+      <w:r>
+        <w:rPr>
+          <w:rFonts w:ascii="Courier New" w:eastAsia="Times New Roman" w:hAnsi="Courier New" w:cs="Courier New"/>
+          <w:kern w:val="0"/>
+          <w:sz w:val="20"/>
+          <w:szCs w:val="20"/>
+          <w14:ligatures w14:val="none"/>
+        </w:rPr>
+        <w:t>auditId</w:t>
+      </w:r>
+      <w:proofErr w:type="spellEnd"/>
+      <w:r>
+        <w:rPr>
+          <w:rFonts w:ascii="Courier New" w:eastAsia="Times New Roman" w:hAnsi="Courier New" w:cs="Courier New"/>
+          <w:kern w:val="0"/>
+          <w:sz w:val="20"/>
+          <w:szCs w:val="20"/>
+          <w14:ligatures w14:val="none"/>
+        </w:rPr>
+        <w:t>": "AUD-20251010-001" }</w:t>
+      </w:r>
+    </w:p>
+    <w:p>
+      <w:pPr>
+        <w:spacing w:before="100" w:beforeAutospacing="1" w:after="100" w:afterAutospacing="1" w:line="240" w:lineRule="auto"/>
+        <w:outlineLvl w:val="2"/>
+        <w:rPr>
+          <w:rFonts w:ascii="Times New Roman" w:eastAsia="Times New Roman" w:hAnsi="Times New Roman" w:cs="Times New Roman"/>
+          <w:b/>
+          <w:bCs/>
+          <w:kern w:val="0"/>
+          <w:sz w:val="27"/>
+          <w:szCs w:val="27"/>
+          <w14:ligatures w14:val="none"/>
+        </w:rPr>
+      </w:pPr>
+      <w:r>
+        <w:rPr>
+          <w:rFonts w:ascii="Times New Roman" w:eastAsia="Times New Roman" w:hAnsi="Times New Roman" w:cs="Times New Roman"/>
+          <w:b/>
+          <w:bCs/>
+          <w:kern w:val="0"/>
+          <w:sz w:val="27"/>
+          <w:szCs w:val="27"/>
+          <w14:ligatures w14:val="none"/>
+        </w:rPr>
+        <w:t>5.4 Refresh order (read)</w:t>
+      </w:r>
+    </w:p>
+    <w:p>
+      <w:pPr>
+        <w:numPr>
+          <w:ilvl w:val="0"/>
+          <w:numId w:val="14"/>
+        </w:numPr>
+        <w:spacing w:before="100" w:beforeAutospacing="1" w:after="100" w:afterAutospacing="1" w:line="240" w:lineRule="auto"/>
+        <w:rPr>
+          <w:rFonts w:ascii="Times New Roman" w:eastAsia="Times New Roman" w:hAnsi="Times New Roman" w:cs="Times New Roman"/>
+          <w:kern w:val="0"/>
+          <w14:ligatures w14:val="none"/>
+        </w:rPr>
+      </w:pPr>
+      <w:r>
+        <w:rPr>
+          <w:rFonts w:ascii="Times New Roman" w:eastAsia="Times New Roman" w:hAnsi="Times New Roman" w:cs="Times New Roman"/>
+          <w:b/>
+          <w:bCs/>
+          <w:kern w:val="0"/>
+          <w14:ligatures w14:val="none"/>
+        </w:rPr>
+        <w:t>GET</w:t>
+      </w:r>
+      <w:r>
+        <w:rPr>
+          <w:rFonts w:ascii="Times New Roman" w:eastAsia="Times New Roman" w:hAnsi="Times New Roman" w:cs="Times New Roman"/>
+          <w:kern w:val="0"/>
+          <w14:ligatures w14:val="none"/>
+        </w:rPr>
+        <w:t xml:space="preserve"> </w:t>
+      </w:r>
+      <w:r>
+        <w:rPr>
+          <w:rFonts w:ascii="Courier New" w:eastAsia="Times New Roman" w:hAnsi="Courier New" w:cs="Courier New"/>
+          <w:kern w:val="0"/>
+          <w:sz w:val="20"/>
+          <w:szCs w:val="20"/>
+          <w14:ligatures w14:val="none"/>
+        </w:rPr>
+        <w:t>/experience/orders/{</w:t>
+      </w:r>
+      <w:proofErr w:type="spellStart"/>
+      <w:r>
+        <w:rPr>
+          <w:rFonts w:ascii="Courier New" w:eastAsia="Times New Roman" w:hAnsi="Courier New" w:cs="Courier New"/>
+          <w:kern w:val="0"/>
+          <w:sz w:val="20"/>
+          <w:szCs w:val="20"/>
+          <w14:ligatures w14:val="none"/>
+        </w:rPr>
+        <w:t>orderId</w:t>
+      </w:r>
+      <w:proofErr w:type="spellEnd"/>
+      <w:r>
+        <w:rPr>
+          <w:rFonts w:ascii="Courier New" w:eastAsia="Times New Roman" w:hAnsi="Courier New" w:cs="Courier New"/>
+          <w:kern w:val="0"/>
+          <w:sz w:val="20"/>
+          <w:szCs w:val="20"/>
+          <w14:ligatures w14:val="none"/>
+        </w:rPr>
+        <w:t>}</w:t>
+      </w:r>
+    </w:p>
+    <w:p>
+      <w:pPr>
+        <w:numPr>
+          <w:ilvl w:val="0"/>
+          <w:numId w:val="14"/>
+        </w:numPr>
+        <w:spacing w:before="100" w:beforeAutospacing="1" w:after="100" w:afterAutospacing="1" w:line="240" w:lineRule="auto"/>
+        <w:rPr>
+          <w:rFonts w:ascii="Times New Roman" w:eastAsia="Times New Roman" w:hAnsi="Times New Roman" w:cs="Times New Roman"/>
+          <w:kern w:val="0"/>
+          <w14:ligatures w14:val="none"/>
+        </w:rPr>
+      </w:pPr>
+      <w:r>
+        <w:rPr>
+          <w:rFonts w:ascii="Times New Roman" w:eastAsia="Times New Roman" w:hAnsi="Times New Roman" w:cs="Times New Roman"/>
+          <w:b/>
+          <w:bCs/>
+          <w:kern w:val="0"/>
+          <w14:ligatures w14:val="none"/>
+        </w:rPr>
+        <w:t>200</w:t>
+      </w:r>
+      <w:r>
+        <w:rPr>
+          <w:rFonts w:ascii="Times New Roman" w:eastAsia="Times New Roman" w:hAnsi="Times New Roman" w:cs="Times New Roman"/>
+          <w:kern w:val="0"/>
+          <w14:ligatures w14:val="none"/>
+        </w:rPr>
+        <w:t xml:space="preserve"> (excerpt):</w:t>
+      </w:r>
     </w:p>
     <w:p>
       <w:pPr>
@@ -3629,9 +5898,77 @@
           <w:szCs w:val="20"/>
           <w14:ligatures w14:val="none"/>
         </w:rPr>
-        <w:lastRenderedPageBreak/>
-        <w:t>== 4) Hygiene &amp; Confirmation ==</w:t>
-      </w:r>
+        <w:t>{ "order": { "status": "OK", "holds": [] } }</w:t>
+      </w:r>
+    </w:p>
+    <w:p>
+      <w:pPr>
+        <w:spacing w:after="0" w:line="240" w:lineRule="auto"/>
+        <w:rPr>
+          <w:rFonts w:ascii="Times New Roman" w:eastAsia="Times New Roman" w:hAnsi="Times New Roman" w:cs="Times New Roman"/>
+          <w:kern w:val="0"/>
+          <w14:ligatures w14:val="none"/>
+        </w:rPr>
+      </w:pPr>
+      <w:r>
+        <w:rPr>
+          <w:rFonts w:ascii="Times New Roman" w:eastAsia="Times New Roman" w:hAnsi="Times New Roman" w:cs="Times New Roman"/>
+          <w:noProof/>
+          <w:kern w:val="0"/>
+        </w:rPr>
+        <w:pict w14:anchorId="15AC8F42">
+          <v:rect id="_x0000_i1030" alt="" style="width:468pt;height:.05pt;mso-width-percent:0;mso-height-percent:0;mso-width-percent:0;mso-height-percent:0" o:hralign="center" o:hrstd="t" o:hr="t" fillcolor="#a0a0a0" stroked="f"/>
+        </w:pict>
+      </w:r>
+    </w:p>
+    <w:p>
+      <w:pPr>
+        <w:spacing w:before="100" w:beforeAutospacing="1" w:after="100" w:afterAutospacing="1" w:line="240" w:lineRule="auto"/>
+        <w:outlineLvl w:val="1"/>
+        <w:rPr>
+          <w:rFonts w:ascii="Times New Roman" w:eastAsia="Times New Roman" w:hAnsi="Times New Roman" w:cs="Times New Roman"/>
+          <w:b/>
+          <w:bCs/>
+          <w:kern w:val="0"/>
+          <w:sz w:val="36"/>
+          <w:szCs w:val="36"/>
+          <w14:ligatures w14:val="none"/>
+        </w:rPr>
+      </w:pPr>
+      <w:r>
+        <w:rPr>
+          <w:rFonts w:ascii="Times New Roman" w:eastAsia="Times New Roman" w:hAnsi="Times New Roman" w:cs="Times New Roman"/>
+          <w:b/>
+          <w:bCs/>
+          <w:kern w:val="0"/>
+          <w:sz w:val="36"/>
+          <w:szCs w:val="36"/>
+          <w14:ligatures w14:val="none"/>
+        </w:rPr>
+        <w:t>6) Data Shapes (Portal-side)</w:t>
+      </w:r>
+    </w:p>
+    <w:p>
+      <w:pPr>
+        <w:spacing w:before="100" w:beforeAutospacing="1" w:after="100" w:afterAutospacing="1" w:line="240" w:lineRule="auto"/>
+        <w:rPr>
+          <w:rFonts w:ascii="Times New Roman" w:eastAsia="Times New Roman" w:hAnsi="Times New Roman" w:cs="Times New Roman"/>
+          <w:kern w:val="0"/>
+          <w14:ligatures w14:val="none"/>
+        </w:rPr>
+      </w:pPr>
+      <w:proofErr w:type="spellStart"/>
+      <w:r>
+        <w:rPr>
+          <w:rFonts w:ascii="Times New Roman" w:eastAsia="Times New Roman" w:hAnsi="Times New Roman" w:cs="Times New Roman"/>
+          <w:b/>
+          <w:bCs/>
+          <w:kern w:val="0"/>
+          <w14:ligatures w14:val="none"/>
+        </w:rPr>
+        <w:t>PaymentConsentSubmission</w:t>
+      </w:r>
+      <w:proofErr w:type="spellEnd"/>
     </w:p>
     <w:p>
       <w:pPr>
@@ -3670,7 +6007,7 @@
           <w:szCs w:val="20"/>
           <w14:ligatures w14:val="none"/>
         </w:rPr>
-        <w:t>Portal -&gt; Cache: purge RX/order snapshot</w:t>
+        <w:t>{</w:t>
       </w:r>
     </w:p>
     <w:p>
@@ -3710,7 +6047,30 @@
           <w:szCs w:val="20"/>
           <w14:ligatures w14:val="none"/>
         </w:rPr>
-        <w:t>Portal -&gt; Audit: write {actor:member, orderId, rx[], action:HOLD_RELEASED, traceId, auditId}</w:t>
+        <w:lastRenderedPageBreak/>
+        <w:t xml:space="preserve">  "</w:t>
+      </w:r>
+      <w:proofErr w:type="spellStart"/>
+      <w:r>
+        <w:rPr>
+          <w:rFonts w:ascii="Courier New" w:eastAsia="Times New Roman" w:hAnsi="Courier New" w:cs="Courier New"/>
+          <w:kern w:val="0"/>
+          <w:sz w:val="20"/>
+          <w:szCs w:val="20"/>
+          <w14:ligatures w14:val="none"/>
+        </w:rPr>
+        <w:t>orderId</w:t>
+      </w:r>
+      <w:proofErr w:type="spellEnd"/>
+      <w:r>
+        <w:rPr>
+          <w:rFonts w:ascii="Courier New" w:eastAsia="Times New Roman" w:hAnsi="Courier New" w:cs="Courier New"/>
+          <w:kern w:val="0"/>
+          <w:sz w:val="20"/>
+          <w:szCs w:val="20"/>
+          <w14:ligatures w14:val="none"/>
+        </w:rPr>
+        <w:t>": "ORD-10001",</w:t>
       </w:r>
     </w:p>
     <w:p>
@@ -3750,7 +6110,73 @@
           <w:szCs w:val="20"/>
           <w14:ligatures w14:val="none"/>
         </w:rPr>
-        <w:t>Portal -&gt; ExpAPI: GET /experience/orders/{orderId}</w:t>
+        <w:t xml:space="preserve">  "</w:t>
+      </w:r>
+      <w:proofErr w:type="spellStart"/>
+      <w:r>
+        <w:rPr>
+          <w:rFonts w:ascii="Courier New" w:eastAsia="Times New Roman" w:hAnsi="Courier New" w:cs="Courier New"/>
+          <w:kern w:val="0"/>
+          <w:sz w:val="20"/>
+          <w:szCs w:val="20"/>
+          <w14:ligatures w14:val="none"/>
+        </w:rPr>
+        <w:t>rx</w:t>
+      </w:r>
+      <w:proofErr w:type="spellEnd"/>
+      <w:r>
+        <w:rPr>
+          <w:rFonts w:ascii="Courier New" w:eastAsia="Times New Roman" w:hAnsi="Courier New" w:cs="Courier New"/>
+          <w:kern w:val="0"/>
+          <w:sz w:val="20"/>
+          <w:szCs w:val="20"/>
+          <w14:ligatures w14:val="none"/>
+        </w:rPr>
+        <w:t>": [{ "</w:t>
+      </w:r>
+      <w:proofErr w:type="spellStart"/>
+      <w:r>
+        <w:rPr>
+          <w:rFonts w:ascii="Courier New" w:eastAsia="Times New Roman" w:hAnsi="Courier New" w:cs="Courier New"/>
+          <w:kern w:val="0"/>
+          <w:sz w:val="20"/>
+          <w:szCs w:val="20"/>
+          <w14:ligatures w14:val="none"/>
+        </w:rPr>
+        <w:t>rxNumber</w:t>
+      </w:r>
+      <w:proofErr w:type="spellEnd"/>
+      <w:r>
+        <w:rPr>
+          <w:rFonts w:ascii="Courier New" w:eastAsia="Times New Roman" w:hAnsi="Courier New" w:cs="Courier New"/>
+          <w:kern w:val="0"/>
+          <w:sz w:val="20"/>
+          <w:szCs w:val="20"/>
+          <w14:ligatures w14:val="none"/>
+        </w:rPr>
+        <w:t>": "1234567", "</w:t>
+      </w:r>
+      <w:proofErr w:type="spellStart"/>
+      <w:r>
+        <w:rPr>
+          <w:rFonts w:ascii="Courier New" w:eastAsia="Times New Roman" w:hAnsi="Courier New" w:cs="Courier New"/>
+          <w:kern w:val="0"/>
+          <w:sz w:val="20"/>
+          <w:szCs w:val="20"/>
+          <w14:ligatures w14:val="none"/>
+        </w:rPr>
+        <w:t>consentResponse</w:t>
+      </w:r>
+      <w:proofErr w:type="spellEnd"/>
+      <w:r>
+        <w:rPr>
+          <w:rFonts w:ascii="Courier New" w:eastAsia="Times New Roman" w:hAnsi="Courier New" w:cs="Courier New"/>
+          <w:kern w:val="0"/>
+          <w:sz w:val="20"/>
+          <w:szCs w:val="20"/>
+          <w14:ligatures w14:val="none"/>
+        </w:rPr>
+        <w:t>": "Y" }],</w:t>
       </w:r>
     </w:p>
     <w:p>
@@ -3790,7 +6216,29 @@
           <w:szCs w:val="20"/>
           <w14:ligatures w14:val="none"/>
         </w:rPr>
-        <w:t>ExpAPI --&gt; Portal: {order:{status:"OK", holds:[]}}</w:t>
+        <w:t xml:space="preserve">  "</w:t>
+      </w:r>
+      <w:proofErr w:type="spellStart"/>
+      <w:r>
+        <w:rPr>
+          <w:rFonts w:ascii="Courier New" w:eastAsia="Times New Roman" w:hAnsi="Courier New" w:cs="Courier New"/>
+          <w:kern w:val="0"/>
+          <w:sz w:val="20"/>
+          <w:szCs w:val="20"/>
+          <w14:ligatures w14:val="none"/>
+        </w:rPr>
+        <w:t>paymentInstrument</w:t>
+      </w:r>
+      <w:proofErr w:type="spellEnd"/>
+      <w:r>
+        <w:rPr>
+          <w:rFonts w:ascii="Courier New" w:eastAsia="Times New Roman" w:hAnsi="Courier New" w:cs="Courier New"/>
+          <w:kern w:val="0"/>
+          <w:sz w:val="20"/>
+          <w:szCs w:val="20"/>
+          <w14:ligatures w14:val="none"/>
+        </w:rPr>
+        <w:t>": { "token": "pm_..." },</w:t>
       </w:r>
     </w:p>
     <w:p>
@@ -3830,7 +6278,29 @@
           <w:szCs w:val="20"/>
           <w14:ligatures w14:val="none"/>
         </w:rPr>
-        <w:t>Portal -&gt; M: Success: "Payment hold released. Your order will continue processing."</w:t>
+        <w:t xml:space="preserve">  "</w:t>
+      </w:r>
+      <w:proofErr w:type="spellStart"/>
+      <w:r>
+        <w:rPr>
+          <w:rFonts w:ascii="Courier New" w:eastAsia="Times New Roman" w:hAnsi="Courier New" w:cs="Courier New"/>
+          <w:kern w:val="0"/>
+          <w:sz w:val="20"/>
+          <w:szCs w:val="20"/>
+          <w14:ligatures w14:val="none"/>
+        </w:rPr>
+        <w:t>memberId</w:t>
+      </w:r>
+      <w:proofErr w:type="spellEnd"/>
+      <w:r>
+        <w:rPr>
+          <w:rFonts w:ascii="Courier New" w:eastAsia="Times New Roman" w:hAnsi="Courier New" w:cs="Courier New"/>
+          <w:kern w:val="0"/>
+          <w:sz w:val="20"/>
+          <w:szCs w:val="20"/>
+          <w14:ligatures w14:val="none"/>
+        </w:rPr>
+        <w:t>": "M-12345",</w:t>
       </w:r>
     </w:p>
     <w:p>
@@ -3862,6 +6332,38 @@
           <w14:ligatures w14:val="none"/>
         </w:rPr>
       </w:pPr>
+      <w:r>
+        <w:rPr>
+          <w:rFonts w:ascii="Courier New" w:eastAsia="Times New Roman" w:hAnsi="Courier New" w:cs="Courier New"/>
+          <w:kern w:val="0"/>
+          <w:sz w:val="20"/>
+          <w:szCs w:val="20"/>
+          <w14:ligatures w14:val="none"/>
+        </w:rPr>
+        <w:t xml:space="preserve">  "</w:t>
+      </w:r>
+      <w:proofErr w:type="spellStart"/>
+      <w:r>
+        <w:rPr>
+          <w:rFonts w:ascii="Courier New" w:eastAsia="Times New Roman" w:hAnsi="Courier New" w:cs="Courier New"/>
+          <w:kern w:val="0"/>
+          <w:sz w:val="20"/>
+          <w:szCs w:val="20"/>
+          <w14:ligatures w14:val="none"/>
+        </w:rPr>
+        <w:t>traceId</w:t>
+      </w:r>
+      <w:proofErr w:type="spellEnd"/>
+      <w:r>
+        <w:rPr>
+          <w:rFonts w:ascii="Courier New" w:eastAsia="Times New Roman" w:hAnsi="Courier New" w:cs="Courier New"/>
+          <w:kern w:val="0"/>
+          <w:sz w:val="20"/>
+          <w:szCs w:val="20"/>
+          <w14:ligatures w14:val="none"/>
+        </w:rPr>
+        <w:t>": "TRACE-..."</w:t>
+      </w:r>
     </w:p>
     <w:p>
       <w:pPr>
@@ -3900,8 +6402,30 @@
           <w:szCs w:val="20"/>
           <w14:ligatures w14:val="none"/>
         </w:rPr>
-        <w:t>== Error Paths ==</w:t>
-      </w:r>
+        <w:t>}</w:t>
+      </w:r>
+    </w:p>
+    <w:p>
+      <w:pPr>
+        <w:spacing w:before="100" w:beforeAutospacing="1" w:after="100" w:afterAutospacing="1" w:line="240" w:lineRule="auto"/>
+        <w:rPr>
+          <w:rFonts w:ascii="Times New Roman" w:eastAsia="Times New Roman" w:hAnsi="Times New Roman" w:cs="Times New Roman"/>
+          <w:kern w:val="0"/>
+          <w14:ligatures w14:val="none"/>
+        </w:rPr>
+      </w:pPr>
+      <w:proofErr w:type="spellStart"/>
+      <w:r>
+        <w:rPr>
+          <w:rFonts w:ascii="Times New Roman" w:eastAsia="Times New Roman" w:hAnsi="Times New Roman" w:cs="Times New Roman"/>
+          <w:b/>
+          <w:bCs/>
+          <w:kern w:val="0"/>
+          <w14:ligatures w14:val="none"/>
+        </w:rPr>
+        <w:t>HoldResolutionRequest</w:t>
+      </w:r>
+      <w:proofErr w:type="spellEnd"/>
     </w:p>
     <w:p>
       <w:pPr>
@@ -3940,7 +6464,7 @@
           <w:szCs w:val="20"/>
           <w14:ligatures w14:val="none"/>
         </w:rPr>
-        <w:t>ExpAPI --&gt; Portal: {error:{code,message}}</w:t>
+        <w:t>{</w:t>
       </w:r>
     </w:p>
     <w:p>
@@ -3980,7 +6504,51 @@
           <w:szCs w:val="20"/>
           <w14:ligatures w14:val="none"/>
         </w:rPr>
-        <w:t>Portal -&gt; Audit: write {action:HOLD_RELEASE_FAILED, code, message, traceId}</w:t>
+        <w:t xml:space="preserve">  "</w:t>
+      </w:r>
+      <w:proofErr w:type="spellStart"/>
+      <w:r>
+        <w:rPr>
+          <w:rFonts w:ascii="Courier New" w:eastAsia="Times New Roman" w:hAnsi="Courier New" w:cs="Courier New"/>
+          <w:kern w:val="0"/>
+          <w:sz w:val="20"/>
+          <w:szCs w:val="20"/>
+          <w14:ligatures w14:val="none"/>
+        </w:rPr>
+        <w:t>rx</w:t>
+      </w:r>
+      <w:proofErr w:type="spellEnd"/>
+      <w:r>
+        <w:rPr>
+          <w:rFonts w:ascii="Courier New" w:eastAsia="Times New Roman" w:hAnsi="Courier New" w:cs="Courier New"/>
+          <w:kern w:val="0"/>
+          <w:sz w:val="20"/>
+          <w:szCs w:val="20"/>
+          <w14:ligatures w14:val="none"/>
+        </w:rPr>
+        <w:t>": [{ "</w:t>
+      </w:r>
+      <w:proofErr w:type="spellStart"/>
+      <w:r>
+        <w:rPr>
+          <w:rFonts w:ascii="Courier New" w:eastAsia="Times New Roman" w:hAnsi="Courier New" w:cs="Courier New"/>
+          <w:kern w:val="0"/>
+          <w:sz w:val="20"/>
+          <w:szCs w:val="20"/>
+          <w14:ligatures w14:val="none"/>
+        </w:rPr>
+        <w:t>rxNumber</w:t>
+      </w:r>
+      <w:proofErr w:type="spellEnd"/>
+      <w:r>
+        <w:rPr>
+          <w:rFonts w:ascii="Courier New" w:eastAsia="Times New Roman" w:hAnsi="Courier New" w:cs="Courier New"/>
+          <w:kern w:val="0"/>
+          <w:sz w:val="20"/>
+          <w:szCs w:val="20"/>
+          <w14:ligatures w14:val="none"/>
+        </w:rPr>
+        <w:t>": "1234567" }],</w:t>
       </w:r>
     </w:p>
     <w:p>
@@ -4020,7 +6588,29 @@
           <w:szCs w:val="20"/>
           <w14:ligatures w14:val="none"/>
         </w:rPr>
-        <w:t>Portal -&gt; M: Show error + retry/support</w:t>
+        <w:t xml:space="preserve">  "</w:t>
+      </w:r>
+      <w:proofErr w:type="spellStart"/>
+      <w:r>
+        <w:rPr>
+          <w:rFonts w:ascii="Courier New" w:eastAsia="Times New Roman" w:hAnsi="Courier New" w:cs="Courier New"/>
+          <w:kern w:val="0"/>
+          <w:sz w:val="20"/>
+          <w:szCs w:val="20"/>
+          <w14:ligatures w14:val="none"/>
+        </w:rPr>
+        <w:t>memberId</w:t>
+      </w:r>
+      <w:proofErr w:type="spellEnd"/>
+      <w:r>
+        <w:rPr>
+          <w:rFonts w:ascii="Courier New" w:eastAsia="Times New Roman" w:hAnsi="Courier New" w:cs="Courier New"/>
+          <w:kern w:val="0"/>
+          <w:sz w:val="20"/>
+          <w:szCs w:val="20"/>
+          <w14:ligatures w14:val="none"/>
+        </w:rPr>
+        <w:t>": "M-12345",</w:t>
       </w:r>
     </w:p>
     <w:p>
@@ -4052,6 +6642,38 @@
           <w14:ligatures w14:val="none"/>
         </w:rPr>
       </w:pPr>
+      <w:r>
+        <w:rPr>
+          <w:rFonts w:ascii="Courier New" w:eastAsia="Times New Roman" w:hAnsi="Courier New" w:cs="Courier New"/>
+          <w:kern w:val="0"/>
+          <w:sz w:val="20"/>
+          <w:szCs w:val="20"/>
+          <w14:ligatures w14:val="none"/>
+        </w:rPr>
+        <w:t xml:space="preserve">  "</w:t>
+      </w:r>
+      <w:proofErr w:type="spellStart"/>
+      <w:r>
+        <w:rPr>
+          <w:rFonts w:ascii="Courier New" w:eastAsia="Times New Roman" w:hAnsi="Courier New" w:cs="Courier New"/>
+          <w:kern w:val="0"/>
+          <w:sz w:val="20"/>
+          <w:szCs w:val="20"/>
+          <w14:ligatures w14:val="none"/>
+        </w:rPr>
+        <w:t>consentReference</w:t>
+      </w:r>
+      <w:proofErr w:type="spellEnd"/>
+      <w:r>
+        <w:rPr>
+          <w:rFonts w:ascii="Courier New" w:eastAsia="Times New Roman" w:hAnsi="Courier New" w:cs="Courier New"/>
+          <w:kern w:val="0"/>
+          <w:sz w:val="20"/>
+          <w:szCs w:val="20"/>
+          <w14:ligatures w14:val="none"/>
+        </w:rPr>
+        <w:t>": "CONS-9f2c3",</w:t>
+      </w:r>
     </w:p>
     <w:p>
       <w:pPr>
@@ -4090,66 +6712,29 @@
           <w:szCs w:val="20"/>
           <w14:ligatures w14:val="none"/>
         </w:rPr>
-        <w:t>@enduml</w:t>
-      </w:r>
-    </w:p>
-    <w:p>
-      <w:pPr>
-        <w:spacing w:before="100" w:beforeAutospacing="1" w:after="100" w:afterAutospacing="1" w:line="240" w:lineRule="auto"/>
-        <w:outlineLvl w:val="2"/>
-        <w:rPr>
-          <w:rFonts w:ascii="Times New Roman" w:eastAsia="Times New Roman" w:hAnsi="Times New Roman" w:cs="Times New Roman"/>
-          <w:b/>
-          <w:bCs/>
-          <w:kern w:val="0"/>
-          <w:sz w:val="27"/>
-          <w:szCs w:val="27"/>
-          <w14:ligatures w14:val="none"/>
-        </w:rPr>
-      </w:pPr>
-      <w:r>
-        <w:rPr>
-          <w:rFonts w:ascii="Times New Roman" w:eastAsia="Times New Roman" w:hAnsi="Times New Roman" w:cs="Times New Roman"/>
-          <w:b/>
-          <w:bCs/>
-          <w:kern w:val="0"/>
-          <w:sz w:val="27"/>
-          <w:szCs w:val="27"/>
-          <w14:ligatures w14:val="none"/>
-        </w:rPr>
-        <w:t>4.2 Activity (optional)</w:t>
-      </w:r>
-    </w:p>
-    <w:p>
-      <w:pPr>
-        <w:spacing w:before="100" w:beforeAutospacing="1" w:after="100" w:afterAutospacing="1" w:line="240" w:lineRule="auto"/>
-        <w:rPr>
-          <w:rFonts w:ascii="Times New Roman" w:eastAsia="Times New Roman" w:hAnsi="Times New Roman" w:cs="Times New Roman"/>
-          <w:kern w:val="0"/>
-          <w14:ligatures w14:val="none"/>
-        </w:rPr>
-      </w:pPr>
-      <w:r>
-        <w:rPr>
-          <w:rFonts w:ascii="Times New Roman" w:eastAsia="Times New Roman" w:hAnsi="Times New Roman" w:cs="Times New Roman"/>
-          <w:i/>
-          <w:iCs/>
-          <w:kern w:val="0"/>
-          <w14:ligatures w14:val="none"/>
-        </w:rPr>
-        <w:t xml:space="preserve">Save as </w:t>
-      </w:r>
-      <w:r>
-        <w:rPr>
-          <w:rFonts w:ascii="Courier New" w:eastAsia="Times New Roman" w:hAnsi="Courier New" w:cs="Courier New"/>
-          <w:i/>
-          <w:iCs/>
-          <w:kern w:val="0"/>
-          <w:sz w:val="20"/>
-          <w:szCs w:val="20"/>
-          <w14:ligatures w14:val="none"/>
-        </w:rPr>
-        <w:t>puml/pbm_release_activity_rest_only.puml</w:t>
+        <w:t xml:space="preserve">  "</w:t>
+      </w:r>
+      <w:proofErr w:type="spellStart"/>
+      <w:r>
+        <w:rPr>
+          <w:rFonts w:ascii="Courier New" w:eastAsia="Times New Roman" w:hAnsi="Courier New" w:cs="Courier New"/>
+          <w:kern w:val="0"/>
+          <w:sz w:val="20"/>
+          <w:szCs w:val="20"/>
+          <w14:ligatures w14:val="none"/>
+        </w:rPr>
+        <w:t>traceId</w:t>
+      </w:r>
+      <w:proofErr w:type="spellEnd"/>
+      <w:r>
+        <w:rPr>
+          <w:rFonts w:ascii="Courier New" w:eastAsia="Times New Roman" w:hAnsi="Courier New" w:cs="Courier New"/>
+          <w:kern w:val="0"/>
+          <w:sz w:val="20"/>
+          <w:szCs w:val="20"/>
+          <w14:ligatures w14:val="none"/>
+        </w:rPr>
+        <w:t>": "TRACE-..."</w:t>
       </w:r>
     </w:p>
     <w:p>
@@ -4189,7 +6774,39 @@
           <w:szCs w:val="20"/>
           <w14:ligatures w14:val="none"/>
         </w:rPr>
-        <w:t>@startuml PBM_RX_Payment_Hold_Release_Activity_REST_Only_v1</w:t>
+        <w:t>}</w:t>
+      </w:r>
+    </w:p>
+    <w:p>
+      <w:pPr>
+        <w:spacing w:before="100" w:beforeAutospacing="1" w:after="100" w:afterAutospacing="1" w:line="240" w:lineRule="auto"/>
+        <w:rPr>
+          <w:rFonts w:ascii="Times New Roman" w:eastAsia="Times New Roman" w:hAnsi="Times New Roman" w:cs="Times New Roman"/>
+          <w:kern w:val="0"/>
+          <w14:ligatures w14:val="none"/>
+        </w:rPr>
+      </w:pPr>
+      <w:proofErr w:type="spellStart"/>
+      <w:r>
+        <w:rPr>
+          <w:rFonts w:ascii="Times New Roman" w:eastAsia="Times New Roman" w:hAnsi="Times New Roman" w:cs="Times New Roman"/>
+          <w:b/>
+          <w:bCs/>
+          <w:kern w:val="0"/>
+          <w14:ligatures w14:val="none"/>
+        </w:rPr>
+        <w:t>AuditEvent</w:t>
+      </w:r>
+      <w:proofErr w:type="spellEnd"/>
+      <w:r>
+        <w:rPr>
+          <w:rFonts w:ascii="Times New Roman" w:eastAsia="Times New Roman" w:hAnsi="Times New Roman" w:cs="Times New Roman"/>
+          <w:b/>
+          <w:bCs/>
+          <w:kern w:val="0"/>
+          <w14:ligatures w14:val="none"/>
+        </w:rPr>
+        <w:t xml:space="preserve"> (Aetna-owned)</w:t>
       </w:r>
     </w:p>
     <w:p>
@@ -4229,7 +6846,7 @@
           <w:szCs w:val="20"/>
           <w14:ligatures w14:val="none"/>
         </w:rPr>
-        <w:t>title PBM RX Payment Hold Release — Activity (REST-only)</w:t>
+        <w:t>{</w:t>
       </w:r>
     </w:p>
     <w:p>
@@ -4261,6 +6878,38 @@
           <w14:ligatures w14:val="none"/>
         </w:rPr>
       </w:pPr>
+      <w:r>
+        <w:rPr>
+          <w:rFonts w:ascii="Courier New" w:eastAsia="Times New Roman" w:hAnsi="Courier New" w:cs="Courier New"/>
+          <w:kern w:val="0"/>
+          <w:sz w:val="20"/>
+          <w:szCs w:val="20"/>
+          <w14:ligatures w14:val="none"/>
+        </w:rPr>
+        <w:t xml:space="preserve">  "</w:t>
+      </w:r>
+      <w:proofErr w:type="spellStart"/>
+      <w:r>
+        <w:rPr>
+          <w:rFonts w:ascii="Courier New" w:eastAsia="Times New Roman" w:hAnsi="Courier New" w:cs="Courier New"/>
+          <w:kern w:val="0"/>
+          <w:sz w:val="20"/>
+          <w:szCs w:val="20"/>
+          <w14:ligatures w14:val="none"/>
+        </w:rPr>
+        <w:t>auditId</w:t>
+      </w:r>
+      <w:proofErr w:type="spellEnd"/>
+      <w:r>
+        <w:rPr>
+          <w:rFonts w:ascii="Courier New" w:eastAsia="Times New Roman" w:hAnsi="Courier New" w:cs="Courier New"/>
+          <w:kern w:val="0"/>
+          <w:sz w:val="20"/>
+          <w:szCs w:val="20"/>
+          <w14:ligatures w14:val="none"/>
+        </w:rPr>
+        <w:t>": "AUD-20251010-001",</w:t>
+      </w:r>
     </w:p>
     <w:p>
       <w:pPr>
@@ -4299,7 +6948,7 @@
           <w:szCs w:val="20"/>
           <w14:ligatures w14:val="none"/>
         </w:rPr>
-        <w:t>start</w:t>
+        <w:t xml:space="preserve">  "actor": { "type": "MEMBER", "id": "M-12345" },</w:t>
       </w:r>
     </w:p>
     <w:p>
@@ -4339,7 +6988,7 @@
           <w:szCs w:val="20"/>
           <w14:ligatures w14:val="none"/>
         </w:rPr>
-        <w:t>:Portal loads RX detail;</w:t>
+        <w:t xml:space="preserve">  "domain": "PBM",</w:t>
       </w:r>
     </w:p>
     <w:p>
@@ -4379,7 +7028,29 @@
           <w:szCs w:val="20"/>
           <w14:ligatures w14:val="none"/>
         </w:rPr>
-        <w:t>:GET Experience API (eligibility);</w:t>
+        <w:t xml:space="preserve">  "</w:t>
+      </w:r>
+      <w:proofErr w:type="spellStart"/>
+      <w:r>
+        <w:rPr>
+          <w:rFonts w:ascii="Courier New" w:eastAsia="Times New Roman" w:hAnsi="Courier New" w:cs="Courier New"/>
+          <w:kern w:val="0"/>
+          <w:sz w:val="20"/>
+          <w:szCs w:val="20"/>
+          <w14:ligatures w14:val="none"/>
+        </w:rPr>
+        <w:t>orderId</w:t>
+      </w:r>
+      <w:proofErr w:type="spellEnd"/>
+      <w:r>
+        <w:rPr>
+          <w:rFonts w:ascii="Courier New" w:eastAsia="Times New Roman" w:hAnsi="Courier New" w:cs="Courier New"/>
+          <w:kern w:val="0"/>
+          <w:sz w:val="20"/>
+          <w:szCs w:val="20"/>
+          <w14:ligatures w14:val="none"/>
+        </w:rPr>
+        <w:t>": "ORD-10001",</w:t>
       </w:r>
     </w:p>
     <w:p>
@@ -4411,6 +7082,38 @@
           <w14:ligatures w14:val="none"/>
         </w:rPr>
       </w:pPr>
+      <w:r>
+        <w:rPr>
+          <w:rFonts w:ascii="Courier New" w:eastAsia="Times New Roman" w:hAnsi="Courier New" w:cs="Courier New"/>
+          <w:kern w:val="0"/>
+          <w:sz w:val="20"/>
+          <w:szCs w:val="20"/>
+          <w14:ligatures w14:val="none"/>
+        </w:rPr>
+        <w:t xml:space="preserve">  "</w:t>
+      </w:r>
+      <w:proofErr w:type="spellStart"/>
+      <w:r>
+        <w:rPr>
+          <w:rFonts w:ascii="Courier New" w:eastAsia="Times New Roman" w:hAnsi="Courier New" w:cs="Courier New"/>
+          <w:kern w:val="0"/>
+          <w:sz w:val="20"/>
+          <w:szCs w:val="20"/>
+          <w14:ligatures w14:val="none"/>
+        </w:rPr>
+        <w:t>rx</w:t>
+      </w:r>
+      <w:proofErr w:type="spellEnd"/>
+      <w:r>
+        <w:rPr>
+          <w:rFonts w:ascii="Courier New" w:eastAsia="Times New Roman" w:hAnsi="Courier New" w:cs="Courier New"/>
+          <w:kern w:val="0"/>
+          <w:sz w:val="20"/>
+          <w:szCs w:val="20"/>
+          <w14:ligatures w14:val="none"/>
+        </w:rPr>
+        <w:t>": ["1234567"],</w:t>
+      </w:r>
     </w:p>
     <w:p>
       <w:pPr>
@@ -4449,7 +7152,7 @@
           <w:szCs w:val="20"/>
           <w14:ligatures w14:val="none"/>
         </w:rPr>
-        <w:t>if (ELIGIBLE and selfServe=PAYMENT_HOLD and reason=54?) then (Yes)</w:t>
+        <w:t xml:space="preserve">  "action": "HOLD_RELEASED",</w:t>
       </w:r>
     </w:p>
     <w:p>
@@ -4489,7 +7192,29 @@
           <w:szCs w:val="20"/>
           <w14:ligatures w14:val="none"/>
         </w:rPr>
-        <w:t xml:space="preserve">  :Render "Change Payment Method" CTA + consent prompt;</w:t>
+        <w:t xml:space="preserve">  "</w:t>
+      </w:r>
+      <w:proofErr w:type="spellStart"/>
+      <w:r>
+        <w:rPr>
+          <w:rFonts w:ascii="Courier New" w:eastAsia="Times New Roman" w:hAnsi="Courier New" w:cs="Courier New"/>
+          <w:kern w:val="0"/>
+          <w:sz w:val="20"/>
+          <w:szCs w:val="20"/>
+          <w14:ligatures w14:val="none"/>
+        </w:rPr>
+        <w:t>traceId</w:t>
+      </w:r>
+      <w:proofErr w:type="spellEnd"/>
+      <w:r>
+        <w:rPr>
+          <w:rFonts w:ascii="Courier New" w:eastAsia="Times New Roman" w:hAnsi="Courier New" w:cs="Courier New"/>
+          <w:kern w:val="0"/>
+          <w:sz w:val="20"/>
+          <w:szCs w:val="20"/>
+          <w14:ligatures w14:val="none"/>
+        </w:rPr>
+        <w:t>": "TRACE-...",</w:t>
       </w:r>
     </w:p>
     <w:p>
@@ -4529,7 +7254,7 @@
           <w:szCs w:val="20"/>
           <w14:ligatures w14:val="none"/>
         </w:rPr>
-        <w:t xml:space="preserve">  :Member submits payment + consent;</w:t>
+        <w:t xml:space="preserve">  "timestamp": "2025-10-10T14:31:22Z"</w:t>
       </w:r>
     </w:p>
     <w:p>
@@ -4569,816 +7294,26 @@
           <w:szCs w:val="20"/>
           <w14:ligatures w14:val="none"/>
         </w:rPr>
-        <w:t xml:space="preserve">  :POST /experience/payment-consent (Idempotency-Key);</w:t>
-      </w:r>
-    </w:p>
-    <w:p>
-      <w:pPr>
-        <w:tabs>
-          <w:tab w:val="left" w:pos="916"/>
-          <w:tab w:val="left" w:pos="1832"/>
-          <w:tab w:val="left" w:pos="2748"/>
-          <w:tab w:val="left" w:pos="3664"/>
-          <w:tab w:val="left" w:pos="4580"/>
-          <w:tab w:val="left" w:pos="5496"/>
-          <w:tab w:val="left" w:pos="6412"/>
-          <w:tab w:val="left" w:pos="7328"/>
-          <w:tab w:val="left" w:pos="8244"/>
-          <w:tab w:val="left" w:pos="9160"/>
-          <w:tab w:val="left" w:pos="10076"/>
-          <w:tab w:val="left" w:pos="10992"/>
-          <w:tab w:val="left" w:pos="11908"/>
-          <w:tab w:val="left" w:pos="12824"/>
-          <w:tab w:val="left" w:pos="13740"/>
-          <w:tab w:val="left" w:pos="14656"/>
-        </w:tabs>
+        <w:t>}</w:t>
+      </w:r>
+    </w:p>
+    <w:p>
+      <w:pPr>
         <w:spacing w:after="0" w:line="240" w:lineRule="auto"/>
         <w:rPr>
-          <w:rFonts w:ascii="Courier New" w:eastAsia="Times New Roman" w:hAnsi="Courier New" w:cs="Courier New"/>
-          <w:kern w:val="0"/>
-          <w:sz w:val="20"/>
-          <w:szCs w:val="20"/>
-          <w14:ligatures w14:val="none"/>
-        </w:rPr>
-      </w:pPr>
-      <w:r>
-        <w:rPr>
-          <w:rFonts w:ascii="Courier New" w:eastAsia="Times New Roman" w:hAnsi="Courier New" w:cs="Courier New"/>
-          <w:kern w:val="0"/>
-          <w:sz w:val="20"/>
-          <w:szCs w:val="20"/>
-          <w14:ligatures w14:val="none"/>
-        </w:rPr>
-        <w:t xml:space="preserve">  if (accepted?) then (Yes)</w:t>
-      </w:r>
-    </w:p>
-    <w:p>
-      <w:pPr>
-        <w:tabs>
-          <w:tab w:val="left" w:pos="916"/>
-          <w:tab w:val="left" w:pos="1832"/>
-          <w:tab w:val="left" w:pos="2748"/>
-          <w:tab w:val="left" w:pos="3664"/>
-          <w:tab w:val="left" w:pos="4580"/>
-          <w:tab w:val="left" w:pos="5496"/>
-          <w:tab w:val="left" w:pos="6412"/>
-          <w:tab w:val="left" w:pos="7328"/>
-          <w:tab w:val="left" w:pos="8244"/>
-          <w:tab w:val="left" w:pos="9160"/>
-          <w:tab w:val="left" w:pos="10076"/>
-          <w:tab w:val="left" w:pos="10992"/>
-          <w:tab w:val="left" w:pos="11908"/>
-          <w:tab w:val="left" w:pos="12824"/>
-          <w:tab w:val="left" w:pos="13740"/>
-          <w:tab w:val="left" w:pos="14656"/>
-        </w:tabs>
-        <w:spacing w:after="0" w:line="240" w:lineRule="auto"/>
-        <w:rPr>
-          <w:rFonts w:ascii="Courier New" w:eastAsia="Times New Roman" w:hAnsi="Courier New" w:cs="Courier New"/>
-          <w:kern w:val="0"/>
-          <w:sz w:val="20"/>
-          <w:szCs w:val="20"/>
-          <w14:ligatures w14:val="none"/>
-        </w:rPr>
-      </w:pPr>
-      <w:r>
-        <w:rPr>
-          <w:rFonts w:ascii="Courier New" w:eastAsia="Times New Roman" w:hAnsi="Courier New" w:cs="Courier New"/>
-          <w:kern w:val="0"/>
-          <w:sz w:val="20"/>
-          <w:szCs w:val="20"/>
-          <w14:ligatures w14:val="none"/>
-        </w:rPr>
-        <w:t xml:space="preserve">    :POST /experience/orders/{orderId}/resolve-payment-hold (Idempotency-Key);</w:t>
-      </w:r>
-    </w:p>
-    <w:p>
-      <w:pPr>
-        <w:tabs>
-          <w:tab w:val="left" w:pos="916"/>
-          <w:tab w:val="left" w:pos="1832"/>
-          <w:tab w:val="left" w:pos="2748"/>
-          <w:tab w:val="left" w:pos="3664"/>
-          <w:tab w:val="left" w:pos="4580"/>
-          <w:tab w:val="left" w:pos="5496"/>
-          <w:tab w:val="left" w:pos="6412"/>
-          <w:tab w:val="left" w:pos="7328"/>
-          <w:tab w:val="left" w:pos="8244"/>
-          <w:tab w:val="left" w:pos="9160"/>
-          <w:tab w:val="left" w:pos="10076"/>
-          <w:tab w:val="left" w:pos="10992"/>
-          <w:tab w:val="left" w:pos="11908"/>
-          <w:tab w:val="left" w:pos="12824"/>
-          <w:tab w:val="left" w:pos="13740"/>
-          <w:tab w:val="left" w:pos="14656"/>
-        </w:tabs>
-        <w:spacing w:after="0" w:line="240" w:lineRule="auto"/>
-        <w:rPr>
-          <w:rFonts w:ascii="Courier New" w:eastAsia="Times New Roman" w:hAnsi="Courier New" w:cs="Courier New"/>
-          <w:kern w:val="0"/>
-          <w:sz w:val="20"/>
-          <w:szCs w:val="20"/>
-          <w14:ligatures w14:val="none"/>
-        </w:rPr>
-      </w:pPr>
-      <w:r>
-        <w:rPr>
-          <w:rFonts w:ascii="Courier New" w:eastAsia="Times New Roman" w:hAnsi="Courier New" w:cs="Courier New"/>
-          <w:kern w:val="0"/>
-          <w:sz w:val="20"/>
-          <w:szCs w:val="20"/>
-          <w14:ligatures w14:val="none"/>
-        </w:rPr>
-        <w:t xml:space="preserve">    if (released?) then (Released)</w:t>
-      </w:r>
-    </w:p>
-    <w:p>
-      <w:pPr>
-        <w:tabs>
-          <w:tab w:val="left" w:pos="916"/>
-          <w:tab w:val="left" w:pos="1832"/>
-          <w:tab w:val="left" w:pos="2748"/>
-          <w:tab w:val="left" w:pos="3664"/>
-          <w:tab w:val="left" w:pos="4580"/>
-          <w:tab w:val="left" w:pos="5496"/>
-          <w:tab w:val="left" w:pos="6412"/>
-          <w:tab w:val="left" w:pos="7328"/>
-          <w:tab w:val="left" w:pos="8244"/>
-          <w:tab w:val="left" w:pos="9160"/>
-          <w:tab w:val="left" w:pos="10076"/>
-          <w:tab w:val="left" w:pos="10992"/>
-          <w:tab w:val="left" w:pos="11908"/>
-          <w:tab w:val="left" w:pos="12824"/>
-          <w:tab w:val="left" w:pos="13740"/>
-          <w:tab w:val="left" w:pos="14656"/>
-        </w:tabs>
-        <w:spacing w:after="0" w:line="240" w:lineRule="auto"/>
-        <w:rPr>
-          <w:rFonts w:ascii="Courier New" w:eastAsia="Times New Roman" w:hAnsi="Courier New" w:cs="Courier New"/>
-          <w:kern w:val="0"/>
-          <w:sz w:val="20"/>
-          <w:szCs w:val="20"/>
-          <w14:ligatures w14:val="none"/>
-        </w:rPr>
-      </w:pPr>
-      <w:r>
-        <w:rPr>
-          <w:rFonts w:ascii="Courier New" w:eastAsia="Times New Roman" w:hAnsi="Courier New" w:cs="Courier New"/>
-          <w:kern w:val="0"/>
-          <w:sz w:val="20"/>
-          <w:szCs w:val="20"/>
-          <w14:ligatures w14:val="none"/>
-        </w:rPr>
-        <w:t xml:space="preserve">      :Purge transient cache;</w:t>
-      </w:r>
-    </w:p>
-    <w:p>
-      <w:pPr>
-        <w:tabs>
-          <w:tab w:val="left" w:pos="916"/>
-          <w:tab w:val="left" w:pos="1832"/>
-          <w:tab w:val="left" w:pos="2748"/>
-          <w:tab w:val="left" w:pos="3664"/>
-          <w:tab w:val="left" w:pos="4580"/>
-          <w:tab w:val="left" w:pos="5496"/>
-          <w:tab w:val="left" w:pos="6412"/>
-          <w:tab w:val="left" w:pos="7328"/>
-          <w:tab w:val="left" w:pos="8244"/>
-          <w:tab w:val="left" w:pos="9160"/>
-          <w:tab w:val="left" w:pos="10076"/>
-          <w:tab w:val="left" w:pos="10992"/>
-          <w:tab w:val="left" w:pos="11908"/>
-          <w:tab w:val="left" w:pos="12824"/>
-          <w:tab w:val="left" w:pos="13740"/>
-          <w:tab w:val="left" w:pos="14656"/>
-        </w:tabs>
-        <w:spacing w:after="0" w:line="240" w:lineRule="auto"/>
-        <w:rPr>
-          <w:rFonts w:ascii="Courier New" w:eastAsia="Times New Roman" w:hAnsi="Courier New" w:cs="Courier New"/>
-          <w:kern w:val="0"/>
-          <w:sz w:val="20"/>
-          <w:szCs w:val="20"/>
-          <w14:ligatures w14:val="none"/>
-        </w:rPr>
-      </w:pPr>
-      <w:r>
-        <w:rPr>
-          <w:rFonts w:ascii="Courier New" w:eastAsia="Times New Roman" w:hAnsi="Courier New" w:cs="Courier New"/>
-          <w:kern w:val="0"/>
-          <w:sz w:val="20"/>
-          <w:szCs w:val="20"/>
-          <w14:ligatures w14:val="none"/>
-        </w:rPr>
-        <w:t xml:space="preserve">      :Write audit (member, order, rx, traceId, auditId);</w:t>
-      </w:r>
-    </w:p>
-    <w:p>
-      <w:pPr>
-        <w:tabs>
-          <w:tab w:val="left" w:pos="916"/>
-          <w:tab w:val="left" w:pos="1832"/>
-          <w:tab w:val="left" w:pos="2748"/>
-          <w:tab w:val="left" w:pos="3664"/>
-          <w:tab w:val="left" w:pos="4580"/>
-          <w:tab w:val="left" w:pos="5496"/>
-          <w:tab w:val="left" w:pos="6412"/>
-          <w:tab w:val="left" w:pos="7328"/>
-          <w:tab w:val="left" w:pos="8244"/>
-          <w:tab w:val="left" w:pos="9160"/>
-          <w:tab w:val="left" w:pos="10076"/>
-          <w:tab w:val="left" w:pos="10992"/>
-          <w:tab w:val="left" w:pos="11908"/>
-          <w:tab w:val="left" w:pos="12824"/>
-          <w:tab w:val="left" w:pos="13740"/>
-          <w:tab w:val="left" w:pos="14656"/>
-        </w:tabs>
-        <w:spacing w:after="0" w:line="240" w:lineRule="auto"/>
-        <w:rPr>
-          <w:rFonts w:ascii="Courier New" w:eastAsia="Times New Roman" w:hAnsi="Courier New" w:cs="Courier New"/>
-          <w:kern w:val="0"/>
-          <w:sz w:val="20"/>
-          <w:szCs w:val="20"/>
-          <w14:ligatures w14:val="none"/>
-        </w:rPr>
-      </w:pPr>
-      <w:r>
-        <w:rPr>
-          <w:rFonts w:ascii="Courier New" w:eastAsia="Times New Roman" w:hAnsi="Courier New" w:cs="Courier New"/>
-          <w:kern w:val="0"/>
-          <w:sz w:val="20"/>
-          <w:szCs w:val="20"/>
-          <w14:ligatures w14:val="none"/>
-        </w:rPr>
-        <w:t xml:space="preserve">      :GET /experience/orders/{orderId} (refresh);</w:t>
-      </w:r>
-    </w:p>
-    <w:p>
-      <w:pPr>
-        <w:tabs>
-          <w:tab w:val="left" w:pos="916"/>
-          <w:tab w:val="left" w:pos="1832"/>
-          <w:tab w:val="left" w:pos="2748"/>
-          <w:tab w:val="left" w:pos="3664"/>
-          <w:tab w:val="left" w:pos="4580"/>
-          <w:tab w:val="left" w:pos="5496"/>
-          <w:tab w:val="left" w:pos="6412"/>
-          <w:tab w:val="left" w:pos="7328"/>
-          <w:tab w:val="left" w:pos="8244"/>
-          <w:tab w:val="left" w:pos="9160"/>
-          <w:tab w:val="left" w:pos="10076"/>
-          <w:tab w:val="left" w:pos="10992"/>
-          <w:tab w:val="left" w:pos="11908"/>
-          <w:tab w:val="left" w:pos="12824"/>
-          <w:tab w:val="left" w:pos="13740"/>
-          <w:tab w:val="left" w:pos="14656"/>
-        </w:tabs>
-        <w:spacing w:after="0" w:line="240" w:lineRule="auto"/>
-        <w:rPr>
-          <w:rFonts w:ascii="Courier New" w:eastAsia="Times New Roman" w:hAnsi="Courier New" w:cs="Courier New"/>
-          <w:kern w:val="0"/>
-          <w:sz w:val="20"/>
-          <w:szCs w:val="20"/>
-          <w14:ligatures w14:val="none"/>
-        </w:rPr>
-      </w:pPr>
-      <w:r>
-        <w:rPr>
-          <w:rFonts w:ascii="Courier New" w:eastAsia="Times New Roman" w:hAnsi="Courier New" w:cs="Courier New"/>
-          <w:kern w:val="0"/>
-          <w:sz w:val="20"/>
-          <w:szCs w:val="20"/>
-          <w14:ligatures w14:val="none"/>
-        </w:rPr>
-        <w:t xml:space="preserve">      :Show success (hold cleared);</w:t>
-      </w:r>
-    </w:p>
-    <w:p>
-      <w:pPr>
-        <w:tabs>
-          <w:tab w:val="left" w:pos="916"/>
-          <w:tab w:val="left" w:pos="1832"/>
-          <w:tab w:val="left" w:pos="2748"/>
-          <w:tab w:val="left" w:pos="3664"/>
-          <w:tab w:val="left" w:pos="4580"/>
-          <w:tab w:val="left" w:pos="5496"/>
-          <w:tab w:val="left" w:pos="6412"/>
-          <w:tab w:val="left" w:pos="7328"/>
-          <w:tab w:val="left" w:pos="8244"/>
-          <w:tab w:val="left" w:pos="9160"/>
-          <w:tab w:val="left" w:pos="10076"/>
-          <w:tab w:val="left" w:pos="10992"/>
-          <w:tab w:val="left" w:pos="11908"/>
-          <w:tab w:val="left" w:pos="12824"/>
-          <w:tab w:val="left" w:pos="13740"/>
-          <w:tab w:val="left" w:pos="14656"/>
-        </w:tabs>
-        <w:spacing w:after="0" w:line="240" w:lineRule="auto"/>
-        <w:rPr>
-          <w:rFonts w:ascii="Courier New" w:eastAsia="Times New Roman" w:hAnsi="Courier New" w:cs="Courier New"/>
-          <w:kern w:val="0"/>
-          <w:sz w:val="20"/>
-          <w:szCs w:val="20"/>
-          <w14:ligatures w14:val="none"/>
-        </w:rPr>
-      </w:pPr>
-      <w:r>
-        <w:rPr>
-          <w:rFonts w:ascii="Courier New" w:eastAsia="Times New Roman" w:hAnsi="Courier New" w:cs="Courier New"/>
-          <w:kern w:val="0"/>
-          <w:sz w:val="20"/>
-          <w:szCs w:val="20"/>
-          <w14:ligatures w14:val="none"/>
-        </w:rPr>
-        <w:t xml:space="preserve">    else (Failed)</w:t>
-      </w:r>
-    </w:p>
-    <w:p>
-      <w:pPr>
-        <w:tabs>
-          <w:tab w:val="left" w:pos="916"/>
-          <w:tab w:val="left" w:pos="1832"/>
-          <w:tab w:val="left" w:pos="2748"/>
-          <w:tab w:val="left" w:pos="3664"/>
-          <w:tab w:val="left" w:pos="4580"/>
-          <w:tab w:val="left" w:pos="5496"/>
-          <w:tab w:val="left" w:pos="6412"/>
-          <w:tab w:val="left" w:pos="7328"/>
-          <w:tab w:val="left" w:pos="8244"/>
-          <w:tab w:val="left" w:pos="9160"/>
-          <w:tab w:val="left" w:pos="10076"/>
-          <w:tab w:val="left" w:pos="10992"/>
-          <w:tab w:val="left" w:pos="11908"/>
-          <w:tab w:val="left" w:pos="12824"/>
-          <w:tab w:val="left" w:pos="13740"/>
-          <w:tab w:val="left" w:pos="14656"/>
-        </w:tabs>
-        <w:spacing w:after="0" w:line="240" w:lineRule="auto"/>
-        <w:rPr>
-          <w:rFonts w:ascii="Courier New" w:eastAsia="Times New Roman" w:hAnsi="Courier New" w:cs="Courier New"/>
-          <w:kern w:val="0"/>
-          <w:sz w:val="20"/>
-          <w:szCs w:val="20"/>
-          <w14:ligatures w14:val="none"/>
-        </w:rPr>
-      </w:pPr>
-      <w:r>
-        <w:rPr>
-          <w:rFonts w:ascii="Courier New" w:eastAsia="Times New Roman" w:hAnsi="Courier New" w:cs="Courier New"/>
-          <w:kern w:val="0"/>
-          <w:sz w:val="20"/>
-          <w:szCs w:val="20"/>
-          <w14:ligatures w14:val="none"/>
-        </w:rPr>
-        <w:t xml:space="preserve">      :Write audit (failed);</w:t>
-      </w:r>
-    </w:p>
-    <w:p>
-      <w:pPr>
-        <w:tabs>
-          <w:tab w:val="left" w:pos="916"/>
-          <w:tab w:val="left" w:pos="1832"/>
-          <w:tab w:val="left" w:pos="2748"/>
-          <w:tab w:val="left" w:pos="3664"/>
-          <w:tab w:val="left" w:pos="4580"/>
-          <w:tab w:val="left" w:pos="5496"/>
-          <w:tab w:val="left" w:pos="6412"/>
-          <w:tab w:val="left" w:pos="7328"/>
-          <w:tab w:val="left" w:pos="8244"/>
-          <w:tab w:val="left" w:pos="9160"/>
-          <w:tab w:val="left" w:pos="10076"/>
-          <w:tab w:val="left" w:pos="10992"/>
-          <w:tab w:val="left" w:pos="11908"/>
-          <w:tab w:val="left" w:pos="12824"/>
-          <w:tab w:val="left" w:pos="13740"/>
-          <w:tab w:val="left" w:pos="14656"/>
-        </w:tabs>
-        <w:spacing w:after="0" w:line="240" w:lineRule="auto"/>
-        <w:rPr>
-          <w:rFonts w:ascii="Courier New" w:eastAsia="Times New Roman" w:hAnsi="Courier New" w:cs="Courier New"/>
-          <w:kern w:val="0"/>
-          <w:sz w:val="20"/>
-          <w:szCs w:val="20"/>
-          <w14:ligatures w14:val="none"/>
-        </w:rPr>
-      </w:pPr>
-      <w:r>
-        <w:rPr>
-          <w:rFonts w:ascii="Courier New" w:eastAsia="Times New Roman" w:hAnsi="Courier New" w:cs="Courier New"/>
-          <w:kern w:val="0"/>
-          <w:sz w:val="20"/>
-          <w:szCs w:val="20"/>
-          <w14:ligatures w14:val="none"/>
-        </w:rPr>
-        <w:t xml:space="preserve">      :Show error + retry/support;</w:t>
-      </w:r>
-    </w:p>
-    <w:p>
-      <w:pPr>
-        <w:tabs>
-          <w:tab w:val="left" w:pos="916"/>
-          <w:tab w:val="left" w:pos="1832"/>
-          <w:tab w:val="left" w:pos="2748"/>
-          <w:tab w:val="left" w:pos="3664"/>
-          <w:tab w:val="left" w:pos="4580"/>
-          <w:tab w:val="left" w:pos="5496"/>
-          <w:tab w:val="left" w:pos="6412"/>
-          <w:tab w:val="left" w:pos="7328"/>
-          <w:tab w:val="left" w:pos="8244"/>
-          <w:tab w:val="left" w:pos="9160"/>
-          <w:tab w:val="left" w:pos="10076"/>
-          <w:tab w:val="left" w:pos="10992"/>
-          <w:tab w:val="left" w:pos="11908"/>
-          <w:tab w:val="left" w:pos="12824"/>
-          <w:tab w:val="left" w:pos="13740"/>
-          <w:tab w:val="left" w:pos="14656"/>
-        </w:tabs>
-        <w:spacing w:after="0" w:line="240" w:lineRule="auto"/>
-        <w:rPr>
-          <w:rFonts w:ascii="Courier New" w:eastAsia="Times New Roman" w:hAnsi="Courier New" w:cs="Courier New"/>
-          <w:kern w:val="0"/>
-          <w:sz w:val="20"/>
-          <w:szCs w:val="20"/>
-          <w14:ligatures w14:val="none"/>
-        </w:rPr>
-      </w:pPr>
-      <w:r>
-        <w:rPr>
-          <w:rFonts w:ascii="Courier New" w:eastAsia="Times New Roman" w:hAnsi="Courier New" w:cs="Courier New"/>
-          <w:kern w:val="0"/>
-          <w:sz w:val="20"/>
-          <w:szCs w:val="20"/>
-          <w14:ligatures w14:val="none"/>
-        </w:rPr>
-        <w:t xml:space="preserve">    endif</w:t>
-      </w:r>
-    </w:p>
-    <w:p>
-      <w:pPr>
-        <w:tabs>
-          <w:tab w:val="left" w:pos="916"/>
-          <w:tab w:val="left" w:pos="1832"/>
-          <w:tab w:val="left" w:pos="2748"/>
-          <w:tab w:val="left" w:pos="3664"/>
-          <w:tab w:val="left" w:pos="4580"/>
-          <w:tab w:val="left" w:pos="5496"/>
-          <w:tab w:val="left" w:pos="6412"/>
-          <w:tab w:val="left" w:pos="7328"/>
-          <w:tab w:val="left" w:pos="8244"/>
-          <w:tab w:val="left" w:pos="9160"/>
-          <w:tab w:val="left" w:pos="10076"/>
-          <w:tab w:val="left" w:pos="10992"/>
-          <w:tab w:val="left" w:pos="11908"/>
-          <w:tab w:val="left" w:pos="12824"/>
-          <w:tab w:val="left" w:pos="13740"/>
-          <w:tab w:val="left" w:pos="14656"/>
-        </w:tabs>
-        <w:spacing w:after="0" w:line="240" w:lineRule="auto"/>
-        <w:rPr>
-          <w:rFonts w:ascii="Courier New" w:eastAsia="Times New Roman" w:hAnsi="Courier New" w:cs="Courier New"/>
-          <w:kern w:val="0"/>
-          <w:sz w:val="20"/>
-          <w:szCs w:val="20"/>
-          <w14:ligatures w14:val="none"/>
-        </w:rPr>
-      </w:pPr>
-      <w:r>
-        <w:rPr>
-          <w:rFonts w:ascii="Courier New" w:eastAsia="Times New Roman" w:hAnsi="Courier New" w:cs="Courier New"/>
-          <w:kern w:val="0"/>
-          <w:sz w:val="20"/>
-          <w:szCs w:val="20"/>
-          <w14:ligatures w14:val="none"/>
-        </w:rPr>
-        <w:t xml:space="preserve">  else (Consent error)</w:t>
-      </w:r>
-    </w:p>
-    <w:p>
-      <w:pPr>
-        <w:tabs>
-          <w:tab w:val="left" w:pos="916"/>
-          <w:tab w:val="left" w:pos="1832"/>
-          <w:tab w:val="left" w:pos="2748"/>
-          <w:tab w:val="left" w:pos="3664"/>
-          <w:tab w:val="left" w:pos="4580"/>
-          <w:tab w:val="left" w:pos="5496"/>
-          <w:tab w:val="left" w:pos="6412"/>
-          <w:tab w:val="left" w:pos="7328"/>
-          <w:tab w:val="left" w:pos="8244"/>
-          <w:tab w:val="left" w:pos="9160"/>
-          <w:tab w:val="left" w:pos="10076"/>
-          <w:tab w:val="left" w:pos="10992"/>
-          <w:tab w:val="left" w:pos="11908"/>
-          <w:tab w:val="left" w:pos="12824"/>
-          <w:tab w:val="left" w:pos="13740"/>
-          <w:tab w:val="left" w:pos="14656"/>
-        </w:tabs>
-        <w:spacing w:after="0" w:line="240" w:lineRule="auto"/>
-        <w:rPr>
-          <w:rFonts w:ascii="Courier New" w:eastAsia="Times New Roman" w:hAnsi="Courier New" w:cs="Courier New"/>
-          <w:kern w:val="0"/>
-          <w:sz w:val="20"/>
-          <w:szCs w:val="20"/>
-          <w14:ligatures w14:val="none"/>
-        </w:rPr>
-      </w:pPr>
-      <w:r>
-        <w:rPr>
-          <w:rFonts w:ascii="Courier New" w:eastAsia="Times New Roman" w:hAnsi="Courier New" w:cs="Courier New"/>
-          <w:kern w:val="0"/>
-          <w:sz w:val="20"/>
-          <w:szCs w:val="20"/>
-          <w14:ligatures w14:val="none"/>
-        </w:rPr>
-        <w:t xml:space="preserve">    :Show error + retry/support;</w:t>
-      </w:r>
-    </w:p>
-    <w:p>
-      <w:pPr>
-        <w:tabs>
-          <w:tab w:val="left" w:pos="916"/>
-          <w:tab w:val="left" w:pos="1832"/>
-          <w:tab w:val="left" w:pos="2748"/>
-          <w:tab w:val="left" w:pos="3664"/>
-          <w:tab w:val="left" w:pos="4580"/>
-          <w:tab w:val="left" w:pos="5496"/>
-          <w:tab w:val="left" w:pos="6412"/>
-          <w:tab w:val="left" w:pos="7328"/>
-          <w:tab w:val="left" w:pos="8244"/>
-          <w:tab w:val="left" w:pos="9160"/>
-          <w:tab w:val="left" w:pos="10076"/>
-          <w:tab w:val="left" w:pos="10992"/>
-          <w:tab w:val="left" w:pos="11908"/>
-          <w:tab w:val="left" w:pos="12824"/>
-          <w:tab w:val="left" w:pos="13740"/>
-          <w:tab w:val="left" w:pos="14656"/>
-        </w:tabs>
-        <w:spacing w:after="0" w:line="240" w:lineRule="auto"/>
-        <w:rPr>
-          <w:rFonts w:ascii="Courier New" w:eastAsia="Times New Roman" w:hAnsi="Courier New" w:cs="Courier New"/>
-          <w:kern w:val="0"/>
-          <w:sz w:val="20"/>
-          <w:szCs w:val="20"/>
-          <w14:ligatures w14:val="none"/>
-        </w:rPr>
-      </w:pPr>
-      <w:r>
-        <w:rPr>
-          <w:rFonts w:ascii="Courier New" w:eastAsia="Times New Roman" w:hAnsi="Courier New" w:cs="Courier New"/>
-          <w:kern w:val="0"/>
-          <w:sz w:val="20"/>
-          <w:szCs w:val="20"/>
-          <w14:ligatures w14:val="none"/>
-        </w:rPr>
-        <w:t xml:space="preserve">  endif</w:t>
-      </w:r>
-    </w:p>
-    <w:p>
-      <w:pPr>
-        <w:tabs>
-          <w:tab w:val="left" w:pos="916"/>
-          <w:tab w:val="left" w:pos="1832"/>
-          <w:tab w:val="left" w:pos="2748"/>
-          <w:tab w:val="left" w:pos="3664"/>
-          <w:tab w:val="left" w:pos="4580"/>
-          <w:tab w:val="left" w:pos="5496"/>
-          <w:tab w:val="left" w:pos="6412"/>
-          <w:tab w:val="left" w:pos="7328"/>
-          <w:tab w:val="left" w:pos="8244"/>
-          <w:tab w:val="left" w:pos="9160"/>
-          <w:tab w:val="left" w:pos="10076"/>
-          <w:tab w:val="left" w:pos="10992"/>
-          <w:tab w:val="left" w:pos="11908"/>
-          <w:tab w:val="left" w:pos="12824"/>
-          <w:tab w:val="left" w:pos="13740"/>
-          <w:tab w:val="left" w:pos="14656"/>
-        </w:tabs>
-        <w:spacing w:after="0" w:line="240" w:lineRule="auto"/>
-        <w:rPr>
-          <w:rFonts w:ascii="Courier New" w:eastAsia="Times New Roman" w:hAnsi="Courier New" w:cs="Courier New"/>
-          <w:kern w:val="0"/>
-          <w:sz w:val="20"/>
-          <w:szCs w:val="20"/>
-          <w14:ligatures w14:val="none"/>
-        </w:rPr>
-      </w:pPr>
-      <w:r>
-        <w:rPr>
-          <w:rFonts w:ascii="Courier New" w:eastAsia="Times New Roman" w:hAnsi="Courier New" w:cs="Courier New"/>
-          <w:kern w:val="0"/>
-          <w:sz w:val="20"/>
-          <w:szCs w:val="20"/>
-          <w14:ligatures w14:val="none"/>
-        </w:rPr>
-        <w:t>else (No)</w:t>
-      </w:r>
-    </w:p>
-    <w:p>
-      <w:pPr>
-        <w:tabs>
-          <w:tab w:val="left" w:pos="916"/>
-          <w:tab w:val="left" w:pos="1832"/>
-          <w:tab w:val="left" w:pos="2748"/>
-          <w:tab w:val="left" w:pos="3664"/>
-          <w:tab w:val="left" w:pos="4580"/>
-          <w:tab w:val="left" w:pos="5496"/>
-          <w:tab w:val="left" w:pos="6412"/>
-          <w:tab w:val="left" w:pos="7328"/>
-          <w:tab w:val="left" w:pos="8244"/>
-          <w:tab w:val="left" w:pos="9160"/>
-          <w:tab w:val="left" w:pos="10076"/>
-          <w:tab w:val="left" w:pos="10992"/>
-          <w:tab w:val="left" w:pos="11908"/>
-          <w:tab w:val="left" w:pos="12824"/>
-          <w:tab w:val="left" w:pos="13740"/>
-          <w:tab w:val="left" w:pos="14656"/>
-        </w:tabs>
-        <w:spacing w:after="0" w:line="240" w:lineRule="auto"/>
-        <w:rPr>
-          <w:rFonts w:ascii="Courier New" w:eastAsia="Times New Roman" w:hAnsi="Courier New" w:cs="Courier New"/>
-          <w:kern w:val="0"/>
-          <w:sz w:val="20"/>
-          <w:szCs w:val="20"/>
-          <w14:ligatures w14:val="none"/>
-        </w:rPr>
-      </w:pPr>
-      <w:r>
-        <w:rPr>
-          <w:rFonts w:ascii="Courier New" w:eastAsia="Times New Roman" w:hAnsi="Courier New" w:cs="Courier New"/>
-          <w:kern w:val="0"/>
-          <w:sz w:val="20"/>
-          <w:szCs w:val="20"/>
-          <w14:ligatures w14:val="none"/>
-        </w:rPr>
-        <w:t xml:space="preserve">  :No PBM self-service action; continue normal RX UI;</w:t>
-      </w:r>
-    </w:p>
-    <w:p>
-      <w:pPr>
-        <w:tabs>
-          <w:tab w:val="left" w:pos="916"/>
-          <w:tab w:val="left" w:pos="1832"/>
-          <w:tab w:val="left" w:pos="2748"/>
-          <w:tab w:val="left" w:pos="3664"/>
-          <w:tab w:val="left" w:pos="4580"/>
-          <w:tab w:val="left" w:pos="5496"/>
-          <w:tab w:val="left" w:pos="6412"/>
-          <w:tab w:val="left" w:pos="7328"/>
-          <w:tab w:val="left" w:pos="8244"/>
-          <w:tab w:val="left" w:pos="9160"/>
-          <w:tab w:val="left" w:pos="10076"/>
-          <w:tab w:val="left" w:pos="10992"/>
-          <w:tab w:val="left" w:pos="11908"/>
-          <w:tab w:val="left" w:pos="12824"/>
-          <w:tab w:val="left" w:pos="13740"/>
-          <w:tab w:val="left" w:pos="14656"/>
-        </w:tabs>
-        <w:spacing w:after="0" w:line="240" w:lineRule="auto"/>
-        <w:rPr>
-          <w:rFonts w:ascii="Courier New" w:eastAsia="Times New Roman" w:hAnsi="Courier New" w:cs="Courier New"/>
-          <w:kern w:val="0"/>
-          <w:sz w:val="20"/>
-          <w:szCs w:val="20"/>
-          <w14:ligatures w14:val="none"/>
-        </w:rPr>
-      </w:pPr>
-      <w:r>
-        <w:rPr>
-          <w:rFonts w:ascii="Courier New" w:eastAsia="Times New Roman" w:hAnsi="Courier New" w:cs="Courier New"/>
-          <w:kern w:val="0"/>
-          <w:sz w:val="20"/>
-          <w:szCs w:val="20"/>
-          <w14:ligatures w14:val="none"/>
-        </w:rPr>
-        <w:t>endif</w:t>
-      </w:r>
-    </w:p>
-    <w:p>
-      <w:pPr>
-        <w:tabs>
-          <w:tab w:val="left" w:pos="916"/>
-          <w:tab w:val="left" w:pos="1832"/>
-          <w:tab w:val="left" w:pos="2748"/>
-          <w:tab w:val="left" w:pos="3664"/>
-          <w:tab w:val="left" w:pos="4580"/>
-          <w:tab w:val="left" w:pos="5496"/>
-          <w:tab w:val="left" w:pos="6412"/>
-          <w:tab w:val="left" w:pos="7328"/>
-          <w:tab w:val="left" w:pos="8244"/>
-          <w:tab w:val="left" w:pos="9160"/>
-          <w:tab w:val="left" w:pos="10076"/>
-          <w:tab w:val="left" w:pos="10992"/>
-          <w:tab w:val="left" w:pos="11908"/>
-          <w:tab w:val="left" w:pos="12824"/>
-          <w:tab w:val="left" w:pos="13740"/>
-          <w:tab w:val="left" w:pos="14656"/>
-        </w:tabs>
-        <w:spacing w:after="0" w:line="240" w:lineRule="auto"/>
-        <w:rPr>
-          <w:rFonts w:ascii="Courier New" w:eastAsia="Times New Roman" w:hAnsi="Courier New" w:cs="Courier New"/>
-          <w:kern w:val="0"/>
-          <w:sz w:val="20"/>
-          <w:szCs w:val="20"/>
-          <w14:ligatures w14:val="none"/>
-        </w:rPr>
-      </w:pPr>
-    </w:p>
-    <w:p>
-      <w:pPr>
-        <w:tabs>
-          <w:tab w:val="left" w:pos="916"/>
-          <w:tab w:val="left" w:pos="1832"/>
-          <w:tab w:val="left" w:pos="2748"/>
-          <w:tab w:val="left" w:pos="3664"/>
-          <w:tab w:val="left" w:pos="4580"/>
-          <w:tab w:val="left" w:pos="5496"/>
-          <w:tab w:val="left" w:pos="6412"/>
-          <w:tab w:val="left" w:pos="7328"/>
-          <w:tab w:val="left" w:pos="8244"/>
-          <w:tab w:val="left" w:pos="9160"/>
-          <w:tab w:val="left" w:pos="10076"/>
-          <w:tab w:val="left" w:pos="10992"/>
-          <w:tab w:val="left" w:pos="11908"/>
-          <w:tab w:val="left" w:pos="12824"/>
-          <w:tab w:val="left" w:pos="13740"/>
-          <w:tab w:val="left" w:pos="14656"/>
-        </w:tabs>
-        <w:spacing w:after="0" w:line="240" w:lineRule="auto"/>
-        <w:rPr>
-          <w:rFonts w:ascii="Courier New" w:eastAsia="Times New Roman" w:hAnsi="Courier New" w:cs="Courier New"/>
-          <w:kern w:val="0"/>
-          <w:sz w:val="20"/>
-          <w:szCs w:val="20"/>
-          <w14:ligatures w14:val="none"/>
-        </w:rPr>
-      </w:pPr>
-      <w:r>
-        <w:rPr>
-          <w:rFonts w:ascii="Courier New" w:eastAsia="Times New Roman" w:hAnsi="Courier New" w:cs="Courier New"/>
-          <w:kern w:val="0"/>
-          <w:sz w:val="20"/>
-          <w:szCs w:val="20"/>
-          <w14:ligatures w14:val="none"/>
-        </w:rPr>
-        <w:t>stop</w:t>
-      </w:r>
-    </w:p>
-    <w:p>
-      <w:pPr>
-        <w:tabs>
-          <w:tab w:val="left" w:pos="916"/>
-          <w:tab w:val="left" w:pos="1832"/>
-          <w:tab w:val="left" w:pos="2748"/>
-          <w:tab w:val="left" w:pos="3664"/>
-          <w:tab w:val="left" w:pos="4580"/>
-          <w:tab w:val="left" w:pos="5496"/>
-          <w:tab w:val="left" w:pos="6412"/>
-          <w:tab w:val="left" w:pos="7328"/>
-          <w:tab w:val="left" w:pos="8244"/>
-          <w:tab w:val="left" w:pos="9160"/>
-          <w:tab w:val="left" w:pos="10076"/>
-          <w:tab w:val="left" w:pos="10992"/>
-          <w:tab w:val="left" w:pos="11908"/>
-          <w:tab w:val="left" w:pos="12824"/>
-          <w:tab w:val="left" w:pos="13740"/>
-          <w:tab w:val="left" w:pos="14656"/>
-        </w:tabs>
-        <w:spacing w:after="0" w:line="240" w:lineRule="auto"/>
-        <w:rPr>
-          <w:rFonts w:ascii="Courier New" w:eastAsia="Times New Roman" w:hAnsi="Courier New" w:cs="Courier New"/>
-          <w:kern w:val="0"/>
-          <w:sz w:val="20"/>
-          <w:szCs w:val="20"/>
-          <w14:ligatures w14:val="none"/>
-        </w:rPr>
-      </w:pPr>
-      <w:r>
-        <w:rPr>
-          <w:rFonts w:ascii="Courier New" w:eastAsia="Times New Roman" w:hAnsi="Courier New" w:cs="Courier New"/>
-          <w:kern w:val="0"/>
-          <w:sz w:val="20"/>
-          <w:szCs w:val="20"/>
-          <w14:ligatures w14:val="none"/>
-        </w:rPr>
-        <w:t>@enduml</w:t>
-      </w:r>
-    </w:p>
-    <w:p>
-      <w:pPr>
-        <w:spacing w:after="0" w:line="240" w:lineRule="auto"/>
-        <w:rPr>
-          <w:rFonts w:ascii="Times New Roman" w:eastAsia="Times New Roman" w:hAnsi="Times New Roman" w:cs="Times New Roman"/>
-          <w:kern w:val="0"/>
-          <w14:ligatures w14:val="none"/>
-        </w:rPr>
-      </w:pPr>
-      <w:r>
-        <w:rPr>
-          <w:rFonts w:ascii="Times New Roman" w:eastAsia="Times New Roman" w:hAnsi="Times New Roman" w:cs="Times New Roman"/>
-          <w:kern w:val="0"/>
-          <w14:ligatures w14:val="none"/>
-        </w:rPr>
-        <w:pict w14:anchorId="24EC3B52">
-          <v:rect id="_x0000_i1029" style="width:0;height:1.5pt" o:hralign="center" o:hrstd="t" o:hr="t" fillcolor="#a0a0a0" stroked="f"/>
+          <w:rFonts w:ascii="Times New Roman" w:eastAsia="Times New Roman" w:hAnsi="Times New Roman" w:cs="Times New Roman"/>
+          <w:kern w:val="0"/>
+          <w14:ligatures w14:val="none"/>
+        </w:rPr>
+      </w:pPr>
+      <w:r>
+        <w:rPr>
+          <w:rFonts w:ascii="Times New Roman" w:eastAsia="Times New Roman" w:hAnsi="Times New Roman" w:cs="Times New Roman"/>
+          <w:noProof/>
+          <w:kern w:val="0"/>
+        </w:rPr>
+        <w:pict w14:anchorId="1800A1FC">
+          <v:rect id="_x0000_i1029" alt="" style="width:468pt;height:.05pt;mso-width-percent:0;mso-height-percent:0;mso-width-percent:0;mso-height-percent:0" o:hralign="center" o:hrstd="t" o:hr="t" fillcolor="#a0a0a0" stroked="f"/>
         </w:pict>
       </w:r>
     </w:p>
@@ -5406,2729 +7341,6 @@
           <w:szCs w:val="36"/>
           <w14:ligatures w14:val="none"/>
         </w:rPr>
-        <w:lastRenderedPageBreak/>
-        <w:t>5) API Contracts (Experience API — REST)</w:t>
-      </w:r>
-    </w:p>
-    <w:p>
-      <w:pPr>
-        <w:spacing w:before="100" w:beforeAutospacing="1" w:after="100" w:afterAutospacing="1" w:line="240" w:lineRule="auto"/>
-        <w:rPr>
-          <w:rFonts w:ascii="Times New Roman" w:eastAsia="Times New Roman" w:hAnsi="Times New Roman" w:cs="Times New Roman"/>
-          <w:kern w:val="0"/>
-          <w14:ligatures w14:val="none"/>
-        </w:rPr>
-      </w:pPr>
-      <w:r>
-        <w:rPr>
-          <w:rFonts w:ascii="Times New Roman" w:eastAsia="Times New Roman" w:hAnsi="Times New Roman" w:cs="Times New Roman"/>
-          <w:kern w:val="0"/>
-          <w14:ligatures w14:val="none"/>
-        </w:rPr>
-        <w:t>Replace placeholders with the exact provider paths/fields your PBM team exposes. The shapes below reflect the semantics we need.</w:t>
-      </w:r>
-    </w:p>
-    <w:p>
-      <w:pPr>
-        <w:spacing w:before="100" w:beforeAutospacing="1" w:after="100" w:afterAutospacing="1" w:line="240" w:lineRule="auto"/>
-        <w:outlineLvl w:val="2"/>
-        <w:rPr>
-          <w:rFonts w:ascii="Times New Roman" w:eastAsia="Times New Roman" w:hAnsi="Times New Roman" w:cs="Times New Roman"/>
-          <w:b/>
-          <w:bCs/>
-          <w:kern w:val="0"/>
-          <w:sz w:val="27"/>
-          <w:szCs w:val="27"/>
-          <w14:ligatures w14:val="none"/>
-        </w:rPr>
-      </w:pPr>
-      <w:r>
-        <w:rPr>
-          <w:rFonts w:ascii="Times New Roman" w:eastAsia="Times New Roman" w:hAnsi="Times New Roman" w:cs="Times New Roman"/>
-          <w:b/>
-          <w:bCs/>
-          <w:kern w:val="0"/>
-          <w:sz w:val="27"/>
-          <w:szCs w:val="27"/>
-          <w14:ligatures w14:val="none"/>
-        </w:rPr>
-        <w:t>5.1 Eligibility (read)</w:t>
-      </w:r>
-    </w:p>
-    <w:p>
-      <w:pPr>
-        <w:numPr>
-          <w:ilvl w:val="0"/>
-          <w:numId w:val="9"/>
-        </w:numPr>
-        <w:spacing w:before="100" w:beforeAutospacing="1" w:after="100" w:afterAutospacing="1" w:line="240" w:lineRule="auto"/>
-        <w:rPr>
-          <w:rFonts w:ascii="Times New Roman" w:eastAsia="Times New Roman" w:hAnsi="Times New Roman" w:cs="Times New Roman"/>
-          <w:kern w:val="0"/>
-          <w14:ligatures w14:val="none"/>
-        </w:rPr>
-      </w:pPr>
-      <w:r>
-        <w:rPr>
-          <w:rFonts w:ascii="Times New Roman" w:eastAsia="Times New Roman" w:hAnsi="Times New Roman" w:cs="Times New Roman"/>
-          <w:b/>
-          <w:bCs/>
-          <w:kern w:val="0"/>
-          <w14:ligatures w14:val="none"/>
-        </w:rPr>
-        <w:t>GET</w:t>
-      </w:r>
-      <w:r>
-        <w:rPr>
-          <w:rFonts w:ascii="Times New Roman" w:eastAsia="Times New Roman" w:hAnsi="Times New Roman" w:cs="Times New Roman"/>
-          <w:kern w:val="0"/>
-          <w14:ligatures w14:val="none"/>
-        </w:rPr>
-        <w:t xml:space="preserve"> </w:t>
-      </w:r>
-      <w:r>
-        <w:rPr>
-          <w:rFonts w:ascii="Courier New" w:eastAsia="Times New Roman" w:hAnsi="Courier New" w:cs="Courier New"/>
-          <w:kern w:val="0"/>
-          <w:sz w:val="20"/>
-          <w:szCs w:val="20"/>
-          <w14:ligatures w14:val="none"/>
-        </w:rPr>
-        <w:t>/experience/high-cost-hold?rxId={rxId}&amp;memberId={memberId}</w:t>
-      </w:r>
-    </w:p>
-    <w:p>
-      <w:pPr>
-        <w:numPr>
-          <w:ilvl w:val="0"/>
-          <w:numId w:val="9"/>
-        </w:numPr>
-        <w:spacing w:before="100" w:beforeAutospacing="1" w:after="100" w:afterAutospacing="1" w:line="240" w:lineRule="auto"/>
-        <w:rPr>
-          <w:rFonts w:ascii="Times New Roman" w:eastAsia="Times New Roman" w:hAnsi="Times New Roman" w:cs="Times New Roman"/>
-          <w:kern w:val="0"/>
-          <w14:ligatures w14:val="none"/>
-        </w:rPr>
-      </w:pPr>
-      <w:r>
-        <w:rPr>
-          <w:rFonts w:ascii="Times New Roman" w:eastAsia="Times New Roman" w:hAnsi="Times New Roman" w:cs="Times New Roman"/>
-          <w:b/>
-          <w:bCs/>
-          <w:kern w:val="0"/>
-          <w14:ligatures w14:val="none"/>
-        </w:rPr>
-        <w:t>200</w:t>
-      </w:r>
-      <w:r>
-        <w:rPr>
-          <w:rFonts w:ascii="Times New Roman" w:eastAsia="Times New Roman" w:hAnsi="Times New Roman" w:cs="Times New Roman"/>
-          <w:kern w:val="0"/>
-          <w14:ligatures w14:val="none"/>
-        </w:rPr>
-        <w:t>:</w:t>
-      </w:r>
-    </w:p>
-    <w:p>
-      <w:pPr>
-        <w:tabs>
-          <w:tab w:val="left" w:pos="916"/>
-          <w:tab w:val="left" w:pos="1832"/>
-          <w:tab w:val="left" w:pos="2748"/>
-          <w:tab w:val="left" w:pos="3664"/>
-          <w:tab w:val="left" w:pos="4580"/>
-          <w:tab w:val="left" w:pos="5496"/>
-          <w:tab w:val="left" w:pos="6412"/>
-          <w:tab w:val="left" w:pos="7328"/>
-          <w:tab w:val="left" w:pos="8244"/>
-          <w:tab w:val="left" w:pos="9160"/>
-          <w:tab w:val="left" w:pos="10076"/>
-          <w:tab w:val="left" w:pos="10992"/>
-          <w:tab w:val="left" w:pos="11908"/>
-          <w:tab w:val="left" w:pos="12824"/>
-          <w:tab w:val="left" w:pos="13740"/>
-          <w:tab w:val="left" w:pos="14656"/>
-        </w:tabs>
-        <w:spacing w:after="0" w:line="240" w:lineRule="auto"/>
-        <w:rPr>
-          <w:rFonts w:ascii="Courier New" w:eastAsia="Times New Roman" w:hAnsi="Courier New" w:cs="Courier New"/>
-          <w:kern w:val="0"/>
-          <w:sz w:val="20"/>
-          <w:szCs w:val="20"/>
-          <w14:ligatures w14:val="none"/>
-        </w:rPr>
-      </w:pPr>
-      <w:r>
-        <w:rPr>
-          <w:rFonts w:ascii="Courier New" w:eastAsia="Times New Roman" w:hAnsi="Courier New" w:cs="Courier New"/>
-          <w:kern w:val="0"/>
-          <w:sz w:val="20"/>
-          <w:szCs w:val="20"/>
-          <w14:ligatures w14:val="none"/>
-        </w:rPr>
-        <w:t>{</w:t>
-      </w:r>
-    </w:p>
-    <w:p>
-      <w:pPr>
-        <w:tabs>
-          <w:tab w:val="left" w:pos="916"/>
-          <w:tab w:val="left" w:pos="1832"/>
-          <w:tab w:val="left" w:pos="2748"/>
-          <w:tab w:val="left" w:pos="3664"/>
-          <w:tab w:val="left" w:pos="4580"/>
-          <w:tab w:val="left" w:pos="5496"/>
-          <w:tab w:val="left" w:pos="6412"/>
-          <w:tab w:val="left" w:pos="7328"/>
-          <w:tab w:val="left" w:pos="8244"/>
-          <w:tab w:val="left" w:pos="9160"/>
-          <w:tab w:val="left" w:pos="10076"/>
-          <w:tab w:val="left" w:pos="10992"/>
-          <w:tab w:val="left" w:pos="11908"/>
-          <w:tab w:val="left" w:pos="12824"/>
-          <w:tab w:val="left" w:pos="13740"/>
-          <w:tab w:val="left" w:pos="14656"/>
-        </w:tabs>
-        <w:spacing w:after="0" w:line="240" w:lineRule="auto"/>
-        <w:rPr>
-          <w:rFonts w:ascii="Courier New" w:eastAsia="Times New Roman" w:hAnsi="Courier New" w:cs="Courier New"/>
-          <w:kern w:val="0"/>
-          <w:sz w:val="20"/>
-          <w:szCs w:val="20"/>
-          <w14:ligatures w14:val="none"/>
-        </w:rPr>
-      </w:pPr>
-      <w:r>
-        <w:rPr>
-          <w:rFonts w:ascii="Courier New" w:eastAsia="Times New Roman" w:hAnsi="Courier New" w:cs="Courier New"/>
-          <w:kern w:val="0"/>
-          <w:sz w:val="20"/>
-          <w:szCs w:val="20"/>
-          <w14:ligatures w14:val="none"/>
-        </w:rPr>
-        <w:t xml:space="preserve">  "status": "ELIGIBLE",</w:t>
-      </w:r>
-    </w:p>
-    <w:p>
-      <w:pPr>
-        <w:tabs>
-          <w:tab w:val="left" w:pos="916"/>
-          <w:tab w:val="left" w:pos="1832"/>
-          <w:tab w:val="left" w:pos="2748"/>
-          <w:tab w:val="left" w:pos="3664"/>
-          <w:tab w:val="left" w:pos="4580"/>
-          <w:tab w:val="left" w:pos="5496"/>
-          <w:tab w:val="left" w:pos="6412"/>
-          <w:tab w:val="left" w:pos="7328"/>
-          <w:tab w:val="left" w:pos="8244"/>
-          <w:tab w:val="left" w:pos="9160"/>
-          <w:tab w:val="left" w:pos="10076"/>
-          <w:tab w:val="left" w:pos="10992"/>
-          <w:tab w:val="left" w:pos="11908"/>
-          <w:tab w:val="left" w:pos="12824"/>
-          <w:tab w:val="left" w:pos="13740"/>
-          <w:tab w:val="left" w:pos="14656"/>
-        </w:tabs>
-        <w:spacing w:after="0" w:line="240" w:lineRule="auto"/>
-        <w:rPr>
-          <w:rFonts w:ascii="Courier New" w:eastAsia="Times New Roman" w:hAnsi="Courier New" w:cs="Courier New"/>
-          <w:kern w:val="0"/>
-          <w:sz w:val="20"/>
-          <w:szCs w:val="20"/>
-          <w14:ligatures w14:val="none"/>
-        </w:rPr>
-      </w:pPr>
-      <w:r>
-        <w:rPr>
-          <w:rFonts w:ascii="Courier New" w:eastAsia="Times New Roman" w:hAnsi="Courier New" w:cs="Courier New"/>
-          <w:kern w:val="0"/>
-          <w:sz w:val="20"/>
-          <w:szCs w:val="20"/>
-          <w14:ligatures w14:val="none"/>
-        </w:rPr>
-        <w:t xml:space="preserve">  "selfServeOption": "PAYMENT_HOLD",</w:t>
-      </w:r>
-    </w:p>
-    <w:p>
-      <w:pPr>
-        <w:tabs>
-          <w:tab w:val="left" w:pos="916"/>
-          <w:tab w:val="left" w:pos="1832"/>
-          <w:tab w:val="left" w:pos="2748"/>
-          <w:tab w:val="left" w:pos="3664"/>
-          <w:tab w:val="left" w:pos="4580"/>
-          <w:tab w:val="left" w:pos="5496"/>
-          <w:tab w:val="left" w:pos="6412"/>
-          <w:tab w:val="left" w:pos="7328"/>
-          <w:tab w:val="left" w:pos="8244"/>
-          <w:tab w:val="left" w:pos="9160"/>
-          <w:tab w:val="left" w:pos="10076"/>
-          <w:tab w:val="left" w:pos="10992"/>
-          <w:tab w:val="left" w:pos="11908"/>
-          <w:tab w:val="left" w:pos="12824"/>
-          <w:tab w:val="left" w:pos="13740"/>
-          <w:tab w:val="left" w:pos="14656"/>
-        </w:tabs>
-        <w:spacing w:after="0" w:line="240" w:lineRule="auto"/>
-        <w:rPr>
-          <w:rFonts w:ascii="Courier New" w:eastAsia="Times New Roman" w:hAnsi="Courier New" w:cs="Courier New"/>
-          <w:kern w:val="0"/>
-          <w:sz w:val="20"/>
-          <w:szCs w:val="20"/>
-          <w14:ligatures w14:val="none"/>
-        </w:rPr>
-      </w:pPr>
-      <w:r>
-        <w:rPr>
-          <w:rFonts w:ascii="Courier New" w:eastAsia="Times New Roman" w:hAnsi="Courier New" w:cs="Courier New"/>
-          <w:kern w:val="0"/>
-          <w:sz w:val="20"/>
-          <w:szCs w:val="20"/>
-          <w14:ligatures w14:val="none"/>
-        </w:rPr>
-        <w:t xml:space="preserve">  "filters": { "fillStatusReasonCode": 54 },</w:t>
-      </w:r>
-    </w:p>
-    <w:p>
-      <w:pPr>
-        <w:tabs>
-          <w:tab w:val="left" w:pos="916"/>
-          <w:tab w:val="left" w:pos="1832"/>
-          <w:tab w:val="left" w:pos="2748"/>
-          <w:tab w:val="left" w:pos="3664"/>
-          <w:tab w:val="left" w:pos="4580"/>
-          <w:tab w:val="left" w:pos="5496"/>
-          <w:tab w:val="left" w:pos="6412"/>
-          <w:tab w:val="left" w:pos="7328"/>
-          <w:tab w:val="left" w:pos="8244"/>
-          <w:tab w:val="left" w:pos="9160"/>
-          <w:tab w:val="left" w:pos="10076"/>
-          <w:tab w:val="left" w:pos="10992"/>
-          <w:tab w:val="left" w:pos="11908"/>
-          <w:tab w:val="left" w:pos="12824"/>
-          <w:tab w:val="left" w:pos="13740"/>
-          <w:tab w:val="left" w:pos="14656"/>
-        </w:tabs>
-        <w:spacing w:after="0" w:line="240" w:lineRule="auto"/>
-        <w:rPr>
-          <w:rFonts w:ascii="Courier New" w:eastAsia="Times New Roman" w:hAnsi="Courier New" w:cs="Courier New"/>
-          <w:kern w:val="0"/>
-          <w:sz w:val="20"/>
-          <w:szCs w:val="20"/>
-          <w14:ligatures w14:val="none"/>
-        </w:rPr>
-      </w:pPr>
-      <w:r>
-        <w:rPr>
-          <w:rFonts w:ascii="Courier New" w:eastAsia="Times New Roman" w:hAnsi="Courier New" w:cs="Courier New"/>
-          <w:kern w:val="0"/>
-          <w:sz w:val="20"/>
-          <w:szCs w:val="20"/>
-          <w14:ligatures w14:val="none"/>
-        </w:rPr>
-        <w:t xml:space="preserve">  "displayValue": "Change Payment Method"</w:t>
-      </w:r>
-    </w:p>
-    <w:p>
-      <w:pPr>
-        <w:tabs>
-          <w:tab w:val="left" w:pos="916"/>
-          <w:tab w:val="left" w:pos="1832"/>
-          <w:tab w:val="left" w:pos="2748"/>
-          <w:tab w:val="left" w:pos="3664"/>
-          <w:tab w:val="left" w:pos="4580"/>
-          <w:tab w:val="left" w:pos="5496"/>
-          <w:tab w:val="left" w:pos="6412"/>
-          <w:tab w:val="left" w:pos="7328"/>
-          <w:tab w:val="left" w:pos="8244"/>
-          <w:tab w:val="left" w:pos="9160"/>
-          <w:tab w:val="left" w:pos="10076"/>
-          <w:tab w:val="left" w:pos="10992"/>
-          <w:tab w:val="left" w:pos="11908"/>
-          <w:tab w:val="left" w:pos="12824"/>
-          <w:tab w:val="left" w:pos="13740"/>
-          <w:tab w:val="left" w:pos="14656"/>
-        </w:tabs>
-        <w:spacing w:after="0" w:line="240" w:lineRule="auto"/>
-        <w:rPr>
-          <w:rFonts w:ascii="Courier New" w:eastAsia="Times New Roman" w:hAnsi="Courier New" w:cs="Courier New"/>
-          <w:kern w:val="0"/>
-          <w:sz w:val="20"/>
-          <w:szCs w:val="20"/>
-          <w14:ligatures w14:val="none"/>
-        </w:rPr>
-      </w:pPr>
-      <w:r>
-        <w:rPr>
-          <w:rFonts w:ascii="Courier New" w:eastAsia="Times New Roman" w:hAnsi="Courier New" w:cs="Courier New"/>
-          <w:kern w:val="0"/>
-          <w:sz w:val="20"/>
-          <w:szCs w:val="20"/>
-          <w14:ligatures w14:val="none"/>
-        </w:rPr>
-        <w:t>}</w:t>
-      </w:r>
-    </w:p>
-    <w:p>
-      <w:pPr>
-        <w:spacing w:before="100" w:beforeAutospacing="1" w:after="100" w:afterAutospacing="1" w:line="240" w:lineRule="auto"/>
-        <w:outlineLvl w:val="2"/>
-        <w:rPr>
-          <w:rFonts w:ascii="Times New Roman" w:eastAsia="Times New Roman" w:hAnsi="Times New Roman" w:cs="Times New Roman"/>
-          <w:b/>
-          <w:bCs/>
-          <w:kern w:val="0"/>
-          <w:sz w:val="27"/>
-          <w:szCs w:val="27"/>
-          <w14:ligatures w14:val="none"/>
-        </w:rPr>
-      </w:pPr>
-      <w:r>
-        <w:rPr>
-          <w:rFonts w:ascii="Times New Roman" w:eastAsia="Times New Roman" w:hAnsi="Times New Roman" w:cs="Times New Roman"/>
-          <w:b/>
-          <w:bCs/>
-          <w:kern w:val="0"/>
-          <w:sz w:val="27"/>
-          <w:szCs w:val="27"/>
-          <w14:ligatures w14:val="none"/>
-        </w:rPr>
-        <w:t>5.2 Submit payment + consent (action)</w:t>
-      </w:r>
-    </w:p>
-    <w:p>
-      <w:pPr>
-        <w:numPr>
-          <w:ilvl w:val="0"/>
-          <w:numId w:val="10"/>
-        </w:numPr>
-        <w:spacing w:before="100" w:beforeAutospacing="1" w:after="100" w:afterAutospacing="1" w:line="240" w:lineRule="auto"/>
-        <w:rPr>
-          <w:rFonts w:ascii="Times New Roman" w:eastAsia="Times New Roman" w:hAnsi="Times New Roman" w:cs="Times New Roman"/>
-          <w:kern w:val="0"/>
-          <w14:ligatures w14:val="none"/>
-        </w:rPr>
-      </w:pPr>
-      <w:r>
-        <w:rPr>
-          <w:rFonts w:ascii="Times New Roman" w:eastAsia="Times New Roman" w:hAnsi="Times New Roman" w:cs="Times New Roman"/>
-          <w:b/>
-          <w:bCs/>
-          <w:kern w:val="0"/>
-          <w14:ligatures w14:val="none"/>
-        </w:rPr>
-        <w:t>POST</w:t>
-      </w:r>
-      <w:r>
-        <w:rPr>
-          <w:rFonts w:ascii="Times New Roman" w:eastAsia="Times New Roman" w:hAnsi="Times New Roman" w:cs="Times New Roman"/>
-          <w:kern w:val="0"/>
-          <w14:ligatures w14:val="none"/>
-        </w:rPr>
-        <w:t xml:space="preserve"> </w:t>
-      </w:r>
-      <w:r>
-        <w:rPr>
-          <w:rFonts w:ascii="Courier New" w:eastAsia="Times New Roman" w:hAnsi="Courier New" w:cs="Courier New"/>
-          <w:kern w:val="0"/>
-          <w:sz w:val="20"/>
-          <w:szCs w:val="20"/>
-          <w14:ligatures w14:val="none"/>
-        </w:rPr>
-        <w:t>/experience/payment-consent</w:t>
-      </w:r>
-    </w:p>
-    <w:p>
-      <w:pPr>
-        <w:numPr>
-          <w:ilvl w:val="0"/>
-          <w:numId w:val="10"/>
-        </w:numPr>
-        <w:spacing w:before="100" w:beforeAutospacing="1" w:after="100" w:afterAutospacing="1" w:line="240" w:lineRule="auto"/>
-        <w:rPr>
-          <w:rFonts w:ascii="Times New Roman" w:eastAsia="Times New Roman" w:hAnsi="Times New Roman" w:cs="Times New Roman"/>
-          <w:kern w:val="0"/>
-          <w14:ligatures w14:val="none"/>
-        </w:rPr>
-      </w:pPr>
-      <w:r>
-        <w:rPr>
-          <w:rFonts w:ascii="Times New Roman" w:eastAsia="Times New Roman" w:hAnsi="Times New Roman" w:cs="Times New Roman"/>
-          <w:b/>
-          <w:bCs/>
-          <w:kern w:val="0"/>
-          <w14:ligatures w14:val="none"/>
-        </w:rPr>
-        <w:t>Headers</w:t>
-      </w:r>
-      <w:r>
-        <w:rPr>
-          <w:rFonts w:ascii="Times New Roman" w:eastAsia="Times New Roman" w:hAnsi="Times New Roman" w:cs="Times New Roman"/>
-          <w:kern w:val="0"/>
-          <w14:ligatures w14:val="none"/>
-        </w:rPr>
-        <w:t xml:space="preserve">: </w:t>
-      </w:r>
-      <w:r>
-        <w:rPr>
-          <w:rFonts w:ascii="Courier New" w:eastAsia="Times New Roman" w:hAnsi="Courier New" w:cs="Courier New"/>
-          <w:kern w:val="0"/>
-          <w:sz w:val="20"/>
-          <w:szCs w:val="20"/>
-          <w14:ligatures w14:val="none"/>
-        </w:rPr>
-        <w:t>Idempotency-Key</w:t>
-      </w:r>
-      <w:r>
-        <w:rPr>
-          <w:rFonts w:ascii="Times New Roman" w:eastAsia="Times New Roman" w:hAnsi="Times New Roman" w:cs="Times New Roman"/>
-          <w:kern w:val="0"/>
-          <w14:ligatures w14:val="none"/>
-        </w:rPr>
-        <w:t xml:space="preserve">, </w:t>
-      </w:r>
-      <w:r>
-        <w:rPr>
-          <w:rFonts w:ascii="Courier New" w:eastAsia="Times New Roman" w:hAnsi="Courier New" w:cs="Courier New"/>
-          <w:kern w:val="0"/>
-          <w:sz w:val="20"/>
-          <w:szCs w:val="20"/>
-          <w14:ligatures w14:val="none"/>
-        </w:rPr>
-        <w:t>X-Trace-Id</w:t>
-      </w:r>
-    </w:p>
-    <w:p>
-      <w:pPr>
-        <w:numPr>
-          <w:ilvl w:val="0"/>
-          <w:numId w:val="10"/>
-        </w:numPr>
-        <w:spacing w:before="100" w:beforeAutospacing="1" w:after="100" w:afterAutospacing="1" w:line="240" w:lineRule="auto"/>
-        <w:rPr>
-          <w:rFonts w:ascii="Times New Roman" w:eastAsia="Times New Roman" w:hAnsi="Times New Roman" w:cs="Times New Roman"/>
-          <w:kern w:val="0"/>
-          <w14:ligatures w14:val="none"/>
-        </w:rPr>
-      </w:pPr>
-      <w:r>
-        <w:rPr>
-          <w:rFonts w:ascii="Times New Roman" w:eastAsia="Times New Roman" w:hAnsi="Times New Roman" w:cs="Times New Roman"/>
-          <w:b/>
-          <w:bCs/>
-          <w:kern w:val="0"/>
-          <w14:ligatures w14:val="none"/>
-        </w:rPr>
-        <w:t>Body</w:t>
-      </w:r>
-      <w:r>
-        <w:rPr>
-          <w:rFonts w:ascii="Times New Roman" w:eastAsia="Times New Roman" w:hAnsi="Times New Roman" w:cs="Times New Roman"/>
-          <w:kern w:val="0"/>
-          <w14:ligatures w14:val="none"/>
-        </w:rPr>
-        <w:t>:</w:t>
-      </w:r>
-    </w:p>
-    <w:p>
-      <w:pPr>
-        <w:tabs>
-          <w:tab w:val="left" w:pos="916"/>
-          <w:tab w:val="left" w:pos="1832"/>
-          <w:tab w:val="left" w:pos="2748"/>
-          <w:tab w:val="left" w:pos="3664"/>
-          <w:tab w:val="left" w:pos="4580"/>
-          <w:tab w:val="left" w:pos="5496"/>
-          <w:tab w:val="left" w:pos="6412"/>
-          <w:tab w:val="left" w:pos="7328"/>
-          <w:tab w:val="left" w:pos="8244"/>
-          <w:tab w:val="left" w:pos="9160"/>
-          <w:tab w:val="left" w:pos="10076"/>
-          <w:tab w:val="left" w:pos="10992"/>
-          <w:tab w:val="left" w:pos="11908"/>
-          <w:tab w:val="left" w:pos="12824"/>
-          <w:tab w:val="left" w:pos="13740"/>
-          <w:tab w:val="left" w:pos="14656"/>
-        </w:tabs>
-        <w:spacing w:after="0" w:line="240" w:lineRule="auto"/>
-        <w:rPr>
-          <w:rFonts w:ascii="Courier New" w:eastAsia="Times New Roman" w:hAnsi="Courier New" w:cs="Courier New"/>
-          <w:kern w:val="0"/>
-          <w:sz w:val="20"/>
-          <w:szCs w:val="20"/>
-          <w14:ligatures w14:val="none"/>
-        </w:rPr>
-      </w:pPr>
-      <w:r>
-        <w:rPr>
-          <w:rFonts w:ascii="Courier New" w:eastAsia="Times New Roman" w:hAnsi="Courier New" w:cs="Courier New"/>
-          <w:kern w:val="0"/>
-          <w:sz w:val="20"/>
-          <w:szCs w:val="20"/>
-          <w14:ligatures w14:val="none"/>
-        </w:rPr>
-        <w:t>{</w:t>
-      </w:r>
-    </w:p>
-    <w:p>
-      <w:pPr>
-        <w:tabs>
-          <w:tab w:val="left" w:pos="916"/>
-          <w:tab w:val="left" w:pos="1832"/>
-          <w:tab w:val="left" w:pos="2748"/>
-          <w:tab w:val="left" w:pos="3664"/>
-          <w:tab w:val="left" w:pos="4580"/>
-          <w:tab w:val="left" w:pos="5496"/>
-          <w:tab w:val="left" w:pos="6412"/>
-          <w:tab w:val="left" w:pos="7328"/>
-          <w:tab w:val="left" w:pos="8244"/>
-          <w:tab w:val="left" w:pos="9160"/>
-          <w:tab w:val="left" w:pos="10076"/>
-          <w:tab w:val="left" w:pos="10992"/>
-          <w:tab w:val="left" w:pos="11908"/>
-          <w:tab w:val="left" w:pos="12824"/>
-          <w:tab w:val="left" w:pos="13740"/>
-          <w:tab w:val="left" w:pos="14656"/>
-        </w:tabs>
-        <w:spacing w:after="0" w:line="240" w:lineRule="auto"/>
-        <w:rPr>
-          <w:rFonts w:ascii="Courier New" w:eastAsia="Times New Roman" w:hAnsi="Courier New" w:cs="Courier New"/>
-          <w:kern w:val="0"/>
-          <w:sz w:val="20"/>
-          <w:szCs w:val="20"/>
-          <w14:ligatures w14:val="none"/>
-        </w:rPr>
-      </w:pPr>
-      <w:r>
-        <w:rPr>
-          <w:rFonts w:ascii="Courier New" w:eastAsia="Times New Roman" w:hAnsi="Courier New" w:cs="Courier New"/>
-          <w:kern w:val="0"/>
-          <w:sz w:val="20"/>
-          <w:szCs w:val="20"/>
-          <w14:ligatures w14:val="none"/>
-        </w:rPr>
-        <w:t xml:space="preserve">  "orderId": "ORD-10001",</w:t>
-      </w:r>
-    </w:p>
-    <w:p>
-      <w:pPr>
-        <w:tabs>
-          <w:tab w:val="left" w:pos="916"/>
-          <w:tab w:val="left" w:pos="1832"/>
-          <w:tab w:val="left" w:pos="2748"/>
-          <w:tab w:val="left" w:pos="3664"/>
-          <w:tab w:val="left" w:pos="4580"/>
-          <w:tab w:val="left" w:pos="5496"/>
-          <w:tab w:val="left" w:pos="6412"/>
-          <w:tab w:val="left" w:pos="7328"/>
-          <w:tab w:val="left" w:pos="8244"/>
-          <w:tab w:val="left" w:pos="9160"/>
-          <w:tab w:val="left" w:pos="10076"/>
-          <w:tab w:val="left" w:pos="10992"/>
-          <w:tab w:val="left" w:pos="11908"/>
-          <w:tab w:val="left" w:pos="12824"/>
-          <w:tab w:val="left" w:pos="13740"/>
-          <w:tab w:val="left" w:pos="14656"/>
-        </w:tabs>
-        <w:spacing w:after="0" w:line="240" w:lineRule="auto"/>
-        <w:rPr>
-          <w:rFonts w:ascii="Courier New" w:eastAsia="Times New Roman" w:hAnsi="Courier New" w:cs="Courier New"/>
-          <w:kern w:val="0"/>
-          <w:sz w:val="20"/>
-          <w:szCs w:val="20"/>
-          <w14:ligatures w14:val="none"/>
-        </w:rPr>
-      </w:pPr>
-      <w:r>
-        <w:rPr>
-          <w:rFonts w:ascii="Courier New" w:eastAsia="Times New Roman" w:hAnsi="Courier New" w:cs="Courier New"/>
-          <w:kern w:val="0"/>
-          <w:sz w:val="20"/>
-          <w:szCs w:val="20"/>
-          <w14:ligatures w14:val="none"/>
-        </w:rPr>
-        <w:t xml:space="preserve">  "rx": [</w:t>
-      </w:r>
-    </w:p>
-    <w:p>
-      <w:pPr>
-        <w:tabs>
-          <w:tab w:val="left" w:pos="916"/>
-          <w:tab w:val="left" w:pos="1832"/>
-          <w:tab w:val="left" w:pos="2748"/>
-          <w:tab w:val="left" w:pos="3664"/>
-          <w:tab w:val="left" w:pos="4580"/>
-          <w:tab w:val="left" w:pos="5496"/>
-          <w:tab w:val="left" w:pos="6412"/>
-          <w:tab w:val="left" w:pos="7328"/>
-          <w:tab w:val="left" w:pos="8244"/>
-          <w:tab w:val="left" w:pos="9160"/>
-          <w:tab w:val="left" w:pos="10076"/>
-          <w:tab w:val="left" w:pos="10992"/>
-          <w:tab w:val="left" w:pos="11908"/>
-          <w:tab w:val="left" w:pos="12824"/>
-          <w:tab w:val="left" w:pos="13740"/>
-          <w:tab w:val="left" w:pos="14656"/>
-        </w:tabs>
-        <w:spacing w:after="0" w:line="240" w:lineRule="auto"/>
-        <w:rPr>
-          <w:rFonts w:ascii="Courier New" w:eastAsia="Times New Roman" w:hAnsi="Courier New" w:cs="Courier New"/>
-          <w:kern w:val="0"/>
-          <w:sz w:val="20"/>
-          <w:szCs w:val="20"/>
-          <w14:ligatures w14:val="none"/>
-        </w:rPr>
-      </w:pPr>
-      <w:r>
-        <w:rPr>
-          <w:rFonts w:ascii="Courier New" w:eastAsia="Times New Roman" w:hAnsi="Courier New" w:cs="Courier New"/>
-          <w:kern w:val="0"/>
-          <w:sz w:val="20"/>
-          <w:szCs w:val="20"/>
-          <w14:ligatures w14:val="none"/>
-        </w:rPr>
-        <w:t xml:space="preserve">    { "rxNumber": "1234567", "consentResponse": "Y" }</w:t>
-      </w:r>
-    </w:p>
-    <w:p>
-      <w:pPr>
-        <w:tabs>
-          <w:tab w:val="left" w:pos="916"/>
-          <w:tab w:val="left" w:pos="1832"/>
-          <w:tab w:val="left" w:pos="2748"/>
-          <w:tab w:val="left" w:pos="3664"/>
-          <w:tab w:val="left" w:pos="4580"/>
-          <w:tab w:val="left" w:pos="5496"/>
-          <w:tab w:val="left" w:pos="6412"/>
-          <w:tab w:val="left" w:pos="7328"/>
-          <w:tab w:val="left" w:pos="8244"/>
-          <w:tab w:val="left" w:pos="9160"/>
-          <w:tab w:val="left" w:pos="10076"/>
-          <w:tab w:val="left" w:pos="10992"/>
-          <w:tab w:val="left" w:pos="11908"/>
-          <w:tab w:val="left" w:pos="12824"/>
-          <w:tab w:val="left" w:pos="13740"/>
-          <w:tab w:val="left" w:pos="14656"/>
-        </w:tabs>
-        <w:spacing w:after="0" w:line="240" w:lineRule="auto"/>
-        <w:rPr>
-          <w:rFonts w:ascii="Courier New" w:eastAsia="Times New Roman" w:hAnsi="Courier New" w:cs="Courier New"/>
-          <w:kern w:val="0"/>
-          <w:sz w:val="20"/>
-          <w:szCs w:val="20"/>
-          <w14:ligatures w14:val="none"/>
-        </w:rPr>
-      </w:pPr>
-      <w:r>
-        <w:rPr>
-          <w:rFonts w:ascii="Courier New" w:eastAsia="Times New Roman" w:hAnsi="Courier New" w:cs="Courier New"/>
-          <w:kern w:val="0"/>
-          <w:sz w:val="20"/>
-          <w:szCs w:val="20"/>
-          <w14:ligatures w14:val="none"/>
-        </w:rPr>
-        <w:t xml:space="preserve">  ],</w:t>
-      </w:r>
-    </w:p>
-    <w:p>
-      <w:pPr>
-        <w:tabs>
-          <w:tab w:val="left" w:pos="916"/>
-          <w:tab w:val="left" w:pos="1832"/>
-          <w:tab w:val="left" w:pos="2748"/>
-          <w:tab w:val="left" w:pos="3664"/>
-          <w:tab w:val="left" w:pos="4580"/>
-          <w:tab w:val="left" w:pos="5496"/>
-          <w:tab w:val="left" w:pos="6412"/>
-          <w:tab w:val="left" w:pos="7328"/>
-          <w:tab w:val="left" w:pos="8244"/>
-          <w:tab w:val="left" w:pos="9160"/>
-          <w:tab w:val="left" w:pos="10076"/>
-          <w:tab w:val="left" w:pos="10992"/>
-          <w:tab w:val="left" w:pos="11908"/>
-          <w:tab w:val="left" w:pos="12824"/>
-          <w:tab w:val="left" w:pos="13740"/>
-          <w:tab w:val="left" w:pos="14656"/>
-        </w:tabs>
-        <w:spacing w:after="0" w:line="240" w:lineRule="auto"/>
-        <w:rPr>
-          <w:rFonts w:ascii="Courier New" w:eastAsia="Times New Roman" w:hAnsi="Courier New" w:cs="Courier New"/>
-          <w:kern w:val="0"/>
-          <w:sz w:val="20"/>
-          <w:szCs w:val="20"/>
-          <w14:ligatures w14:val="none"/>
-        </w:rPr>
-      </w:pPr>
-      <w:r>
-        <w:rPr>
-          <w:rFonts w:ascii="Courier New" w:eastAsia="Times New Roman" w:hAnsi="Courier New" w:cs="Courier New"/>
-          <w:kern w:val="0"/>
-          <w:sz w:val="20"/>
-          <w:szCs w:val="20"/>
-          <w14:ligatures w14:val="none"/>
-        </w:rPr>
-        <w:t xml:space="preserve">  "paymentInstrument": {</w:t>
-      </w:r>
-    </w:p>
-    <w:p>
-      <w:pPr>
-        <w:tabs>
-          <w:tab w:val="left" w:pos="916"/>
-          <w:tab w:val="left" w:pos="1832"/>
-          <w:tab w:val="left" w:pos="2748"/>
-          <w:tab w:val="left" w:pos="3664"/>
-          <w:tab w:val="left" w:pos="4580"/>
-          <w:tab w:val="left" w:pos="5496"/>
-          <w:tab w:val="left" w:pos="6412"/>
-          <w:tab w:val="left" w:pos="7328"/>
-          <w:tab w:val="left" w:pos="8244"/>
-          <w:tab w:val="left" w:pos="9160"/>
-          <w:tab w:val="left" w:pos="10076"/>
-          <w:tab w:val="left" w:pos="10992"/>
-          <w:tab w:val="left" w:pos="11908"/>
-          <w:tab w:val="left" w:pos="12824"/>
-          <w:tab w:val="left" w:pos="13740"/>
-          <w:tab w:val="left" w:pos="14656"/>
-        </w:tabs>
-        <w:spacing w:after="0" w:line="240" w:lineRule="auto"/>
-        <w:rPr>
-          <w:rFonts w:ascii="Courier New" w:eastAsia="Times New Roman" w:hAnsi="Courier New" w:cs="Courier New"/>
-          <w:kern w:val="0"/>
-          <w:sz w:val="20"/>
-          <w:szCs w:val="20"/>
-          <w14:ligatures w14:val="none"/>
-        </w:rPr>
-      </w:pPr>
-      <w:r>
-        <w:rPr>
-          <w:rFonts w:ascii="Courier New" w:eastAsia="Times New Roman" w:hAnsi="Courier New" w:cs="Courier New"/>
-          <w:kern w:val="0"/>
-          <w:sz w:val="20"/>
-          <w:szCs w:val="20"/>
-          <w14:ligatures w14:val="none"/>
-        </w:rPr>
-        <w:t xml:space="preserve">    "token": "pm_..."</w:t>
-      </w:r>
-    </w:p>
-    <w:p>
-      <w:pPr>
-        <w:tabs>
-          <w:tab w:val="left" w:pos="916"/>
-          <w:tab w:val="left" w:pos="1832"/>
-          <w:tab w:val="left" w:pos="2748"/>
-          <w:tab w:val="left" w:pos="3664"/>
-          <w:tab w:val="left" w:pos="4580"/>
-          <w:tab w:val="left" w:pos="5496"/>
-          <w:tab w:val="left" w:pos="6412"/>
-          <w:tab w:val="left" w:pos="7328"/>
-          <w:tab w:val="left" w:pos="8244"/>
-          <w:tab w:val="left" w:pos="9160"/>
-          <w:tab w:val="left" w:pos="10076"/>
-          <w:tab w:val="left" w:pos="10992"/>
-          <w:tab w:val="left" w:pos="11908"/>
-          <w:tab w:val="left" w:pos="12824"/>
-          <w:tab w:val="left" w:pos="13740"/>
-          <w:tab w:val="left" w:pos="14656"/>
-        </w:tabs>
-        <w:spacing w:after="0" w:line="240" w:lineRule="auto"/>
-        <w:rPr>
-          <w:rFonts w:ascii="Courier New" w:eastAsia="Times New Roman" w:hAnsi="Courier New" w:cs="Courier New"/>
-          <w:kern w:val="0"/>
-          <w:sz w:val="20"/>
-          <w:szCs w:val="20"/>
-          <w14:ligatures w14:val="none"/>
-        </w:rPr>
-      </w:pPr>
-      <w:r>
-        <w:rPr>
-          <w:rFonts w:ascii="Courier New" w:eastAsia="Times New Roman" w:hAnsi="Courier New" w:cs="Courier New"/>
-          <w:kern w:val="0"/>
-          <w:sz w:val="20"/>
-          <w:szCs w:val="20"/>
-          <w14:ligatures w14:val="none"/>
-        </w:rPr>
-        <w:t xml:space="preserve">  },</w:t>
-      </w:r>
-    </w:p>
-    <w:p>
-      <w:pPr>
-        <w:tabs>
-          <w:tab w:val="left" w:pos="916"/>
-          <w:tab w:val="left" w:pos="1832"/>
-          <w:tab w:val="left" w:pos="2748"/>
-          <w:tab w:val="left" w:pos="3664"/>
-          <w:tab w:val="left" w:pos="4580"/>
-          <w:tab w:val="left" w:pos="5496"/>
-          <w:tab w:val="left" w:pos="6412"/>
-          <w:tab w:val="left" w:pos="7328"/>
-          <w:tab w:val="left" w:pos="8244"/>
-          <w:tab w:val="left" w:pos="9160"/>
-          <w:tab w:val="left" w:pos="10076"/>
-          <w:tab w:val="left" w:pos="10992"/>
-          <w:tab w:val="left" w:pos="11908"/>
-          <w:tab w:val="left" w:pos="12824"/>
-          <w:tab w:val="left" w:pos="13740"/>
-          <w:tab w:val="left" w:pos="14656"/>
-        </w:tabs>
-        <w:spacing w:after="0" w:line="240" w:lineRule="auto"/>
-        <w:rPr>
-          <w:rFonts w:ascii="Courier New" w:eastAsia="Times New Roman" w:hAnsi="Courier New" w:cs="Courier New"/>
-          <w:kern w:val="0"/>
-          <w:sz w:val="20"/>
-          <w:szCs w:val="20"/>
-          <w14:ligatures w14:val="none"/>
-        </w:rPr>
-      </w:pPr>
-      <w:r>
-        <w:rPr>
-          <w:rFonts w:ascii="Courier New" w:eastAsia="Times New Roman" w:hAnsi="Courier New" w:cs="Courier New"/>
-          <w:kern w:val="0"/>
-          <w:sz w:val="20"/>
-          <w:szCs w:val="20"/>
-          <w14:ligatures w14:val="none"/>
-        </w:rPr>
-        <w:t xml:space="preserve">  "memberId": "M-12345",</w:t>
-      </w:r>
-    </w:p>
-    <w:p>
-      <w:pPr>
-        <w:tabs>
-          <w:tab w:val="left" w:pos="916"/>
-          <w:tab w:val="left" w:pos="1832"/>
-          <w:tab w:val="left" w:pos="2748"/>
-          <w:tab w:val="left" w:pos="3664"/>
-          <w:tab w:val="left" w:pos="4580"/>
-          <w:tab w:val="left" w:pos="5496"/>
-          <w:tab w:val="left" w:pos="6412"/>
-          <w:tab w:val="left" w:pos="7328"/>
-          <w:tab w:val="left" w:pos="8244"/>
-          <w:tab w:val="left" w:pos="9160"/>
-          <w:tab w:val="left" w:pos="10076"/>
-          <w:tab w:val="left" w:pos="10992"/>
-          <w:tab w:val="left" w:pos="11908"/>
-          <w:tab w:val="left" w:pos="12824"/>
-          <w:tab w:val="left" w:pos="13740"/>
-          <w:tab w:val="left" w:pos="14656"/>
-        </w:tabs>
-        <w:spacing w:after="0" w:line="240" w:lineRule="auto"/>
-        <w:rPr>
-          <w:rFonts w:ascii="Courier New" w:eastAsia="Times New Roman" w:hAnsi="Courier New" w:cs="Courier New"/>
-          <w:kern w:val="0"/>
-          <w:sz w:val="20"/>
-          <w:szCs w:val="20"/>
-          <w14:ligatures w14:val="none"/>
-        </w:rPr>
-      </w:pPr>
-      <w:r>
-        <w:rPr>
-          <w:rFonts w:ascii="Courier New" w:eastAsia="Times New Roman" w:hAnsi="Courier New" w:cs="Courier New"/>
-          <w:kern w:val="0"/>
-          <w:sz w:val="20"/>
-          <w:szCs w:val="20"/>
-          <w14:ligatures w14:val="none"/>
-        </w:rPr>
-        <w:t xml:space="preserve">  "traceId": "..."</w:t>
-      </w:r>
-    </w:p>
-    <w:p>
-      <w:pPr>
-        <w:tabs>
-          <w:tab w:val="left" w:pos="916"/>
-          <w:tab w:val="left" w:pos="1832"/>
-          <w:tab w:val="left" w:pos="2748"/>
-          <w:tab w:val="left" w:pos="3664"/>
-          <w:tab w:val="left" w:pos="4580"/>
-          <w:tab w:val="left" w:pos="5496"/>
-          <w:tab w:val="left" w:pos="6412"/>
-          <w:tab w:val="left" w:pos="7328"/>
-          <w:tab w:val="left" w:pos="8244"/>
-          <w:tab w:val="left" w:pos="9160"/>
-          <w:tab w:val="left" w:pos="10076"/>
-          <w:tab w:val="left" w:pos="10992"/>
-          <w:tab w:val="left" w:pos="11908"/>
-          <w:tab w:val="left" w:pos="12824"/>
-          <w:tab w:val="left" w:pos="13740"/>
-          <w:tab w:val="left" w:pos="14656"/>
-        </w:tabs>
-        <w:spacing w:after="0" w:line="240" w:lineRule="auto"/>
-        <w:rPr>
-          <w:rFonts w:ascii="Courier New" w:eastAsia="Times New Roman" w:hAnsi="Courier New" w:cs="Courier New"/>
-          <w:kern w:val="0"/>
-          <w:sz w:val="20"/>
-          <w:szCs w:val="20"/>
-          <w14:ligatures w14:val="none"/>
-        </w:rPr>
-      </w:pPr>
-      <w:r>
-        <w:rPr>
-          <w:rFonts w:ascii="Courier New" w:eastAsia="Times New Roman" w:hAnsi="Courier New" w:cs="Courier New"/>
-          <w:kern w:val="0"/>
-          <w:sz w:val="20"/>
-          <w:szCs w:val="20"/>
-          <w14:ligatures w14:val="none"/>
-        </w:rPr>
-        <w:t>}</w:t>
-      </w:r>
-    </w:p>
-    <w:p>
-      <w:pPr>
-        <w:numPr>
-          <w:ilvl w:val="0"/>
-          <w:numId w:val="11"/>
-        </w:numPr>
-        <w:spacing w:before="100" w:beforeAutospacing="1" w:after="100" w:afterAutospacing="1" w:line="240" w:lineRule="auto"/>
-        <w:rPr>
-          <w:rFonts w:ascii="Times New Roman" w:eastAsia="Times New Roman" w:hAnsi="Times New Roman" w:cs="Times New Roman"/>
-          <w:kern w:val="0"/>
-          <w14:ligatures w14:val="none"/>
-        </w:rPr>
-      </w:pPr>
-      <w:r>
-        <w:rPr>
-          <w:rFonts w:ascii="Times New Roman" w:eastAsia="Times New Roman" w:hAnsi="Times New Roman" w:cs="Times New Roman"/>
-          <w:b/>
-          <w:bCs/>
-          <w:kern w:val="0"/>
-          <w14:ligatures w14:val="none"/>
-        </w:rPr>
-        <w:t>202/200</w:t>
-      </w:r>
-      <w:r>
-        <w:rPr>
-          <w:rFonts w:ascii="Times New Roman" w:eastAsia="Times New Roman" w:hAnsi="Times New Roman" w:cs="Times New Roman"/>
-          <w:kern w:val="0"/>
-          <w14:ligatures w14:val="none"/>
-        </w:rPr>
-        <w:t>:</w:t>
-      </w:r>
-    </w:p>
-    <w:p>
-      <w:pPr>
-        <w:tabs>
-          <w:tab w:val="left" w:pos="916"/>
-          <w:tab w:val="left" w:pos="1832"/>
-          <w:tab w:val="left" w:pos="2748"/>
-          <w:tab w:val="left" w:pos="3664"/>
-          <w:tab w:val="left" w:pos="4580"/>
-          <w:tab w:val="left" w:pos="5496"/>
-          <w:tab w:val="left" w:pos="6412"/>
-          <w:tab w:val="left" w:pos="7328"/>
-          <w:tab w:val="left" w:pos="8244"/>
-          <w:tab w:val="left" w:pos="9160"/>
-          <w:tab w:val="left" w:pos="10076"/>
-          <w:tab w:val="left" w:pos="10992"/>
-          <w:tab w:val="left" w:pos="11908"/>
-          <w:tab w:val="left" w:pos="12824"/>
-          <w:tab w:val="left" w:pos="13740"/>
-          <w:tab w:val="left" w:pos="14656"/>
-        </w:tabs>
-        <w:spacing w:after="0" w:line="240" w:lineRule="auto"/>
-        <w:rPr>
-          <w:rFonts w:ascii="Courier New" w:eastAsia="Times New Roman" w:hAnsi="Courier New" w:cs="Courier New"/>
-          <w:kern w:val="0"/>
-          <w:sz w:val="20"/>
-          <w:szCs w:val="20"/>
-          <w14:ligatures w14:val="none"/>
-        </w:rPr>
-      </w:pPr>
-      <w:r>
-        <w:rPr>
-          <w:rFonts w:ascii="Courier New" w:eastAsia="Times New Roman" w:hAnsi="Courier New" w:cs="Courier New"/>
-          <w:kern w:val="0"/>
-          <w:sz w:val="20"/>
-          <w:szCs w:val="20"/>
-          <w14:ligatures w14:val="none"/>
-        </w:rPr>
-        <w:t>{ "status": "accepted", "consentReference": "CONS-9f2c3" }</w:t>
-      </w:r>
-    </w:p>
-    <w:p>
-      <w:pPr>
-        <w:spacing w:before="100" w:beforeAutospacing="1" w:after="100" w:afterAutospacing="1" w:line="240" w:lineRule="auto"/>
-        <w:outlineLvl w:val="2"/>
-        <w:rPr>
-          <w:rFonts w:ascii="Times New Roman" w:eastAsia="Times New Roman" w:hAnsi="Times New Roman" w:cs="Times New Roman"/>
-          <w:b/>
-          <w:bCs/>
-          <w:kern w:val="0"/>
-          <w:sz w:val="27"/>
-          <w:szCs w:val="27"/>
-          <w14:ligatures w14:val="none"/>
-        </w:rPr>
-      </w:pPr>
-      <w:r>
-        <w:rPr>
-          <w:rFonts w:ascii="Times New Roman" w:eastAsia="Times New Roman" w:hAnsi="Times New Roman" w:cs="Times New Roman"/>
-          <w:b/>
-          <w:bCs/>
-          <w:kern w:val="0"/>
-          <w:sz w:val="27"/>
-          <w:szCs w:val="27"/>
-          <w14:ligatures w14:val="none"/>
-        </w:rPr>
-        <w:t>5.3 Resolve payment hold (action)</w:t>
-      </w:r>
-    </w:p>
-    <w:p>
-      <w:pPr>
-        <w:numPr>
-          <w:ilvl w:val="0"/>
-          <w:numId w:val="12"/>
-        </w:numPr>
-        <w:spacing w:before="100" w:beforeAutospacing="1" w:after="100" w:afterAutospacing="1" w:line="240" w:lineRule="auto"/>
-        <w:rPr>
-          <w:rFonts w:ascii="Times New Roman" w:eastAsia="Times New Roman" w:hAnsi="Times New Roman" w:cs="Times New Roman"/>
-          <w:kern w:val="0"/>
-          <w14:ligatures w14:val="none"/>
-        </w:rPr>
-      </w:pPr>
-      <w:r>
-        <w:rPr>
-          <w:rFonts w:ascii="Times New Roman" w:eastAsia="Times New Roman" w:hAnsi="Times New Roman" w:cs="Times New Roman"/>
-          <w:b/>
-          <w:bCs/>
-          <w:kern w:val="0"/>
-          <w14:ligatures w14:val="none"/>
-        </w:rPr>
-        <w:t>POST</w:t>
-      </w:r>
-      <w:r>
-        <w:rPr>
-          <w:rFonts w:ascii="Times New Roman" w:eastAsia="Times New Roman" w:hAnsi="Times New Roman" w:cs="Times New Roman"/>
-          <w:kern w:val="0"/>
-          <w14:ligatures w14:val="none"/>
-        </w:rPr>
-        <w:t xml:space="preserve"> </w:t>
-      </w:r>
-      <w:r>
-        <w:rPr>
-          <w:rFonts w:ascii="Courier New" w:eastAsia="Times New Roman" w:hAnsi="Courier New" w:cs="Courier New"/>
-          <w:kern w:val="0"/>
-          <w:sz w:val="20"/>
-          <w:szCs w:val="20"/>
-          <w14:ligatures w14:val="none"/>
-        </w:rPr>
-        <w:t>/experience/orders/{orderId}/resolve-payment-hold</w:t>
-      </w:r>
-    </w:p>
-    <w:p>
-      <w:pPr>
-        <w:numPr>
-          <w:ilvl w:val="0"/>
-          <w:numId w:val="12"/>
-        </w:numPr>
-        <w:spacing w:before="100" w:beforeAutospacing="1" w:after="100" w:afterAutospacing="1" w:line="240" w:lineRule="auto"/>
-        <w:rPr>
-          <w:rFonts w:ascii="Times New Roman" w:eastAsia="Times New Roman" w:hAnsi="Times New Roman" w:cs="Times New Roman"/>
-          <w:kern w:val="0"/>
-          <w14:ligatures w14:val="none"/>
-        </w:rPr>
-      </w:pPr>
-      <w:r>
-        <w:rPr>
-          <w:rFonts w:ascii="Times New Roman" w:eastAsia="Times New Roman" w:hAnsi="Times New Roman" w:cs="Times New Roman"/>
-          <w:b/>
-          <w:bCs/>
-          <w:kern w:val="0"/>
-          <w14:ligatures w14:val="none"/>
-        </w:rPr>
-        <w:t>Headers</w:t>
-      </w:r>
-      <w:r>
-        <w:rPr>
-          <w:rFonts w:ascii="Times New Roman" w:eastAsia="Times New Roman" w:hAnsi="Times New Roman" w:cs="Times New Roman"/>
-          <w:kern w:val="0"/>
-          <w14:ligatures w14:val="none"/>
-        </w:rPr>
-        <w:t xml:space="preserve">: </w:t>
-      </w:r>
-      <w:r>
-        <w:rPr>
-          <w:rFonts w:ascii="Courier New" w:eastAsia="Times New Roman" w:hAnsi="Courier New" w:cs="Courier New"/>
-          <w:kern w:val="0"/>
-          <w:sz w:val="20"/>
-          <w:szCs w:val="20"/>
-          <w14:ligatures w14:val="none"/>
-        </w:rPr>
-        <w:t>Idempotency-Key</w:t>
-      </w:r>
-      <w:r>
-        <w:rPr>
-          <w:rFonts w:ascii="Times New Roman" w:eastAsia="Times New Roman" w:hAnsi="Times New Roman" w:cs="Times New Roman"/>
-          <w:kern w:val="0"/>
-          <w14:ligatures w14:val="none"/>
-        </w:rPr>
-        <w:t xml:space="preserve">, </w:t>
-      </w:r>
-      <w:r>
-        <w:rPr>
-          <w:rFonts w:ascii="Courier New" w:eastAsia="Times New Roman" w:hAnsi="Courier New" w:cs="Courier New"/>
-          <w:kern w:val="0"/>
-          <w:sz w:val="20"/>
-          <w:szCs w:val="20"/>
-          <w14:ligatures w14:val="none"/>
-        </w:rPr>
-        <w:t>X-Trace-Id</w:t>
-      </w:r>
-    </w:p>
-    <w:p>
-      <w:pPr>
-        <w:numPr>
-          <w:ilvl w:val="0"/>
-          <w:numId w:val="12"/>
-        </w:numPr>
-        <w:spacing w:before="100" w:beforeAutospacing="1" w:after="100" w:afterAutospacing="1" w:line="240" w:lineRule="auto"/>
-        <w:rPr>
-          <w:rFonts w:ascii="Times New Roman" w:eastAsia="Times New Roman" w:hAnsi="Times New Roman" w:cs="Times New Roman"/>
-          <w:kern w:val="0"/>
-          <w14:ligatures w14:val="none"/>
-        </w:rPr>
-      </w:pPr>
-      <w:r>
-        <w:rPr>
-          <w:rFonts w:ascii="Times New Roman" w:eastAsia="Times New Roman" w:hAnsi="Times New Roman" w:cs="Times New Roman"/>
-          <w:b/>
-          <w:bCs/>
-          <w:kern w:val="0"/>
-          <w14:ligatures w14:val="none"/>
-        </w:rPr>
-        <w:t>Body</w:t>
-      </w:r>
-      <w:r>
-        <w:rPr>
-          <w:rFonts w:ascii="Times New Roman" w:eastAsia="Times New Roman" w:hAnsi="Times New Roman" w:cs="Times New Roman"/>
-          <w:kern w:val="0"/>
-          <w14:ligatures w14:val="none"/>
-        </w:rPr>
-        <w:t>:</w:t>
-      </w:r>
-    </w:p>
-    <w:p>
-      <w:pPr>
-        <w:tabs>
-          <w:tab w:val="left" w:pos="916"/>
-          <w:tab w:val="left" w:pos="1832"/>
-          <w:tab w:val="left" w:pos="2748"/>
-          <w:tab w:val="left" w:pos="3664"/>
-          <w:tab w:val="left" w:pos="4580"/>
-          <w:tab w:val="left" w:pos="5496"/>
-          <w:tab w:val="left" w:pos="6412"/>
-          <w:tab w:val="left" w:pos="7328"/>
-          <w:tab w:val="left" w:pos="8244"/>
-          <w:tab w:val="left" w:pos="9160"/>
-          <w:tab w:val="left" w:pos="10076"/>
-          <w:tab w:val="left" w:pos="10992"/>
-          <w:tab w:val="left" w:pos="11908"/>
-          <w:tab w:val="left" w:pos="12824"/>
-          <w:tab w:val="left" w:pos="13740"/>
-          <w:tab w:val="left" w:pos="14656"/>
-        </w:tabs>
-        <w:spacing w:after="0" w:line="240" w:lineRule="auto"/>
-        <w:rPr>
-          <w:rFonts w:ascii="Courier New" w:eastAsia="Times New Roman" w:hAnsi="Courier New" w:cs="Courier New"/>
-          <w:kern w:val="0"/>
-          <w:sz w:val="20"/>
-          <w:szCs w:val="20"/>
-          <w14:ligatures w14:val="none"/>
-        </w:rPr>
-      </w:pPr>
-      <w:r>
-        <w:rPr>
-          <w:rFonts w:ascii="Courier New" w:eastAsia="Times New Roman" w:hAnsi="Courier New" w:cs="Courier New"/>
-          <w:kern w:val="0"/>
-          <w:sz w:val="20"/>
-          <w:szCs w:val="20"/>
-          <w14:ligatures w14:val="none"/>
-        </w:rPr>
-        <w:t>{</w:t>
-      </w:r>
-    </w:p>
-    <w:p>
-      <w:pPr>
-        <w:tabs>
-          <w:tab w:val="left" w:pos="916"/>
-          <w:tab w:val="left" w:pos="1832"/>
-          <w:tab w:val="left" w:pos="2748"/>
-          <w:tab w:val="left" w:pos="3664"/>
-          <w:tab w:val="left" w:pos="4580"/>
-          <w:tab w:val="left" w:pos="5496"/>
-          <w:tab w:val="left" w:pos="6412"/>
-          <w:tab w:val="left" w:pos="7328"/>
-          <w:tab w:val="left" w:pos="8244"/>
-          <w:tab w:val="left" w:pos="9160"/>
-          <w:tab w:val="left" w:pos="10076"/>
-          <w:tab w:val="left" w:pos="10992"/>
-          <w:tab w:val="left" w:pos="11908"/>
-          <w:tab w:val="left" w:pos="12824"/>
-          <w:tab w:val="left" w:pos="13740"/>
-          <w:tab w:val="left" w:pos="14656"/>
-        </w:tabs>
-        <w:spacing w:after="0" w:line="240" w:lineRule="auto"/>
-        <w:rPr>
-          <w:rFonts w:ascii="Courier New" w:eastAsia="Times New Roman" w:hAnsi="Courier New" w:cs="Courier New"/>
-          <w:kern w:val="0"/>
-          <w:sz w:val="20"/>
-          <w:szCs w:val="20"/>
-          <w14:ligatures w14:val="none"/>
-        </w:rPr>
-      </w:pPr>
-      <w:r>
-        <w:rPr>
-          <w:rFonts w:ascii="Courier New" w:eastAsia="Times New Roman" w:hAnsi="Courier New" w:cs="Courier New"/>
-          <w:kern w:val="0"/>
-          <w:sz w:val="20"/>
-          <w:szCs w:val="20"/>
-          <w14:ligatures w14:val="none"/>
-        </w:rPr>
-        <w:t xml:space="preserve">  "rx": [{ "rxNumber": "1234567" }],</w:t>
-      </w:r>
-    </w:p>
-    <w:p>
-      <w:pPr>
-        <w:tabs>
-          <w:tab w:val="left" w:pos="916"/>
-          <w:tab w:val="left" w:pos="1832"/>
-          <w:tab w:val="left" w:pos="2748"/>
-          <w:tab w:val="left" w:pos="3664"/>
-          <w:tab w:val="left" w:pos="4580"/>
-          <w:tab w:val="left" w:pos="5496"/>
-          <w:tab w:val="left" w:pos="6412"/>
-          <w:tab w:val="left" w:pos="7328"/>
-          <w:tab w:val="left" w:pos="8244"/>
-          <w:tab w:val="left" w:pos="9160"/>
-          <w:tab w:val="left" w:pos="10076"/>
-          <w:tab w:val="left" w:pos="10992"/>
-          <w:tab w:val="left" w:pos="11908"/>
-          <w:tab w:val="left" w:pos="12824"/>
-          <w:tab w:val="left" w:pos="13740"/>
-          <w:tab w:val="left" w:pos="14656"/>
-        </w:tabs>
-        <w:spacing w:after="0" w:line="240" w:lineRule="auto"/>
-        <w:rPr>
-          <w:rFonts w:ascii="Courier New" w:eastAsia="Times New Roman" w:hAnsi="Courier New" w:cs="Courier New"/>
-          <w:kern w:val="0"/>
-          <w:sz w:val="20"/>
-          <w:szCs w:val="20"/>
-          <w14:ligatures w14:val="none"/>
-        </w:rPr>
-      </w:pPr>
-      <w:r>
-        <w:rPr>
-          <w:rFonts w:ascii="Courier New" w:eastAsia="Times New Roman" w:hAnsi="Courier New" w:cs="Courier New"/>
-          <w:kern w:val="0"/>
-          <w:sz w:val="20"/>
-          <w:szCs w:val="20"/>
-          <w14:ligatures w14:val="none"/>
-        </w:rPr>
-        <w:t xml:space="preserve">  "memberId": "M-12345",</w:t>
-      </w:r>
-    </w:p>
-    <w:p>
-      <w:pPr>
-        <w:tabs>
-          <w:tab w:val="left" w:pos="916"/>
-          <w:tab w:val="left" w:pos="1832"/>
-          <w:tab w:val="left" w:pos="2748"/>
-          <w:tab w:val="left" w:pos="3664"/>
-          <w:tab w:val="left" w:pos="4580"/>
-          <w:tab w:val="left" w:pos="5496"/>
-          <w:tab w:val="left" w:pos="6412"/>
-          <w:tab w:val="left" w:pos="7328"/>
-          <w:tab w:val="left" w:pos="8244"/>
-          <w:tab w:val="left" w:pos="9160"/>
-          <w:tab w:val="left" w:pos="10076"/>
-          <w:tab w:val="left" w:pos="10992"/>
-          <w:tab w:val="left" w:pos="11908"/>
-          <w:tab w:val="left" w:pos="12824"/>
-          <w:tab w:val="left" w:pos="13740"/>
-          <w:tab w:val="left" w:pos="14656"/>
-        </w:tabs>
-        <w:spacing w:after="0" w:line="240" w:lineRule="auto"/>
-        <w:rPr>
-          <w:rFonts w:ascii="Courier New" w:eastAsia="Times New Roman" w:hAnsi="Courier New" w:cs="Courier New"/>
-          <w:kern w:val="0"/>
-          <w:sz w:val="20"/>
-          <w:szCs w:val="20"/>
-          <w14:ligatures w14:val="none"/>
-        </w:rPr>
-      </w:pPr>
-      <w:r>
-        <w:rPr>
-          <w:rFonts w:ascii="Courier New" w:eastAsia="Times New Roman" w:hAnsi="Courier New" w:cs="Courier New"/>
-          <w:kern w:val="0"/>
-          <w:sz w:val="20"/>
-          <w:szCs w:val="20"/>
-          <w14:ligatures w14:val="none"/>
-        </w:rPr>
-        <w:t xml:space="preserve">  "consentReference": "CONS-9f2c3",</w:t>
-      </w:r>
-    </w:p>
-    <w:p>
-      <w:pPr>
-        <w:tabs>
-          <w:tab w:val="left" w:pos="916"/>
-          <w:tab w:val="left" w:pos="1832"/>
-          <w:tab w:val="left" w:pos="2748"/>
-          <w:tab w:val="left" w:pos="3664"/>
-          <w:tab w:val="left" w:pos="4580"/>
-          <w:tab w:val="left" w:pos="5496"/>
-          <w:tab w:val="left" w:pos="6412"/>
-          <w:tab w:val="left" w:pos="7328"/>
-          <w:tab w:val="left" w:pos="8244"/>
-          <w:tab w:val="left" w:pos="9160"/>
-          <w:tab w:val="left" w:pos="10076"/>
-          <w:tab w:val="left" w:pos="10992"/>
-          <w:tab w:val="left" w:pos="11908"/>
-          <w:tab w:val="left" w:pos="12824"/>
-          <w:tab w:val="left" w:pos="13740"/>
-          <w:tab w:val="left" w:pos="14656"/>
-        </w:tabs>
-        <w:spacing w:after="0" w:line="240" w:lineRule="auto"/>
-        <w:rPr>
-          <w:rFonts w:ascii="Courier New" w:eastAsia="Times New Roman" w:hAnsi="Courier New" w:cs="Courier New"/>
-          <w:kern w:val="0"/>
-          <w:sz w:val="20"/>
-          <w:szCs w:val="20"/>
-          <w14:ligatures w14:val="none"/>
-        </w:rPr>
-      </w:pPr>
-      <w:r>
-        <w:rPr>
-          <w:rFonts w:ascii="Courier New" w:eastAsia="Times New Roman" w:hAnsi="Courier New" w:cs="Courier New"/>
-          <w:kern w:val="0"/>
-          <w:sz w:val="20"/>
-          <w:szCs w:val="20"/>
-          <w14:ligatures w14:val="none"/>
-        </w:rPr>
-        <w:lastRenderedPageBreak/>
-        <w:t xml:space="preserve">  "traceId": "..."</w:t>
-      </w:r>
-    </w:p>
-    <w:p>
-      <w:pPr>
-        <w:tabs>
-          <w:tab w:val="left" w:pos="916"/>
-          <w:tab w:val="left" w:pos="1832"/>
-          <w:tab w:val="left" w:pos="2748"/>
-          <w:tab w:val="left" w:pos="3664"/>
-          <w:tab w:val="left" w:pos="4580"/>
-          <w:tab w:val="left" w:pos="5496"/>
-          <w:tab w:val="left" w:pos="6412"/>
-          <w:tab w:val="left" w:pos="7328"/>
-          <w:tab w:val="left" w:pos="8244"/>
-          <w:tab w:val="left" w:pos="9160"/>
-          <w:tab w:val="left" w:pos="10076"/>
-          <w:tab w:val="left" w:pos="10992"/>
-          <w:tab w:val="left" w:pos="11908"/>
-          <w:tab w:val="left" w:pos="12824"/>
-          <w:tab w:val="left" w:pos="13740"/>
-          <w:tab w:val="left" w:pos="14656"/>
-        </w:tabs>
-        <w:spacing w:after="0" w:line="240" w:lineRule="auto"/>
-        <w:rPr>
-          <w:rFonts w:ascii="Courier New" w:eastAsia="Times New Roman" w:hAnsi="Courier New" w:cs="Courier New"/>
-          <w:kern w:val="0"/>
-          <w:sz w:val="20"/>
-          <w:szCs w:val="20"/>
-          <w14:ligatures w14:val="none"/>
-        </w:rPr>
-      </w:pPr>
-      <w:r>
-        <w:rPr>
-          <w:rFonts w:ascii="Courier New" w:eastAsia="Times New Roman" w:hAnsi="Courier New" w:cs="Courier New"/>
-          <w:kern w:val="0"/>
-          <w:sz w:val="20"/>
-          <w:szCs w:val="20"/>
-          <w14:ligatures w14:val="none"/>
-        </w:rPr>
-        <w:t>}</w:t>
-      </w:r>
-    </w:p>
-    <w:p>
-      <w:pPr>
-        <w:numPr>
-          <w:ilvl w:val="0"/>
-          <w:numId w:val="13"/>
-        </w:numPr>
-        <w:spacing w:before="100" w:beforeAutospacing="1" w:after="100" w:afterAutospacing="1" w:line="240" w:lineRule="auto"/>
-        <w:rPr>
-          <w:rFonts w:ascii="Times New Roman" w:eastAsia="Times New Roman" w:hAnsi="Times New Roman" w:cs="Times New Roman"/>
-          <w:kern w:val="0"/>
-          <w14:ligatures w14:val="none"/>
-        </w:rPr>
-      </w:pPr>
-      <w:r>
-        <w:rPr>
-          <w:rFonts w:ascii="Times New Roman" w:eastAsia="Times New Roman" w:hAnsi="Times New Roman" w:cs="Times New Roman"/>
-          <w:b/>
-          <w:bCs/>
-          <w:kern w:val="0"/>
-          <w14:ligatures w14:val="none"/>
-        </w:rPr>
-        <w:t>200</w:t>
-      </w:r>
-      <w:r>
-        <w:rPr>
-          <w:rFonts w:ascii="Times New Roman" w:eastAsia="Times New Roman" w:hAnsi="Times New Roman" w:cs="Times New Roman"/>
-          <w:kern w:val="0"/>
-          <w14:ligatures w14:val="none"/>
-        </w:rPr>
-        <w:t>:</w:t>
-      </w:r>
-    </w:p>
-    <w:p>
-      <w:pPr>
-        <w:tabs>
-          <w:tab w:val="left" w:pos="916"/>
-          <w:tab w:val="left" w:pos="1832"/>
-          <w:tab w:val="left" w:pos="2748"/>
-          <w:tab w:val="left" w:pos="3664"/>
-          <w:tab w:val="left" w:pos="4580"/>
-          <w:tab w:val="left" w:pos="5496"/>
-          <w:tab w:val="left" w:pos="6412"/>
-          <w:tab w:val="left" w:pos="7328"/>
-          <w:tab w:val="left" w:pos="8244"/>
-          <w:tab w:val="left" w:pos="9160"/>
-          <w:tab w:val="left" w:pos="10076"/>
-          <w:tab w:val="left" w:pos="10992"/>
-          <w:tab w:val="left" w:pos="11908"/>
-          <w:tab w:val="left" w:pos="12824"/>
-          <w:tab w:val="left" w:pos="13740"/>
-          <w:tab w:val="left" w:pos="14656"/>
-        </w:tabs>
-        <w:spacing w:after="0" w:line="240" w:lineRule="auto"/>
-        <w:rPr>
-          <w:rFonts w:ascii="Courier New" w:eastAsia="Times New Roman" w:hAnsi="Courier New" w:cs="Courier New"/>
-          <w:kern w:val="0"/>
-          <w:sz w:val="20"/>
-          <w:szCs w:val="20"/>
-          <w14:ligatures w14:val="none"/>
-        </w:rPr>
-      </w:pPr>
-      <w:r>
-        <w:rPr>
-          <w:rFonts w:ascii="Courier New" w:eastAsia="Times New Roman" w:hAnsi="Courier New" w:cs="Courier New"/>
-          <w:kern w:val="0"/>
-          <w:sz w:val="20"/>
-          <w:szCs w:val="20"/>
-          <w14:ligatures w14:val="none"/>
-        </w:rPr>
-        <w:t>{ "result": "released", "auditId": "AUD-20251010-001" }</w:t>
-      </w:r>
-    </w:p>
-    <w:p>
-      <w:pPr>
-        <w:spacing w:before="100" w:beforeAutospacing="1" w:after="100" w:afterAutospacing="1" w:line="240" w:lineRule="auto"/>
-        <w:outlineLvl w:val="2"/>
-        <w:rPr>
-          <w:rFonts w:ascii="Times New Roman" w:eastAsia="Times New Roman" w:hAnsi="Times New Roman" w:cs="Times New Roman"/>
-          <w:b/>
-          <w:bCs/>
-          <w:kern w:val="0"/>
-          <w:sz w:val="27"/>
-          <w:szCs w:val="27"/>
-          <w14:ligatures w14:val="none"/>
-        </w:rPr>
-      </w:pPr>
-      <w:r>
-        <w:rPr>
-          <w:rFonts w:ascii="Times New Roman" w:eastAsia="Times New Roman" w:hAnsi="Times New Roman" w:cs="Times New Roman"/>
-          <w:b/>
-          <w:bCs/>
-          <w:kern w:val="0"/>
-          <w:sz w:val="27"/>
-          <w:szCs w:val="27"/>
-          <w14:ligatures w14:val="none"/>
-        </w:rPr>
-        <w:t>5.4 Refresh order (read)</w:t>
-      </w:r>
-    </w:p>
-    <w:p>
-      <w:pPr>
-        <w:numPr>
-          <w:ilvl w:val="0"/>
-          <w:numId w:val="14"/>
-        </w:numPr>
-        <w:spacing w:before="100" w:beforeAutospacing="1" w:after="100" w:afterAutospacing="1" w:line="240" w:lineRule="auto"/>
-        <w:rPr>
-          <w:rFonts w:ascii="Times New Roman" w:eastAsia="Times New Roman" w:hAnsi="Times New Roman" w:cs="Times New Roman"/>
-          <w:kern w:val="0"/>
-          <w14:ligatures w14:val="none"/>
-        </w:rPr>
-      </w:pPr>
-      <w:r>
-        <w:rPr>
-          <w:rFonts w:ascii="Times New Roman" w:eastAsia="Times New Roman" w:hAnsi="Times New Roman" w:cs="Times New Roman"/>
-          <w:b/>
-          <w:bCs/>
-          <w:kern w:val="0"/>
-          <w14:ligatures w14:val="none"/>
-        </w:rPr>
-        <w:t>GET</w:t>
-      </w:r>
-      <w:r>
-        <w:rPr>
-          <w:rFonts w:ascii="Times New Roman" w:eastAsia="Times New Roman" w:hAnsi="Times New Roman" w:cs="Times New Roman"/>
-          <w:kern w:val="0"/>
-          <w14:ligatures w14:val="none"/>
-        </w:rPr>
-        <w:t xml:space="preserve"> </w:t>
-      </w:r>
-      <w:r>
-        <w:rPr>
-          <w:rFonts w:ascii="Courier New" w:eastAsia="Times New Roman" w:hAnsi="Courier New" w:cs="Courier New"/>
-          <w:kern w:val="0"/>
-          <w:sz w:val="20"/>
-          <w:szCs w:val="20"/>
-          <w14:ligatures w14:val="none"/>
-        </w:rPr>
-        <w:t>/experience/orders/{orderId}</w:t>
-      </w:r>
-    </w:p>
-    <w:p>
-      <w:pPr>
-        <w:numPr>
-          <w:ilvl w:val="0"/>
-          <w:numId w:val="14"/>
-        </w:numPr>
-        <w:spacing w:before="100" w:beforeAutospacing="1" w:after="100" w:afterAutospacing="1" w:line="240" w:lineRule="auto"/>
-        <w:rPr>
-          <w:rFonts w:ascii="Times New Roman" w:eastAsia="Times New Roman" w:hAnsi="Times New Roman" w:cs="Times New Roman"/>
-          <w:kern w:val="0"/>
-          <w14:ligatures w14:val="none"/>
-        </w:rPr>
-      </w:pPr>
-      <w:r>
-        <w:rPr>
-          <w:rFonts w:ascii="Times New Roman" w:eastAsia="Times New Roman" w:hAnsi="Times New Roman" w:cs="Times New Roman"/>
-          <w:b/>
-          <w:bCs/>
-          <w:kern w:val="0"/>
-          <w14:ligatures w14:val="none"/>
-        </w:rPr>
-        <w:t>200</w:t>
-      </w:r>
-      <w:r>
-        <w:rPr>
-          <w:rFonts w:ascii="Times New Roman" w:eastAsia="Times New Roman" w:hAnsi="Times New Roman" w:cs="Times New Roman"/>
-          <w:kern w:val="0"/>
-          <w14:ligatures w14:val="none"/>
-        </w:rPr>
-        <w:t xml:space="preserve"> (excerpt):</w:t>
-      </w:r>
-    </w:p>
-    <w:p>
-      <w:pPr>
-        <w:tabs>
-          <w:tab w:val="left" w:pos="916"/>
-          <w:tab w:val="left" w:pos="1832"/>
-          <w:tab w:val="left" w:pos="2748"/>
-          <w:tab w:val="left" w:pos="3664"/>
-          <w:tab w:val="left" w:pos="4580"/>
-          <w:tab w:val="left" w:pos="5496"/>
-          <w:tab w:val="left" w:pos="6412"/>
-          <w:tab w:val="left" w:pos="7328"/>
-          <w:tab w:val="left" w:pos="8244"/>
-          <w:tab w:val="left" w:pos="9160"/>
-          <w:tab w:val="left" w:pos="10076"/>
-          <w:tab w:val="left" w:pos="10992"/>
-          <w:tab w:val="left" w:pos="11908"/>
-          <w:tab w:val="left" w:pos="12824"/>
-          <w:tab w:val="left" w:pos="13740"/>
-          <w:tab w:val="left" w:pos="14656"/>
-        </w:tabs>
-        <w:spacing w:after="0" w:line="240" w:lineRule="auto"/>
-        <w:rPr>
-          <w:rFonts w:ascii="Courier New" w:eastAsia="Times New Roman" w:hAnsi="Courier New" w:cs="Courier New"/>
-          <w:kern w:val="0"/>
-          <w:sz w:val="20"/>
-          <w:szCs w:val="20"/>
-          <w14:ligatures w14:val="none"/>
-        </w:rPr>
-      </w:pPr>
-      <w:r>
-        <w:rPr>
-          <w:rFonts w:ascii="Courier New" w:eastAsia="Times New Roman" w:hAnsi="Courier New" w:cs="Courier New"/>
-          <w:kern w:val="0"/>
-          <w:sz w:val="20"/>
-          <w:szCs w:val="20"/>
-          <w14:ligatures w14:val="none"/>
-        </w:rPr>
-        <w:t>{ "order": { "status": "OK", "holds": [] } }</w:t>
-      </w:r>
-    </w:p>
-    <w:p>
-      <w:pPr>
-        <w:spacing w:after="0" w:line="240" w:lineRule="auto"/>
-        <w:rPr>
-          <w:rFonts w:ascii="Times New Roman" w:eastAsia="Times New Roman" w:hAnsi="Times New Roman" w:cs="Times New Roman"/>
-          <w:kern w:val="0"/>
-          <w14:ligatures w14:val="none"/>
-        </w:rPr>
-      </w:pPr>
-      <w:r>
-        <w:rPr>
-          <w:rFonts w:ascii="Times New Roman" w:eastAsia="Times New Roman" w:hAnsi="Times New Roman" w:cs="Times New Roman"/>
-          <w:kern w:val="0"/>
-          <w14:ligatures w14:val="none"/>
-        </w:rPr>
-        <w:pict w14:anchorId="15AC8F42">
-          <v:rect id="_x0000_i1030" style="width:0;height:1.5pt" o:hralign="center" o:hrstd="t" o:hr="t" fillcolor="#a0a0a0" stroked="f"/>
-        </w:pict>
-      </w:r>
-    </w:p>
-    <w:p>
-      <w:pPr>
-        <w:spacing w:before="100" w:beforeAutospacing="1" w:after="100" w:afterAutospacing="1" w:line="240" w:lineRule="auto"/>
-        <w:outlineLvl w:val="1"/>
-        <w:rPr>
-          <w:rFonts w:ascii="Times New Roman" w:eastAsia="Times New Roman" w:hAnsi="Times New Roman" w:cs="Times New Roman"/>
-          <w:b/>
-          <w:bCs/>
-          <w:kern w:val="0"/>
-          <w:sz w:val="36"/>
-          <w:szCs w:val="36"/>
-          <w14:ligatures w14:val="none"/>
-        </w:rPr>
-      </w:pPr>
-      <w:r>
-        <w:rPr>
-          <w:rFonts w:ascii="Times New Roman" w:eastAsia="Times New Roman" w:hAnsi="Times New Roman" w:cs="Times New Roman"/>
-          <w:b/>
-          <w:bCs/>
-          <w:kern w:val="0"/>
-          <w:sz w:val="36"/>
-          <w:szCs w:val="36"/>
-          <w14:ligatures w14:val="none"/>
-        </w:rPr>
-        <w:t>6) Data Shapes (Portal-side)</w:t>
-      </w:r>
-    </w:p>
-    <w:p>
-      <w:pPr>
-        <w:spacing w:before="100" w:beforeAutospacing="1" w:after="100" w:afterAutospacing="1" w:line="240" w:lineRule="auto"/>
-        <w:rPr>
-          <w:rFonts w:ascii="Times New Roman" w:eastAsia="Times New Roman" w:hAnsi="Times New Roman" w:cs="Times New Roman"/>
-          <w:kern w:val="0"/>
-          <w14:ligatures w14:val="none"/>
-        </w:rPr>
-      </w:pPr>
-      <w:r>
-        <w:rPr>
-          <w:rFonts w:ascii="Times New Roman" w:eastAsia="Times New Roman" w:hAnsi="Times New Roman" w:cs="Times New Roman"/>
-          <w:b/>
-          <w:bCs/>
-          <w:kern w:val="0"/>
-          <w14:ligatures w14:val="none"/>
-        </w:rPr>
-        <w:t>PaymentConsentSubmission</w:t>
-      </w:r>
-    </w:p>
-    <w:p>
-      <w:pPr>
-        <w:tabs>
-          <w:tab w:val="left" w:pos="916"/>
-          <w:tab w:val="left" w:pos="1832"/>
-          <w:tab w:val="left" w:pos="2748"/>
-          <w:tab w:val="left" w:pos="3664"/>
-          <w:tab w:val="left" w:pos="4580"/>
-          <w:tab w:val="left" w:pos="5496"/>
-          <w:tab w:val="left" w:pos="6412"/>
-          <w:tab w:val="left" w:pos="7328"/>
-          <w:tab w:val="left" w:pos="8244"/>
-          <w:tab w:val="left" w:pos="9160"/>
-          <w:tab w:val="left" w:pos="10076"/>
-          <w:tab w:val="left" w:pos="10992"/>
-          <w:tab w:val="left" w:pos="11908"/>
-          <w:tab w:val="left" w:pos="12824"/>
-          <w:tab w:val="left" w:pos="13740"/>
-          <w:tab w:val="left" w:pos="14656"/>
-        </w:tabs>
-        <w:spacing w:after="0" w:line="240" w:lineRule="auto"/>
-        <w:rPr>
-          <w:rFonts w:ascii="Courier New" w:eastAsia="Times New Roman" w:hAnsi="Courier New" w:cs="Courier New"/>
-          <w:kern w:val="0"/>
-          <w:sz w:val="20"/>
-          <w:szCs w:val="20"/>
-          <w14:ligatures w14:val="none"/>
-        </w:rPr>
-      </w:pPr>
-      <w:r>
-        <w:rPr>
-          <w:rFonts w:ascii="Courier New" w:eastAsia="Times New Roman" w:hAnsi="Courier New" w:cs="Courier New"/>
-          <w:kern w:val="0"/>
-          <w:sz w:val="20"/>
-          <w:szCs w:val="20"/>
-          <w14:ligatures w14:val="none"/>
-        </w:rPr>
-        <w:t>{</w:t>
-      </w:r>
-    </w:p>
-    <w:p>
-      <w:pPr>
-        <w:tabs>
-          <w:tab w:val="left" w:pos="916"/>
-          <w:tab w:val="left" w:pos="1832"/>
-          <w:tab w:val="left" w:pos="2748"/>
-          <w:tab w:val="left" w:pos="3664"/>
-          <w:tab w:val="left" w:pos="4580"/>
-          <w:tab w:val="left" w:pos="5496"/>
-          <w:tab w:val="left" w:pos="6412"/>
-          <w:tab w:val="left" w:pos="7328"/>
-          <w:tab w:val="left" w:pos="8244"/>
-          <w:tab w:val="left" w:pos="9160"/>
-          <w:tab w:val="left" w:pos="10076"/>
-          <w:tab w:val="left" w:pos="10992"/>
-          <w:tab w:val="left" w:pos="11908"/>
-          <w:tab w:val="left" w:pos="12824"/>
-          <w:tab w:val="left" w:pos="13740"/>
-          <w:tab w:val="left" w:pos="14656"/>
-        </w:tabs>
-        <w:spacing w:after="0" w:line="240" w:lineRule="auto"/>
-        <w:rPr>
-          <w:rFonts w:ascii="Courier New" w:eastAsia="Times New Roman" w:hAnsi="Courier New" w:cs="Courier New"/>
-          <w:kern w:val="0"/>
-          <w:sz w:val="20"/>
-          <w:szCs w:val="20"/>
-          <w14:ligatures w14:val="none"/>
-        </w:rPr>
-      </w:pPr>
-      <w:r>
-        <w:rPr>
-          <w:rFonts w:ascii="Courier New" w:eastAsia="Times New Roman" w:hAnsi="Courier New" w:cs="Courier New"/>
-          <w:kern w:val="0"/>
-          <w:sz w:val="20"/>
-          <w:szCs w:val="20"/>
-          <w14:ligatures w14:val="none"/>
-        </w:rPr>
-        <w:t xml:space="preserve">  "orderId": "ORD-10001",</w:t>
-      </w:r>
-    </w:p>
-    <w:p>
-      <w:pPr>
-        <w:tabs>
-          <w:tab w:val="left" w:pos="916"/>
-          <w:tab w:val="left" w:pos="1832"/>
-          <w:tab w:val="left" w:pos="2748"/>
-          <w:tab w:val="left" w:pos="3664"/>
-          <w:tab w:val="left" w:pos="4580"/>
-          <w:tab w:val="left" w:pos="5496"/>
-          <w:tab w:val="left" w:pos="6412"/>
-          <w:tab w:val="left" w:pos="7328"/>
-          <w:tab w:val="left" w:pos="8244"/>
-          <w:tab w:val="left" w:pos="9160"/>
-          <w:tab w:val="left" w:pos="10076"/>
-          <w:tab w:val="left" w:pos="10992"/>
-          <w:tab w:val="left" w:pos="11908"/>
-          <w:tab w:val="left" w:pos="12824"/>
-          <w:tab w:val="left" w:pos="13740"/>
-          <w:tab w:val="left" w:pos="14656"/>
-        </w:tabs>
-        <w:spacing w:after="0" w:line="240" w:lineRule="auto"/>
-        <w:rPr>
-          <w:rFonts w:ascii="Courier New" w:eastAsia="Times New Roman" w:hAnsi="Courier New" w:cs="Courier New"/>
-          <w:kern w:val="0"/>
-          <w:sz w:val="20"/>
-          <w:szCs w:val="20"/>
-          <w14:ligatures w14:val="none"/>
-        </w:rPr>
-      </w:pPr>
-      <w:r>
-        <w:rPr>
-          <w:rFonts w:ascii="Courier New" w:eastAsia="Times New Roman" w:hAnsi="Courier New" w:cs="Courier New"/>
-          <w:kern w:val="0"/>
-          <w:sz w:val="20"/>
-          <w:szCs w:val="20"/>
-          <w14:ligatures w14:val="none"/>
-        </w:rPr>
-        <w:t xml:space="preserve">  "rx": [{ "rxNumber": "1234567", "consentResponse": "Y" }],</w:t>
-      </w:r>
-    </w:p>
-    <w:p>
-      <w:pPr>
-        <w:tabs>
-          <w:tab w:val="left" w:pos="916"/>
-          <w:tab w:val="left" w:pos="1832"/>
-          <w:tab w:val="left" w:pos="2748"/>
-          <w:tab w:val="left" w:pos="3664"/>
-          <w:tab w:val="left" w:pos="4580"/>
-          <w:tab w:val="left" w:pos="5496"/>
-          <w:tab w:val="left" w:pos="6412"/>
-          <w:tab w:val="left" w:pos="7328"/>
-          <w:tab w:val="left" w:pos="8244"/>
-          <w:tab w:val="left" w:pos="9160"/>
-          <w:tab w:val="left" w:pos="10076"/>
-          <w:tab w:val="left" w:pos="10992"/>
-          <w:tab w:val="left" w:pos="11908"/>
-          <w:tab w:val="left" w:pos="12824"/>
-          <w:tab w:val="left" w:pos="13740"/>
-          <w:tab w:val="left" w:pos="14656"/>
-        </w:tabs>
-        <w:spacing w:after="0" w:line="240" w:lineRule="auto"/>
-        <w:rPr>
-          <w:rFonts w:ascii="Courier New" w:eastAsia="Times New Roman" w:hAnsi="Courier New" w:cs="Courier New"/>
-          <w:kern w:val="0"/>
-          <w:sz w:val="20"/>
-          <w:szCs w:val="20"/>
-          <w14:ligatures w14:val="none"/>
-        </w:rPr>
-      </w:pPr>
-      <w:r>
-        <w:rPr>
-          <w:rFonts w:ascii="Courier New" w:eastAsia="Times New Roman" w:hAnsi="Courier New" w:cs="Courier New"/>
-          <w:kern w:val="0"/>
-          <w:sz w:val="20"/>
-          <w:szCs w:val="20"/>
-          <w14:ligatures w14:val="none"/>
-        </w:rPr>
-        <w:t xml:space="preserve">  "paymentInstrument": { "token": "pm_..." },</w:t>
-      </w:r>
-    </w:p>
-    <w:p>
-      <w:pPr>
-        <w:tabs>
-          <w:tab w:val="left" w:pos="916"/>
-          <w:tab w:val="left" w:pos="1832"/>
-          <w:tab w:val="left" w:pos="2748"/>
-          <w:tab w:val="left" w:pos="3664"/>
-          <w:tab w:val="left" w:pos="4580"/>
-          <w:tab w:val="left" w:pos="5496"/>
-          <w:tab w:val="left" w:pos="6412"/>
-          <w:tab w:val="left" w:pos="7328"/>
-          <w:tab w:val="left" w:pos="8244"/>
-          <w:tab w:val="left" w:pos="9160"/>
-          <w:tab w:val="left" w:pos="10076"/>
-          <w:tab w:val="left" w:pos="10992"/>
-          <w:tab w:val="left" w:pos="11908"/>
-          <w:tab w:val="left" w:pos="12824"/>
-          <w:tab w:val="left" w:pos="13740"/>
-          <w:tab w:val="left" w:pos="14656"/>
-        </w:tabs>
-        <w:spacing w:after="0" w:line="240" w:lineRule="auto"/>
-        <w:rPr>
-          <w:rFonts w:ascii="Courier New" w:eastAsia="Times New Roman" w:hAnsi="Courier New" w:cs="Courier New"/>
-          <w:kern w:val="0"/>
-          <w:sz w:val="20"/>
-          <w:szCs w:val="20"/>
-          <w14:ligatures w14:val="none"/>
-        </w:rPr>
-      </w:pPr>
-      <w:r>
-        <w:rPr>
-          <w:rFonts w:ascii="Courier New" w:eastAsia="Times New Roman" w:hAnsi="Courier New" w:cs="Courier New"/>
-          <w:kern w:val="0"/>
-          <w:sz w:val="20"/>
-          <w:szCs w:val="20"/>
-          <w14:ligatures w14:val="none"/>
-        </w:rPr>
-        <w:t xml:space="preserve">  "memberId": "M-12345",</w:t>
-      </w:r>
-    </w:p>
-    <w:p>
-      <w:pPr>
-        <w:tabs>
-          <w:tab w:val="left" w:pos="916"/>
-          <w:tab w:val="left" w:pos="1832"/>
-          <w:tab w:val="left" w:pos="2748"/>
-          <w:tab w:val="left" w:pos="3664"/>
-          <w:tab w:val="left" w:pos="4580"/>
-          <w:tab w:val="left" w:pos="5496"/>
-          <w:tab w:val="left" w:pos="6412"/>
-          <w:tab w:val="left" w:pos="7328"/>
-          <w:tab w:val="left" w:pos="8244"/>
-          <w:tab w:val="left" w:pos="9160"/>
-          <w:tab w:val="left" w:pos="10076"/>
-          <w:tab w:val="left" w:pos="10992"/>
-          <w:tab w:val="left" w:pos="11908"/>
-          <w:tab w:val="left" w:pos="12824"/>
-          <w:tab w:val="left" w:pos="13740"/>
-          <w:tab w:val="left" w:pos="14656"/>
-        </w:tabs>
-        <w:spacing w:after="0" w:line="240" w:lineRule="auto"/>
-        <w:rPr>
-          <w:rFonts w:ascii="Courier New" w:eastAsia="Times New Roman" w:hAnsi="Courier New" w:cs="Courier New"/>
-          <w:kern w:val="0"/>
-          <w:sz w:val="20"/>
-          <w:szCs w:val="20"/>
-          <w14:ligatures w14:val="none"/>
-        </w:rPr>
-      </w:pPr>
-      <w:r>
-        <w:rPr>
-          <w:rFonts w:ascii="Courier New" w:eastAsia="Times New Roman" w:hAnsi="Courier New" w:cs="Courier New"/>
-          <w:kern w:val="0"/>
-          <w:sz w:val="20"/>
-          <w:szCs w:val="20"/>
-          <w14:ligatures w14:val="none"/>
-        </w:rPr>
-        <w:t xml:space="preserve">  "traceId": "TRACE-..."</w:t>
-      </w:r>
-    </w:p>
-    <w:p>
-      <w:pPr>
-        <w:tabs>
-          <w:tab w:val="left" w:pos="916"/>
-          <w:tab w:val="left" w:pos="1832"/>
-          <w:tab w:val="left" w:pos="2748"/>
-          <w:tab w:val="left" w:pos="3664"/>
-          <w:tab w:val="left" w:pos="4580"/>
-          <w:tab w:val="left" w:pos="5496"/>
-          <w:tab w:val="left" w:pos="6412"/>
-          <w:tab w:val="left" w:pos="7328"/>
-          <w:tab w:val="left" w:pos="8244"/>
-          <w:tab w:val="left" w:pos="9160"/>
-          <w:tab w:val="left" w:pos="10076"/>
-          <w:tab w:val="left" w:pos="10992"/>
-          <w:tab w:val="left" w:pos="11908"/>
-          <w:tab w:val="left" w:pos="12824"/>
-          <w:tab w:val="left" w:pos="13740"/>
-          <w:tab w:val="left" w:pos="14656"/>
-        </w:tabs>
-        <w:spacing w:after="0" w:line="240" w:lineRule="auto"/>
-        <w:rPr>
-          <w:rFonts w:ascii="Courier New" w:eastAsia="Times New Roman" w:hAnsi="Courier New" w:cs="Courier New"/>
-          <w:kern w:val="0"/>
-          <w:sz w:val="20"/>
-          <w:szCs w:val="20"/>
-          <w14:ligatures w14:val="none"/>
-        </w:rPr>
-      </w:pPr>
-      <w:r>
-        <w:rPr>
-          <w:rFonts w:ascii="Courier New" w:eastAsia="Times New Roman" w:hAnsi="Courier New" w:cs="Courier New"/>
-          <w:kern w:val="0"/>
-          <w:sz w:val="20"/>
-          <w:szCs w:val="20"/>
-          <w14:ligatures w14:val="none"/>
-        </w:rPr>
-        <w:t>}</w:t>
-      </w:r>
-    </w:p>
-    <w:p>
-      <w:pPr>
-        <w:spacing w:before="100" w:beforeAutospacing="1" w:after="100" w:afterAutospacing="1" w:line="240" w:lineRule="auto"/>
-        <w:rPr>
-          <w:rFonts w:ascii="Times New Roman" w:eastAsia="Times New Roman" w:hAnsi="Times New Roman" w:cs="Times New Roman"/>
-          <w:kern w:val="0"/>
-          <w14:ligatures w14:val="none"/>
-        </w:rPr>
-      </w:pPr>
-      <w:r>
-        <w:rPr>
-          <w:rFonts w:ascii="Times New Roman" w:eastAsia="Times New Roman" w:hAnsi="Times New Roman" w:cs="Times New Roman"/>
-          <w:b/>
-          <w:bCs/>
-          <w:kern w:val="0"/>
-          <w14:ligatures w14:val="none"/>
-        </w:rPr>
-        <w:t>HoldResolutionRequest</w:t>
-      </w:r>
-    </w:p>
-    <w:p>
-      <w:pPr>
-        <w:tabs>
-          <w:tab w:val="left" w:pos="916"/>
-          <w:tab w:val="left" w:pos="1832"/>
-          <w:tab w:val="left" w:pos="2748"/>
-          <w:tab w:val="left" w:pos="3664"/>
-          <w:tab w:val="left" w:pos="4580"/>
-          <w:tab w:val="left" w:pos="5496"/>
-          <w:tab w:val="left" w:pos="6412"/>
-          <w:tab w:val="left" w:pos="7328"/>
-          <w:tab w:val="left" w:pos="8244"/>
-          <w:tab w:val="left" w:pos="9160"/>
-          <w:tab w:val="left" w:pos="10076"/>
-          <w:tab w:val="left" w:pos="10992"/>
-          <w:tab w:val="left" w:pos="11908"/>
-          <w:tab w:val="left" w:pos="12824"/>
-          <w:tab w:val="left" w:pos="13740"/>
-          <w:tab w:val="left" w:pos="14656"/>
-        </w:tabs>
-        <w:spacing w:after="0" w:line="240" w:lineRule="auto"/>
-        <w:rPr>
-          <w:rFonts w:ascii="Courier New" w:eastAsia="Times New Roman" w:hAnsi="Courier New" w:cs="Courier New"/>
-          <w:kern w:val="0"/>
-          <w:sz w:val="20"/>
-          <w:szCs w:val="20"/>
-          <w14:ligatures w14:val="none"/>
-        </w:rPr>
-      </w:pPr>
-      <w:r>
-        <w:rPr>
-          <w:rFonts w:ascii="Courier New" w:eastAsia="Times New Roman" w:hAnsi="Courier New" w:cs="Courier New"/>
-          <w:kern w:val="0"/>
-          <w:sz w:val="20"/>
-          <w:szCs w:val="20"/>
-          <w14:ligatures w14:val="none"/>
-        </w:rPr>
-        <w:t>{</w:t>
-      </w:r>
-    </w:p>
-    <w:p>
-      <w:pPr>
-        <w:tabs>
-          <w:tab w:val="left" w:pos="916"/>
-          <w:tab w:val="left" w:pos="1832"/>
-          <w:tab w:val="left" w:pos="2748"/>
-          <w:tab w:val="left" w:pos="3664"/>
-          <w:tab w:val="left" w:pos="4580"/>
-          <w:tab w:val="left" w:pos="5496"/>
-          <w:tab w:val="left" w:pos="6412"/>
-          <w:tab w:val="left" w:pos="7328"/>
-          <w:tab w:val="left" w:pos="8244"/>
-          <w:tab w:val="left" w:pos="9160"/>
-          <w:tab w:val="left" w:pos="10076"/>
-          <w:tab w:val="left" w:pos="10992"/>
-          <w:tab w:val="left" w:pos="11908"/>
-          <w:tab w:val="left" w:pos="12824"/>
-          <w:tab w:val="left" w:pos="13740"/>
-          <w:tab w:val="left" w:pos="14656"/>
-        </w:tabs>
-        <w:spacing w:after="0" w:line="240" w:lineRule="auto"/>
-        <w:rPr>
-          <w:rFonts w:ascii="Courier New" w:eastAsia="Times New Roman" w:hAnsi="Courier New" w:cs="Courier New"/>
-          <w:kern w:val="0"/>
-          <w:sz w:val="20"/>
-          <w:szCs w:val="20"/>
-          <w14:ligatures w14:val="none"/>
-        </w:rPr>
-      </w:pPr>
-      <w:r>
-        <w:rPr>
-          <w:rFonts w:ascii="Courier New" w:eastAsia="Times New Roman" w:hAnsi="Courier New" w:cs="Courier New"/>
-          <w:kern w:val="0"/>
-          <w:sz w:val="20"/>
-          <w:szCs w:val="20"/>
-          <w14:ligatures w14:val="none"/>
-        </w:rPr>
-        <w:t xml:space="preserve">  "rx": [{ "rxNumber": "1234567" }],</w:t>
-      </w:r>
-    </w:p>
-    <w:p>
-      <w:pPr>
-        <w:tabs>
-          <w:tab w:val="left" w:pos="916"/>
-          <w:tab w:val="left" w:pos="1832"/>
-          <w:tab w:val="left" w:pos="2748"/>
-          <w:tab w:val="left" w:pos="3664"/>
-          <w:tab w:val="left" w:pos="4580"/>
-          <w:tab w:val="left" w:pos="5496"/>
-          <w:tab w:val="left" w:pos="6412"/>
-          <w:tab w:val="left" w:pos="7328"/>
-          <w:tab w:val="left" w:pos="8244"/>
-          <w:tab w:val="left" w:pos="9160"/>
-          <w:tab w:val="left" w:pos="10076"/>
-          <w:tab w:val="left" w:pos="10992"/>
-          <w:tab w:val="left" w:pos="11908"/>
-          <w:tab w:val="left" w:pos="12824"/>
-          <w:tab w:val="left" w:pos="13740"/>
-          <w:tab w:val="left" w:pos="14656"/>
-        </w:tabs>
-        <w:spacing w:after="0" w:line="240" w:lineRule="auto"/>
-        <w:rPr>
-          <w:rFonts w:ascii="Courier New" w:eastAsia="Times New Roman" w:hAnsi="Courier New" w:cs="Courier New"/>
-          <w:kern w:val="0"/>
-          <w:sz w:val="20"/>
-          <w:szCs w:val="20"/>
-          <w14:ligatures w14:val="none"/>
-        </w:rPr>
-      </w:pPr>
-      <w:r>
-        <w:rPr>
-          <w:rFonts w:ascii="Courier New" w:eastAsia="Times New Roman" w:hAnsi="Courier New" w:cs="Courier New"/>
-          <w:kern w:val="0"/>
-          <w:sz w:val="20"/>
-          <w:szCs w:val="20"/>
-          <w14:ligatures w14:val="none"/>
-        </w:rPr>
-        <w:t xml:space="preserve">  "memberId": "M-12345",</w:t>
-      </w:r>
-    </w:p>
-    <w:p>
-      <w:pPr>
-        <w:tabs>
-          <w:tab w:val="left" w:pos="916"/>
-          <w:tab w:val="left" w:pos="1832"/>
-          <w:tab w:val="left" w:pos="2748"/>
-          <w:tab w:val="left" w:pos="3664"/>
-          <w:tab w:val="left" w:pos="4580"/>
-          <w:tab w:val="left" w:pos="5496"/>
-          <w:tab w:val="left" w:pos="6412"/>
-          <w:tab w:val="left" w:pos="7328"/>
-          <w:tab w:val="left" w:pos="8244"/>
-          <w:tab w:val="left" w:pos="9160"/>
-          <w:tab w:val="left" w:pos="10076"/>
-          <w:tab w:val="left" w:pos="10992"/>
-          <w:tab w:val="left" w:pos="11908"/>
-          <w:tab w:val="left" w:pos="12824"/>
-          <w:tab w:val="left" w:pos="13740"/>
-          <w:tab w:val="left" w:pos="14656"/>
-        </w:tabs>
-        <w:spacing w:after="0" w:line="240" w:lineRule="auto"/>
-        <w:rPr>
-          <w:rFonts w:ascii="Courier New" w:eastAsia="Times New Roman" w:hAnsi="Courier New" w:cs="Courier New"/>
-          <w:kern w:val="0"/>
-          <w:sz w:val="20"/>
-          <w:szCs w:val="20"/>
-          <w14:ligatures w14:val="none"/>
-        </w:rPr>
-      </w:pPr>
-      <w:r>
-        <w:rPr>
-          <w:rFonts w:ascii="Courier New" w:eastAsia="Times New Roman" w:hAnsi="Courier New" w:cs="Courier New"/>
-          <w:kern w:val="0"/>
-          <w:sz w:val="20"/>
-          <w:szCs w:val="20"/>
-          <w14:ligatures w14:val="none"/>
-        </w:rPr>
-        <w:t xml:space="preserve">  "consentReference": "CONS-9f2c3",</w:t>
-      </w:r>
-    </w:p>
-    <w:p>
-      <w:pPr>
-        <w:tabs>
-          <w:tab w:val="left" w:pos="916"/>
-          <w:tab w:val="left" w:pos="1832"/>
-          <w:tab w:val="left" w:pos="2748"/>
-          <w:tab w:val="left" w:pos="3664"/>
-          <w:tab w:val="left" w:pos="4580"/>
-          <w:tab w:val="left" w:pos="5496"/>
-          <w:tab w:val="left" w:pos="6412"/>
-          <w:tab w:val="left" w:pos="7328"/>
-          <w:tab w:val="left" w:pos="8244"/>
-          <w:tab w:val="left" w:pos="9160"/>
-          <w:tab w:val="left" w:pos="10076"/>
-          <w:tab w:val="left" w:pos="10992"/>
-          <w:tab w:val="left" w:pos="11908"/>
-          <w:tab w:val="left" w:pos="12824"/>
-          <w:tab w:val="left" w:pos="13740"/>
-          <w:tab w:val="left" w:pos="14656"/>
-        </w:tabs>
-        <w:spacing w:after="0" w:line="240" w:lineRule="auto"/>
-        <w:rPr>
-          <w:rFonts w:ascii="Courier New" w:eastAsia="Times New Roman" w:hAnsi="Courier New" w:cs="Courier New"/>
-          <w:kern w:val="0"/>
-          <w:sz w:val="20"/>
-          <w:szCs w:val="20"/>
-          <w14:ligatures w14:val="none"/>
-        </w:rPr>
-      </w:pPr>
-      <w:r>
-        <w:rPr>
-          <w:rFonts w:ascii="Courier New" w:eastAsia="Times New Roman" w:hAnsi="Courier New" w:cs="Courier New"/>
-          <w:kern w:val="0"/>
-          <w:sz w:val="20"/>
-          <w:szCs w:val="20"/>
-          <w14:ligatures w14:val="none"/>
-        </w:rPr>
-        <w:t xml:space="preserve">  "traceId": "TRACE-..."</w:t>
-      </w:r>
-    </w:p>
-    <w:p>
-      <w:pPr>
-        <w:tabs>
-          <w:tab w:val="left" w:pos="916"/>
-          <w:tab w:val="left" w:pos="1832"/>
-          <w:tab w:val="left" w:pos="2748"/>
-          <w:tab w:val="left" w:pos="3664"/>
-          <w:tab w:val="left" w:pos="4580"/>
-          <w:tab w:val="left" w:pos="5496"/>
-          <w:tab w:val="left" w:pos="6412"/>
-          <w:tab w:val="left" w:pos="7328"/>
-          <w:tab w:val="left" w:pos="8244"/>
-          <w:tab w:val="left" w:pos="9160"/>
-          <w:tab w:val="left" w:pos="10076"/>
-          <w:tab w:val="left" w:pos="10992"/>
-          <w:tab w:val="left" w:pos="11908"/>
-          <w:tab w:val="left" w:pos="12824"/>
-          <w:tab w:val="left" w:pos="13740"/>
-          <w:tab w:val="left" w:pos="14656"/>
-        </w:tabs>
-        <w:spacing w:after="0" w:line="240" w:lineRule="auto"/>
-        <w:rPr>
-          <w:rFonts w:ascii="Courier New" w:eastAsia="Times New Roman" w:hAnsi="Courier New" w:cs="Courier New"/>
-          <w:kern w:val="0"/>
-          <w:sz w:val="20"/>
-          <w:szCs w:val="20"/>
-          <w14:ligatures w14:val="none"/>
-        </w:rPr>
-      </w:pPr>
-      <w:r>
-        <w:rPr>
-          <w:rFonts w:ascii="Courier New" w:eastAsia="Times New Roman" w:hAnsi="Courier New" w:cs="Courier New"/>
-          <w:kern w:val="0"/>
-          <w:sz w:val="20"/>
-          <w:szCs w:val="20"/>
-          <w14:ligatures w14:val="none"/>
-        </w:rPr>
-        <w:t>}</w:t>
-      </w:r>
-    </w:p>
-    <w:p>
-      <w:pPr>
-        <w:spacing w:before="100" w:beforeAutospacing="1" w:after="100" w:afterAutospacing="1" w:line="240" w:lineRule="auto"/>
-        <w:rPr>
-          <w:rFonts w:ascii="Times New Roman" w:eastAsia="Times New Roman" w:hAnsi="Times New Roman" w:cs="Times New Roman"/>
-          <w:kern w:val="0"/>
-          <w14:ligatures w14:val="none"/>
-        </w:rPr>
-      </w:pPr>
-      <w:r>
-        <w:rPr>
-          <w:rFonts w:ascii="Times New Roman" w:eastAsia="Times New Roman" w:hAnsi="Times New Roman" w:cs="Times New Roman"/>
-          <w:b/>
-          <w:bCs/>
-          <w:kern w:val="0"/>
-          <w14:ligatures w14:val="none"/>
-        </w:rPr>
-        <w:t>AuditEvent (Aetna-owned)</w:t>
-      </w:r>
-    </w:p>
-    <w:p>
-      <w:pPr>
-        <w:tabs>
-          <w:tab w:val="left" w:pos="916"/>
-          <w:tab w:val="left" w:pos="1832"/>
-          <w:tab w:val="left" w:pos="2748"/>
-          <w:tab w:val="left" w:pos="3664"/>
-          <w:tab w:val="left" w:pos="4580"/>
-          <w:tab w:val="left" w:pos="5496"/>
-          <w:tab w:val="left" w:pos="6412"/>
-          <w:tab w:val="left" w:pos="7328"/>
-          <w:tab w:val="left" w:pos="8244"/>
-          <w:tab w:val="left" w:pos="9160"/>
-          <w:tab w:val="left" w:pos="10076"/>
-          <w:tab w:val="left" w:pos="10992"/>
-          <w:tab w:val="left" w:pos="11908"/>
-          <w:tab w:val="left" w:pos="12824"/>
-          <w:tab w:val="left" w:pos="13740"/>
-          <w:tab w:val="left" w:pos="14656"/>
-        </w:tabs>
-        <w:spacing w:after="0" w:line="240" w:lineRule="auto"/>
-        <w:rPr>
-          <w:rFonts w:ascii="Courier New" w:eastAsia="Times New Roman" w:hAnsi="Courier New" w:cs="Courier New"/>
-          <w:kern w:val="0"/>
-          <w:sz w:val="20"/>
-          <w:szCs w:val="20"/>
-          <w14:ligatures w14:val="none"/>
-        </w:rPr>
-      </w:pPr>
-      <w:r>
-        <w:rPr>
-          <w:rFonts w:ascii="Courier New" w:eastAsia="Times New Roman" w:hAnsi="Courier New" w:cs="Courier New"/>
-          <w:kern w:val="0"/>
-          <w:sz w:val="20"/>
-          <w:szCs w:val="20"/>
-          <w14:ligatures w14:val="none"/>
-        </w:rPr>
-        <w:t>{</w:t>
-      </w:r>
-    </w:p>
-    <w:p>
-      <w:pPr>
-        <w:tabs>
-          <w:tab w:val="left" w:pos="916"/>
-          <w:tab w:val="left" w:pos="1832"/>
-          <w:tab w:val="left" w:pos="2748"/>
-          <w:tab w:val="left" w:pos="3664"/>
-          <w:tab w:val="left" w:pos="4580"/>
-          <w:tab w:val="left" w:pos="5496"/>
-          <w:tab w:val="left" w:pos="6412"/>
-          <w:tab w:val="left" w:pos="7328"/>
-          <w:tab w:val="left" w:pos="8244"/>
-          <w:tab w:val="left" w:pos="9160"/>
-          <w:tab w:val="left" w:pos="10076"/>
-          <w:tab w:val="left" w:pos="10992"/>
-          <w:tab w:val="left" w:pos="11908"/>
-          <w:tab w:val="left" w:pos="12824"/>
-          <w:tab w:val="left" w:pos="13740"/>
-          <w:tab w:val="left" w:pos="14656"/>
-        </w:tabs>
-        <w:spacing w:after="0" w:line="240" w:lineRule="auto"/>
-        <w:rPr>
-          <w:rFonts w:ascii="Courier New" w:eastAsia="Times New Roman" w:hAnsi="Courier New" w:cs="Courier New"/>
-          <w:kern w:val="0"/>
-          <w:sz w:val="20"/>
-          <w:szCs w:val="20"/>
-          <w14:ligatures w14:val="none"/>
-        </w:rPr>
-      </w:pPr>
-      <w:r>
-        <w:rPr>
-          <w:rFonts w:ascii="Courier New" w:eastAsia="Times New Roman" w:hAnsi="Courier New" w:cs="Courier New"/>
-          <w:kern w:val="0"/>
-          <w:sz w:val="20"/>
-          <w:szCs w:val="20"/>
-          <w14:ligatures w14:val="none"/>
-        </w:rPr>
-        <w:t xml:space="preserve">  "auditId": "AUD-20251010-001",</w:t>
-      </w:r>
-    </w:p>
-    <w:p>
-      <w:pPr>
-        <w:tabs>
-          <w:tab w:val="left" w:pos="916"/>
-          <w:tab w:val="left" w:pos="1832"/>
-          <w:tab w:val="left" w:pos="2748"/>
-          <w:tab w:val="left" w:pos="3664"/>
-          <w:tab w:val="left" w:pos="4580"/>
-          <w:tab w:val="left" w:pos="5496"/>
-          <w:tab w:val="left" w:pos="6412"/>
-          <w:tab w:val="left" w:pos="7328"/>
-          <w:tab w:val="left" w:pos="8244"/>
-          <w:tab w:val="left" w:pos="9160"/>
-          <w:tab w:val="left" w:pos="10076"/>
-          <w:tab w:val="left" w:pos="10992"/>
-          <w:tab w:val="left" w:pos="11908"/>
-          <w:tab w:val="left" w:pos="12824"/>
-          <w:tab w:val="left" w:pos="13740"/>
-          <w:tab w:val="left" w:pos="14656"/>
-        </w:tabs>
-        <w:spacing w:after="0" w:line="240" w:lineRule="auto"/>
-        <w:rPr>
-          <w:rFonts w:ascii="Courier New" w:eastAsia="Times New Roman" w:hAnsi="Courier New" w:cs="Courier New"/>
-          <w:kern w:val="0"/>
-          <w:sz w:val="20"/>
-          <w:szCs w:val="20"/>
-          <w14:ligatures w14:val="none"/>
-        </w:rPr>
-      </w:pPr>
-      <w:r>
-        <w:rPr>
-          <w:rFonts w:ascii="Courier New" w:eastAsia="Times New Roman" w:hAnsi="Courier New" w:cs="Courier New"/>
-          <w:kern w:val="0"/>
-          <w:sz w:val="20"/>
-          <w:szCs w:val="20"/>
-          <w14:ligatures w14:val="none"/>
-        </w:rPr>
-        <w:t xml:space="preserve">  "actor": { "type": "MEMBER", "id": "M-12345" },</w:t>
-      </w:r>
-    </w:p>
-    <w:p>
-      <w:pPr>
-        <w:tabs>
-          <w:tab w:val="left" w:pos="916"/>
-          <w:tab w:val="left" w:pos="1832"/>
-          <w:tab w:val="left" w:pos="2748"/>
-          <w:tab w:val="left" w:pos="3664"/>
-          <w:tab w:val="left" w:pos="4580"/>
-          <w:tab w:val="left" w:pos="5496"/>
-          <w:tab w:val="left" w:pos="6412"/>
-          <w:tab w:val="left" w:pos="7328"/>
-          <w:tab w:val="left" w:pos="8244"/>
-          <w:tab w:val="left" w:pos="9160"/>
-          <w:tab w:val="left" w:pos="10076"/>
-          <w:tab w:val="left" w:pos="10992"/>
-          <w:tab w:val="left" w:pos="11908"/>
-          <w:tab w:val="left" w:pos="12824"/>
-          <w:tab w:val="left" w:pos="13740"/>
-          <w:tab w:val="left" w:pos="14656"/>
-        </w:tabs>
-        <w:spacing w:after="0" w:line="240" w:lineRule="auto"/>
-        <w:rPr>
-          <w:rFonts w:ascii="Courier New" w:eastAsia="Times New Roman" w:hAnsi="Courier New" w:cs="Courier New"/>
-          <w:kern w:val="0"/>
-          <w:sz w:val="20"/>
-          <w:szCs w:val="20"/>
-          <w14:ligatures w14:val="none"/>
-        </w:rPr>
-      </w:pPr>
-      <w:r>
-        <w:rPr>
-          <w:rFonts w:ascii="Courier New" w:eastAsia="Times New Roman" w:hAnsi="Courier New" w:cs="Courier New"/>
-          <w:kern w:val="0"/>
-          <w:sz w:val="20"/>
-          <w:szCs w:val="20"/>
-          <w14:ligatures w14:val="none"/>
-        </w:rPr>
-        <w:t xml:space="preserve">  "domain": "PBM",</w:t>
-      </w:r>
-    </w:p>
-    <w:p>
-      <w:pPr>
-        <w:tabs>
-          <w:tab w:val="left" w:pos="916"/>
-          <w:tab w:val="left" w:pos="1832"/>
-          <w:tab w:val="left" w:pos="2748"/>
-          <w:tab w:val="left" w:pos="3664"/>
-          <w:tab w:val="left" w:pos="4580"/>
-          <w:tab w:val="left" w:pos="5496"/>
-          <w:tab w:val="left" w:pos="6412"/>
-          <w:tab w:val="left" w:pos="7328"/>
-          <w:tab w:val="left" w:pos="8244"/>
-          <w:tab w:val="left" w:pos="9160"/>
-          <w:tab w:val="left" w:pos="10076"/>
-          <w:tab w:val="left" w:pos="10992"/>
-          <w:tab w:val="left" w:pos="11908"/>
-          <w:tab w:val="left" w:pos="12824"/>
-          <w:tab w:val="left" w:pos="13740"/>
-          <w:tab w:val="left" w:pos="14656"/>
-        </w:tabs>
-        <w:spacing w:after="0" w:line="240" w:lineRule="auto"/>
-        <w:rPr>
-          <w:rFonts w:ascii="Courier New" w:eastAsia="Times New Roman" w:hAnsi="Courier New" w:cs="Courier New"/>
-          <w:kern w:val="0"/>
-          <w:sz w:val="20"/>
-          <w:szCs w:val="20"/>
-          <w14:ligatures w14:val="none"/>
-        </w:rPr>
-      </w:pPr>
-      <w:r>
-        <w:rPr>
-          <w:rFonts w:ascii="Courier New" w:eastAsia="Times New Roman" w:hAnsi="Courier New" w:cs="Courier New"/>
-          <w:kern w:val="0"/>
-          <w:sz w:val="20"/>
-          <w:szCs w:val="20"/>
-          <w14:ligatures w14:val="none"/>
-        </w:rPr>
-        <w:t xml:space="preserve">  "orderId": "ORD-10001",</w:t>
-      </w:r>
-    </w:p>
-    <w:p>
-      <w:pPr>
-        <w:tabs>
-          <w:tab w:val="left" w:pos="916"/>
-          <w:tab w:val="left" w:pos="1832"/>
-          <w:tab w:val="left" w:pos="2748"/>
-          <w:tab w:val="left" w:pos="3664"/>
-          <w:tab w:val="left" w:pos="4580"/>
-          <w:tab w:val="left" w:pos="5496"/>
-          <w:tab w:val="left" w:pos="6412"/>
-          <w:tab w:val="left" w:pos="7328"/>
-          <w:tab w:val="left" w:pos="8244"/>
-          <w:tab w:val="left" w:pos="9160"/>
-          <w:tab w:val="left" w:pos="10076"/>
-          <w:tab w:val="left" w:pos="10992"/>
-          <w:tab w:val="left" w:pos="11908"/>
-          <w:tab w:val="left" w:pos="12824"/>
-          <w:tab w:val="left" w:pos="13740"/>
-          <w:tab w:val="left" w:pos="14656"/>
-        </w:tabs>
-        <w:spacing w:after="0" w:line="240" w:lineRule="auto"/>
-        <w:rPr>
-          <w:rFonts w:ascii="Courier New" w:eastAsia="Times New Roman" w:hAnsi="Courier New" w:cs="Courier New"/>
-          <w:kern w:val="0"/>
-          <w:sz w:val="20"/>
-          <w:szCs w:val="20"/>
-          <w14:ligatures w14:val="none"/>
-        </w:rPr>
-      </w:pPr>
-      <w:r>
-        <w:rPr>
-          <w:rFonts w:ascii="Courier New" w:eastAsia="Times New Roman" w:hAnsi="Courier New" w:cs="Courier New"/>
-          <w:kern w:val="0"/>
-          <w:sz w:val="20"/>
-          <w:szCs w:val="20"/>
-          <w14:ligatures w14:val="none"/>
-        </w:rPr>
-        <w:t xml:space="preserve">  "rx": ["1234567"],</w:t>
-      </w:r>
-    </w:p>
-    <w:p>
-      <w:pPr>
-        <w:tabs>
-          <w:tab w:val="left" w:pos="916"/>
-          <w:tab w:val="left" w:pos="1832"/>
-          <w:tab w:val="left" w:pos="2748"/>
-          <w:tab w:val="left" w:pos="3664"/>
-          <w:tab w:val="left" w:pos="4580"/>
-          <w:tab w:val="left" w:pos="5496"/>
-          <w:tab w:val="left" w:pos="6412"/>
-          <w:tab w:val="left" w:pos="7328"/>
-          <w:tab w:val="left" w:pos="8244"/>
-          <w:tab w:val="left" w:pos="9160"/>
-          <w:tab w:val="left" w:pos="10076"/>
-          <w:tab w:val="left" w:pos="10992"/>
-          <w:tab w:val="left" w:pos="11908"/>
-          <w:tab w:val="left" w:pos="12824"/>
-          <w:tab w:val="left" w:pos="13740"/>
-          <w:tab w:val="left" w:pos="14656"/>
-        </w:tabs>
-        <w:spacing w:after="0" w:line="240" w:lineRule="auto"/>
-        <w:rPr>
-          <w:rFonts w:ascii="Courier New" w:eastAsia="Times New Roman" w:hAnsi="Courier New" w:cs="Courier New"/>
-          <w:kern w:val="0"/>
-          <w:sz w:val="20"/>
-          <w:szCs w:val="20"/>
-          <w14:ligatures w14:val="none"/>
-        </w:rPr>
-      </w:pPr>
-      <w:r>
-        <w:rPr>
-          <w:rFonts w:ascii="Courier New" w:eastAsia="Times New Roman" w:hAnsi="Courier New" w:cs="Courier New"/>
-          <w:kern w:val="0"/>
-          <w:sz w:val="20"/>
-          <w:szCs w:val="20"/>
-          <w14:ligatures w14:val="none"/>
-        </w:rPr>
-        <w:t xml:space="preserve">  "action": "HOLD_RELEASED",</w:t>
-      </w:r>
-    </w:p>
-    <w:p>
-      <w:pPr>
-        <w:tabs>
-          <w:tab w:val="left" w:pos="916"/>
-          <w:tab w:val="left" w:pos="1832"/>
-          <w:tab w:val="left" w:pos="2748"/>
-          <w:tab w:val="left" w:pos="3664"/>
-          <w:tab w:val="left" w:pos="4580"/>
-          <w:tab w:val="left" w:pos="5496"/>
-          <w:tab w:val="left" w:pos="6412"/>
-          <w:tab w:val="left" w:pos="7328"/>
-          <w:tab w:val="left" w:pos="8244"/>
-          <w:tab w:val="left" w:pos="9160"/>
-          <w:tab w:val="left" w:pos="10076"/>
-          <w:tab w:val="left" w:pos="10992"/>
-          <w:tab w:val="left" w:pos="11908"/>
-          <w:tab w:val="left" w:pos="12824"/>
-          <w:tab w:val="left" w:pos="13740"/>
-          <w:tab w:val="left" w:pos="14656"/>
-        </w:tabs>
-        <w:spacing w:after="0" w:line="240" w:lineRule="auto"/>
-        <w:rPr>
-          <w:rFonts w:ascii="Courier New" w:eastAsia="Times New Roman" w:hAnsi="Courier New" w:cs="Courier New"/>
-          <w:kern w:val="0"/>
-          <w:sz w:val="20"/>
-          <w:szCs w:val="20"/>
-          <w14:ligatures w14:val="none"/>
-        </w:rPr>
-      </w:pPr>
-      <w:r>
-        <w:rPr>
-          <w:rFonts w:ascii="Courier New" w:eastAsia="Times New Roman" w:hAnsi="Courier New" w:cs="Courier New"/>
-          <w:kern w:val="0"/>
-          <w:sz w:val="20"/>
-          <w:szCs w:val="20"/>
-          <w14:ligatures w14:val="none"/>
-        </w:rPr>
-        <w:t xml:space="preserve">  "traceId": "TRACE-...",</w:t>
-      </w:r>
-    </w:p>
-    <w:p>
-      <w:pPr>
-        <w:tabs>
-          <w:tab w:val="left" w:pos="916"/>
-          <w:tab w:val="left" w:pos="1832"/>
-          <w:tab w:val="left" w:pos="2748"/>
-          <w:tab w:val="left" w:pos="3664"/>
-          <w:tab w:val="left" w:pos="4580"/>
-          <w:tab w:val="left" w:pos="5496"/>
-          <w:tab w:val="left" w:pos="6412"/>
-          <w:tab w:val="left" w:pos="7328"/>
-          <w:tab w:val="left" w:pos="8244"/>
-          <w:tab w:val="left" w:pos="9160"/>
-          <w:tab w:val="left" w:pos="10076"/>
-          <w:tab w:val="left" w:pos="10992"/>
-          <w:tab w:val="left" w:pos="11908"/>
-          <w:tab w:val="left" w:pos="12824"/>
-          <w:tab w:val="left" w:pos="13740"/>
-          <w:tab w:val="left" w:pos="14656"/>
-        </w:tabs>
-        <w:spacing w:after="0" w:line="240" w:lineRule="auto"/>
-        <w:rPr>
-          <w:rFonts w:ascii="Courier New" w:eastAsia="Times New Roman" w:hAnsi="Courier New" w:cs="Courier New"/>
-          <w:kern w:val="0"/>
-          <w:sz w:val="20"/>
-          <w:szCs w:val="20"/>
-          <w14:ligatures w14:val="none"/>
-        </w:rPr>
-      </w:pPr>
-      <w:r>
-        <w:rPr>
-          <w:rFonts w:ascii="Courier New" w:eastAsia="Times New Roman" w:hAnsi="Courier New" w:cs="Courier New"/>
-          <w:kern w:val="0"/>
-          <w:sz w:val="20"/>
-          <w:szCs w:val="20"/>
-          <w14:ligatures w14:val="none"/>
-        </w:rPr>
-        <w:t xml:space="preserve">  "timestamp": "2025-10-10T14:31:22Z"</w:t>
-      </w:r>
-    </w:p>
-    <w:p>
-      <w:pPr>
-        <w:tabs>
-          <w:tab w:val="left" w:pos="916"/>
-          <w:tab w:val="left" w:pos="1832"/>
-          <w:tab w:val="left" w:pos="2748"/>
-          <w:tab w:val="left" w:pos="3664"/>
-          <w:tab w:val="left" w:pos="4580"/>
-          <w:tab w:val="left" w:pos="5496"/>
-          <w:tab w:val="left" w:pos="6412"/>
-          <w:tab w:val="left" w:pos="7328"/>
-          <w:tab w:val="left" w:pos="8244"/>
-          <w:tab w:val="left" w:pos="9160"/>
-          <w:tab w:val="left" w:pos="10076"/>
-          <w:tab w:val="left" w:pos="10992"/>
-          <w:tab w:val="left" w:pos="11908"/>
-          <w:tab w:val="left" w:pos="12824"/>
-          <w:tab w:val="left" w:pos="13740"/>
-          <w:tab w:val="left" w:pos="14656"/>
-        </w:tabs>
-        <w:spacing w:after="0" w:line="240" w:lineRule="auto"/>
-        <w:rPr>
-          <w:rFonts w:ascii="Courier New" w:eastAsia="Times New Roman" w:hAnsi="Courier New" w:cs="Courier New"/>
-          <w:kern w:val="0"/>
-          <w:sz w:val="20"/>
-          <w:szCs w:val="20"/>
-          <w14:ligatures w14:val="none"/>
-        </w:rPr>
-      </w:pPr>
-      <w:r>
-        <w:rPr>
-          <w:rFonts w:ascii="Courier New" w:eastAsia="Times New Roman" w:hAnsi="Courier New" w:cs="Courier New"/>
-          <w:kern w:val="0"/>
-          <w:sz w:val="20"/>
-          <w:szCs w:val="20"/>
-          <w14:ligatures w14:val="none"/>
-        </w:rPr>
-        <w:t>}</w:t>
-      </w:r>
-    </w:p>
-    <w:p>
-      <w:pPr>
-        <w:spacing w:after="0" w:line="240" w:lineRule="auto"/>
-        <w:rPr>
-          <w:rFonts w:ascii="Times New Roman" w:eastAsia="Times New Roman" w:hAnsi="Times New Roman" w:cs="Times New Roman"/>
-          <w:kern w:val="0"/>
-          <w14:ligatures w14:val="none"/>
-        </w:rPr>
-      </w:pPr>
-      <w:r>
-        <w:rPr>
-          <w:rFonts w:ascii="Times New Roman" w:eastAsia="Times New Roman" w:hAnsi="Times New Roman" w:cs="Times New Roman"/>
-          <w:kern w:val="0"/>
-          <w14:ligatures w14:val="none"/>
-        </w:rPr>
-        <w:pict w14:anchorId="1800A1FC">
-          <v:rect id="_x0000_i1031" style="width:0;height:1.5pt" o:hralign="center" o:hrstd="t" o:hr="t" fillcolor="#a0a0a0" stroked="f"/>
-        </w:pict>
-      </w:r>
-    </w:p>
-    <w:p>
-      <w:pPr>
-        <w:spacing w:before="100" w:beforeAutospacing="1" w:after="100" w:afterAutospacing="1" w:line="240" w:lineRule="auto"/>
-        <w:outlineLvl w:val="1"/>
-        <w:rPr>
-          <w:rFonts w:ascii="Times New Roman" w:eastAsia="Times New Roman" w:hAnsi="Times New Roman" w:cs="Times New Roman"/>
-          <w:b/>
-          <w:bCs/>
-          <w:kern w:val="0"/>
-          <w:sz w:val="36"/>
-          <w:szCs w:val="36"/>
-          <w14:ligatures w14:val="none"/>
-        </w:rPr>
-      </w:pPr>
-      <w:r>
-        <w:rPr>
-          <w:rFonts w:ascii="Times New Roman" w:eastAsia="Times New Roman" w:hAnsi="Times New Roman" w:cs="Times New Roman"/>
-          <w:b/>
-          <w:bCs/>
-          <w:kern w:val="0"/>
-          <w:sz w:val="36"/>
-          <w:szCs w:val="36"/>
-          <w14:ligatures w14:val="none"/>
-        </w:rPr>
-        <w:lastRenderedPageBreak/>
         <w:t>7) Error Handling &amp; Edge Cases</w:t>
       </w:r>
     </w:p>
@@ -8309,6 +7521,7 @@
         </w:rPr>
         <w:t xml:space="preserve">: Support array of </w:t>
       </w:r>
+      <w:proofErr w:type="spellStart"/>
       <w:r>
         <w:rPr>
           <w:rFonts w:ascii="Courier New" w:eastAsia="Times New Roman" w:hAnsi="Courier New" w:cs="Courier New"/>
@@ -8319,6 +7532,7 @@
         </w:rPr>
         <w:t>rxNumber</w:t>
       </w:r>
+      <w:proofErr w:type="spellEnd"/>
       <w:r>
         <w:rPr>
           <w:rFonts w:ascii="Times New Roman" w:eastAsia="Times New Roman" w:hAnsi="Times New Roman" w:cs="Times New Roman"/>
@@ -8340,11 +7554,11 @@
       <w:r>
         <w:rPr>
           <w:rFonts w:ascii="Times New Roman" w:eastAsia="Times New Roman" w:hAnsi="Times New Roman" w:cs="Times New Roman"/>
-          <w:kern w:val="0"/>
-          <w14:ligatures w14:val="none"/>
+          <w:noProof/>
+          <w:kern w:val="0"/>
         </w:rPr>
         <w:pict w14:anchorId="6B52ED34">
-          <v:rect id="_x0000_i1032" style="width:0;height:1.5pt" o:hralign="center" o:hrstd="t" o:hr="t" fillcolor="#a0a0a0" stroked="f"/>
+          <v:rect id="_x0000_i1028" alt="" style="width:468pt;height:.05pt;mso-width-percent:0;mso-height-percent:0;mso-width-percent:0;mso-height-percent:0" o:hralign="center" o:hrstd="t" o:hr="t" fillcolor="#a0a0a0" stroked="f"/>
         </w:pict>
       </w:r>
     </w:p>
@@ -8468,8 +7682,36 @@
           <w:kern w:val="0"/>
           <w14:ligatures w14:val="none"/>
         </w:rPr>
-        <w:t>: p95 GET ≤ 300 ms; p95 POST ≤ 600 ms.</w:t>
-      </w:r>
+        <w:t xml:space="preserve">: p95 GET ≤ 300 </w:t>
+      </w:r>
+      <w:proofErr w:type="spellStart"/>
+      <w:r>
+        <w:rPr>
+          <w:rFonts w:ascii="Times New Roman" w:eastAsia="Times New Roman" w:hAnsi="Times New Roman" w:cs="Times New Roman"/>
+          <w:kern w:val="0"/>
+          <w14:ligatures w14:val="none"/>
+        </w:rPr>
+        <w:t>ms</w:t>
+      </w:r>
+      <w:proofErr w:type="spellEnd"/>
+      <w:r>
+        <w:rPr>
+          <w:rFonts w:ascii="Times New Roman" w:eastAsia="Times New Roman" w:hAnsi="Times New Roman" w:cs="Times New Roman"/>
+          <w:kern w:val="0"/>
+          <w14:ligatures w14:val="none"/>
+        </w:rPr>
+        <w:t xml:space="preserve">; p95 POST ≤ 600 </w:t>
+      </w:r>
+      <w:proofErr w:type="spellStart"/>
+      <w:r>
+        <w:rPr>
+          <w:rFonts w:ascii="Times New Roman" w:eastAsia="Times New Roman" w:hAnsi="Times New Roman" w:cs="Times New Roman"/>
+          <w:kern w:val="0"/>
+          <w14:ligatures w14:val="none"/>
+        </w:rPr>
+        <w:t>ms.</w:t>
+      </w:r>
+      <w:proofErr w:type="spellEnd"/>
     </w:p>
     <w:p>
       <w:pPr>
@@ -8574,6 +7816,7 @@
           <w:kern w:val="0"/>
           <w14:ligatures w14:val="none"/>
         </w:rPr>
+        <w:lastRenderedPageBreak/>
         <w:t>Compliance</w:t>
       </w:r>
       <w:r>
@@ -8629,11 +7872,11 @@
       <w:r>
         <w:rPr>
           <w:rFonts w:ascii="Times New Roman" w:eastAsia="Times New Roman" w:hAnsi="Times New Roman" w:cs="Times New Roman"/>
-          <w:kern w:val="0"/>
-          <w14:ligatures w14:val="none"/>
+          <w:noProof/>
+          <w:kern w:val="0"/>
         </w:rPr>
         <w:pict w14:anchorId="6762C79E">
-          <v:rect id="_x0000_i1033" style="width:0;height:1.5pt" o:hralign="center" o:hrstd="t" o:hr="t" fillcolor="#a0a0a0" stroked="f"/>
+          <v:rect id="_x0000_i1027" alt="" style="width:468pt;height:.05pt;mso-width-percent:0;mso-height-percent:0;mso-width-percent:0;mso-height-percent:0" o:hralign="center" o:hrstd="t" o:hr="t" fillcolor="#a0a0a0" stroked="f"/>
         </w:pict>
       </w:r>
     </w:p>
@@ -8763,6 +8006,7 @@
         </w:rPr>
         <w:t xml:space="preserve"> accepts tokenized payment; returns a </w:t>
       </w:r>
+      <w:proofErr w:type="spellStart"/>
       <w:r>
         <w:rPr>
           <w:rFonts w:ascii="Courier New" w:eastAsia="Times New Roman" w:hAnsi="Courier New" w:cs="Courier New"/>
@@ -8773,6 +8017,7 @@
         </w:rPr>
         <w:t>consentReference</w:t>
       </w:r>
+      <w:proofErr w:type="spellEnd"/>
       <w:r>
         <w:rPr>
           <w:rFonts w:ascii="Times New Roman" w:eastAsia="Times New Roman" w:hAnsi="Times New Roman" w:cs="Times New Roman"/>
@@ -8821,7 +8066,29 @@
           <w:szCs w:val="20"/>
           <w14:ligatures w14:val="none"/>
         </w:rPr>
-        <w:t>POST /experience/orders/{orderId}/resolve-payment-hold</w:t>
+        <w:t>POST /experience/orders/{</w:t>
+      </w:r>
+      <w:proofErr w:type="spellStart"/>
+      <w:r>
+        <w:rPr>
+          <w:rFonts w:ascii="Courier New" w:eastAsia="Times New Roman" w:hAnsi="Courier New" w:cs="Courier New"/>
+          <w:kern w:val="0"/>
+          <w:sz w:val="20"/>
+          <w:szCs w:val="20"/>
+          <w14:ligatures w14:val="none"/>
+        </w:rPr>
+        <w:t>orderId</w:t>
+      </w:r>
+      <w:proofErr w:type="spellEnd"/>
+      <w:r>
+        <w:rPr>
+          <w:rFonts w:ascii="Courier New" w:eastAsia="Times New Roman" w:hAnsi="Courier New" w:cs="Courier New"/>
+          <w:kern w:val="0"/>
+          <w:sz w:val="20"/>
+          <w:szCs w:val="20"/>
+          <w14:ligatures w14:val="none"/>
+        </w:rPr>
+        <w:t>}/resolve-payment-hold</w:t>
       </w:r>
       <w:r>
         <w:rPr>
@@ -8839,7 +8106,51 @@
           <w:szCs w:val="20"/>
           <w14:ligatures w14:val="none"/>
         </w:rPr>
-        <w:t>{result:"released", auditId}</w:t>
+        <w:t>{</w:t>
+      </w:r>
+      <w:proofErr w:type="spellStart"/>
+      <w:r>
+        <w:rPr>
+          <w:rFonts w:ascii="Courier New" w:eastAsia="Times New Roman" w:hAnsi="Courier New" w:cs="Courier New"/>
+          <w:kern w:val="0"/>
+          <w:sz w:val="20"/>
+          <w:szCs w:val="20"/>
+          <w14:ligatures w14:val="none"/>
+        </w:rPr>
+        <w:t>result:"released</w:t>
+      </w:r>
+      <w:proofErr w:type="spellEnd"/>
+      <w:r>
+        <w:rPr>
+          <w:rFonts w:ascii="Courier New" w:eastAsia="Times New Roman" w:hAnsi="Courier New" w:cs="Courier New"/>
+          <w:kern w:val="0"/>
+          <w:sz w:val="20"/>
+          <w:szCs w:val="20"/>
+          <w14:ligatures w14:val="none"/>
+        </w:rPr>
+        <w:t xml:space="preserve">", </w:t>
+      </w:r>
+      <w:proofErr w:type="spellStart"/>
+      <w:r>
+        <w:rPr>
+          <w:rFonts w:ascii="Courier New" w:eastAsia="Times New Roman" w:hAnsi="Courier New" w:cs="Courier New"/>
+          <w:kern w:val="0"/>
+          <w:sz w:val="20"/>
+          <w:szCs w:val="20"/>
+          <w14:ligatures w14:val="none"/>
+        </w:rPr>
+        <w:t>auditId</w:t>
+      </w:r>
+      <w:proofErr w:type="spellEnd"/>
+      <w:r>
+        <w:rPr>
+          <w:rFonts w:ascii="Courier New" w:eastAsia="Times New Roman" w:hAnsi="Courier New" w:cs="Courier New"/>
+          <w:kern w:val="0"/>
+          <w:sz w:val="20"/>
+          <w:szCs w:val="20"/>
+          <w14:ligatures w14:val="none"/>
+        </w:rPr>
+        <w:t>}</w:t>
       </w:r>
       <w:r>
         <w:rPr>
@@ -8911,7 +8222,25 @@
           <w:kern w:val="0"/>
           <w14:ligatures w14:val="none"/>
         </w:rPr>
-        <w:t>: Every attempt (success/failure) is recorded with actor, IDs, traceId, and provider status.</w:t>
+        <w:t xml:space="preserve">: Every attempt (success/failure) is recorded with actor, IDs, </w:t>
+      </w:r>
+      <w:proofErr w:type="spellStart"/>
+      <w:r>
+        <w:rPr>
+          <w:rFonts w:ascii="Times New Roman" w:eastAsia="Times New Roman" w:hAnsi="Times New Roman" w:cs="Times New Roman"/>
+          <w:kern w:val="0"/>
+          <w14:ligatures w14:val="none"/>
+        </w:rPr>
+        <w:t>traceId</w:t>
+      </w:r>
+      <w:proofErr w:type="spellEnd"/>
+      <w:r>
+        <w:rPr>
+          <w:rFonts w:ascii="Times New Roman" w:eastAsia="Times New Roman" w:hAnsi="Times New Roman" w:cs="Times New Roman"/>
+          <w:kern w:val="0"/>
+          <w14:ligatures w14:val="none"/>
+        </w:rPr>
+        <w:t>, and provider status.</w:t>
       </w:r>
     </w:p>
     <w:p>
@@ -8958,11 +8287,11 @@
       <w:r>
         <w:rPr>
           <w:rFonts w:ascii="Times New Roman" w:eastAsia="Times New Roman" w:hAnsi="Times New Roman" w:cs="Times New Roman"/>
-          <w:kern w:val="0"/>
-          <w14:ligatures w14:val="none"/>
+          <w:noProof/>
+          <w:kern w:val="0"/>
         </w:rPr>
         <w:pict w14:anchorId="5390EF9C">
-          <v:rect id="_x0000_i1034" style="width:0;height:1.5pt" o:hralign="center" o:hrstd="t" o:hr="t" fillcolor="#a0a0a0" stroked="f"/>
+          <v:rect id="_x0000_i1026" alt="" style="width:468pt;height:.05pt;mso-width-percent:0;mso-height-percent:0;mso-width-percent:0;mso-height-percent:0" o:hralign="center" o:hrstd="t" o:hr="t" fillcolor="#a0a0a0" stroked="f"/>
         </w:pict>
       </w:r>
     </w:p>
@@ -9014,7 +8343,6 @@
           <w:kern w:val="0"/>
           <w14:ligatures w14:val="none"/>
         </w:rPr>
-        <w:lastRenderedPageBreak/>
         <w:t>Provider outage (Experience API)</w:t>
       </w:r>
       <w:r>
@@ -9102,11 +8430,11 @@
       <w:r>
         <w:rPr>
           <w:rFonts w:ascii="Times New Roman" w:eastAsia="Times New Roman" w:hAnsi="Times New Roman" w:cs="Times New Roman"/>
-          <w:kern w:val="0"/>
-          <w14:ligatures w14:val="none"/>
+          <w:noProof/>
+          <w:kern w:val="0"/>
         </w:rPr>
         <w:pict w14:anchorId="7A450D22">
-          <v:rect id="_x0000_i1035" style="width:0;height:1.5pt" o:hralign="center" o:hrstd="t" o:hr="t" fillcolor="#a0a0a0" stroked="f"/>
+          <v:rect id="_x0000_i1025" alt="" style="width:468pt;height:.05pt;mso-width-percent:0;mso-height-percent:0;mso-width-percent:0;mso-height-percent:0" o:hralign="center" o:hrstd="t" o:hr="t" fillcolor="#a0a0a0" stroked="f"/>
         </w:pict>
       </w:r>
     </w:p>
